--- a/pr-preview/pr-341/estimation-handout-tracked-changes.docx
+++ b/pr-preview/pr-341/estimation-handout-tracked-changes.docx
@@ -16,7 +16,7 @@
       </w:pPr>
       <w:del w:id="1" w:author="PR Preview" w:date="2026-01-01T00:00:00Z">
         <w:r>
-          <w:delText xml:space="preserve">Last modified: 2026-10-18 13:22:01 (PDT)</w:delText>
+          <w:delText xml:space="preserve">Last modified: 2026-10-18 14:21:43 (PDT)</w:delText>
         </w:r>
       </w:del>
     </w:p>
@@ -26,7 +26,7 @@
       </w:pPr>
       <w:ins w:id="2" w:author="PR Preview" w:date="2026-01-01T00:00:00Z">
         <w:r>
-          <w:t xml:space="preserve">Last modified: 2026-10-18 13:29:01 (PDT)</w:t>
+          <w:t xml:space="preserve">Last modified: 2026-10-18 14:27:47 (PDT)</w:t>
         </w:r>
       </w:ins>
     </w:p>
@@ -8466,9 +8466,25 @@
         </w:r>
       </w:ins>
       <m:oMath>
-        <m:r>
-          <m:t>μ</m:t>
-        </m:r>
+        <m:sSub>
+          <m:e>
+            <m:r>
+              <m:t>μ</m:t>
+            </m:r>
+          </m:e>
+          <m:sub>
+            <m:acc>
+              <m:accPr>
+                <m:chr m:val="̂"/>
+              </m:accPr>
+              <m:e>
+                <m:r>
+                  <m:t>θ</m:t>
+                </m:r>
+              </m:e>
+            </m:acc>
+          </m:sub>
+        </m:sSub>
         <m:r>
           <m:rPr>
             <m:sty m:val="p"/>
@@ -8579,7 +8595,39 @@
         <m:sSup>
           <m:e>
             <m:r>
-              <m:t>μ</m:t>
+              <m:t>​</m:t>
+            </m:r>
+            <m:d>
+              <m:dPr>
+                <m:begChr m:val="("/>
+                <m:sepChr m:val=""/>
+                <m:endChr m:val=")"/>
+                <m:grow/>
+              </m:dPr>
+              <m:e>
+                <m:sSub>
+                  <m:e>
+                    <m:r>
+                      <m:t>μ</m:t>
+                    </m:r>
+                  </m:e>
+                  <m:sub>
+                    <m:acc>
+                      <m:accPr>
+                        <m:chr m:val="̂"/>
+                      </m:accPr>
+                      <m:e>
+                        <m:r>
+                          <m:t>θ</m:t>
+                        </m:r>
+                      </m:e>
+                    </m:acc>
+                  </m:sub>
+                </m:sSub>
+              </m:e>
+            </m:d>
+            <m:r>
+              <m:t>​</m:t>
             </m:r>
           </m:e>
           <m:sup>
@@ -8638,7 +8686,39 @@
         <m:sSup>
           <m:e>
             <m:r>
-              <m:t>μ</m:t>
+              <m:t>​</m:t>
+            </m:r>
+            <m:d>
+              <m:dPr>
+                <m:begChr m:val="("/>
+                <m:sepChr m:val=""/>
+                <m:endChr m:val=")"/>
+                <m:grow/>
+              </m:dPr>
+              <m:e>
+                <m:sSub>
+                  <m:e>
+                    <m:r>
+                      <m:t>μ</m:t>
+                    </m:r>
+                  </m:e>
+                  <m:sub>
+                    <m:acc>
+                      <m:accPr>
+                        <m:chr m:val="̂"/>
+                      </m:accPr>
+                      <m:e>
+                        <m:r>
+                          <m:t>θ</m:t>
+                        </m:r>
+                      </m:e>
+                    </m:acc>
+                  </m:sub>
+                </m:sSub>
+              </m:e>
+            </m:d>
+            <m:r>
+              <m:t>​</m:t>
             </m:r>
           </m:e>
           <m:sup>
@@ -8656,9 +8736,25 @@
         <m:r>
           <m:t>2</m:t>
         </m:r>
-        <m:r>
-          <m:t>μ</m:t>
-        </m:r>
+        <m:sSub>
+          <m:e>
+            <m:r>
+              <m:t>μ</m:t>
+            </m:r>
+          </m:e>
+          <m:sub>
+            <m:acc>
+              <m:accPr>
+                <m:chr m:val="̂"/>
+              </m:accPr>
+              <m:e>
+                <m:r>
+                  <m:t>θ</m:t>
+                </m:r>
+              </m:e>
+            </m:acc>
+          </m:sub>
+        </m:sSub>
         <m:r>
           <m:t>θ</m:t>
         </m:r>
@@ -8816,7 +8912,39 @@
               <m:sSup>
                 <m:e>
                   <m:r>
-                    <m:t>μ</m:t>
+                    <m:t>​</m:t>
+                  </m:r>
+                  <m:d>
+                    <m:dPr>
+                      <m:begChr m:val="("/>
+                      <m:sepChr m:val=""/>
+                      <m:endChr m:val=")"/>
+                      <m:grow/>
+                    </m:dPr>
+                    <m:e>
+                      <m:sSub>
+                        <m:e>
+                          <m:r>
+                            <m:t>μ</m:t>
+                          </m:r>
+                        </m:e>
+                        <m:sub>
+                          <m:acc>
+                            <m:accPr>
+                              <m:chr m:val="̂"/>
+                            </m:accPr>
+                            <m:e>
+                              <m:r>
+                                <m:t>θ</m:t>
+                              </m:r>
+                            </m:e>
+                          </m:acc>
+                        </m:sub>
+                      </m:sSub>
+                    </m:e>
+                  </m:d>
+                  <m:r>
+                    <m:t>​</m:t>
                   </m:r>
                 </m:e>
                 <m:sup>
@@ -8834,9 +8962,25 @@
               <m:r>
                 <m:t>2</m:t>
               </m:r>
-              <m:r>
-                <m:t>μ</m:t>
-              </m:r>
+              <m:sSub>
+                <m:e>
+                  <m:r>
+                    <m:t>μ</m:t>
+                  </m:r>
+                </m:e>
+                <m:sub>
+                  <m:acc>
+                    <m:accPr>
+                      <m:chr m:val="̂"/>
+                    </m:accPr>
+                    <m:e>
+                      <m:r>
+                        <m:t>θ</m:t>
+                      </m:r>
+                    </m:e>
+                  </m:acc>
+                </m:sub>
+              </m:sSub>
               <m:r>
                 <m:t>θ</m:t>
               </m:r>
@@ -8923,7 +9067,39 @@
               <m:sSup>
                 <m:e>
                   <m:r>
-                    <m:t>μ</m:t>
+                    <m:t>​</m:t>
+                  </m:r>
+                  <m:d>
+                    <m:dPr>
+                      <m:begChr m:val="("/>
+                      <m:sepChr m:val=""/>
+                      <m:endChr m:val=")"/>
+                      <m:grow/>
+                    </m:dPr>
+                    <m:e>
+                      <m:sSub>
+                        <m:e>
+                          <m:r>
+                            <m:t>μ</m:t>
+                          </m:r>
+                        </m:e>
+                        <m:sub>
+                          <m:acc>
+                            <m:accPr>
+                              <m:chr m:val="̂"/>
+                            </m:accPr>
+                            <m:e>
+                              <m:r>
+                                <m:t>θ</m:t>
+                              </m:r>
+                            </m:e>
+                          </m:acc>
+                        </m:sub>
+                      </m:sSub>
+                    </m:e>
+                  </m:d>
+                  <m:r>
+                    <m:t>​</m:t>
                   </m:r>
                 </m:e>
                 <m:sup>
@@ -8941,9 +9117,25 @@
               <m:r>
                 <m:t>2</m:t>
               </m:r>
-              <m:r>
-                <m:t>μ</m:t>
-              </m:r>
+              <m:sSub>
+                <m:e>
+                  <m:r>
+                    <m:t>μ</m:t>
+                  </m:r>
+                </m:e>
+                <m:sub>
+                  <m:acc>
+                    <m:accPr>
+                      <m:chr m:val="̂"/>
+                    </m:accPr>
+                    <m:e>
+                      <m:r>
+                        <m:t>θ</m:t>
+                      </m:r>
+                    </m:e>
+                  </m:acc>
+                </m:sub>
+              </m:sSub>
               <m:r>
                 <m:t>θ</m:t>
               </m:r>
@@ -9021,7 +9213,39 @@
               <m:sSup>
                 <m:e>
                   <m:r>
-                    <m:t>μ</m:t>
+                    <m:t>​</m:t>
+                  </m:r>
+                  <m:d>
+                    <m:dPr>
+                      <m:begChr m:val="("/>
+                      <m:sepChr m:val=""/>
+                      <m:endChr m:val=")"/>
+                      <m:grow/>
+                    </m:dPr>
+                    <m:e>
+                      <m:sSub>
+                        <m:e>
+                          <m:r>
+                            <m:t>μ</m:t>
+                          </m:r>
+                        </m:e>
+                        <m:sub>
+                          <m:acc>
+                            <m:accPr>
+                              <m:chr m:val="̂"/>
+                            </m:accPr>
+                            <m:e>
+                              <m:r>
+                                <m:t>θ</m:t>
+                              </m:r>
+                            </m:e>
+                          </m:acc>
+                        </m:sub>
+                      </m:sSub>
+                    </m:e>
+                  </m:d>
+                  <m:r>
+                    <m:t>​</m:t>
                   </m:r>
                 </m:e>
                 <m:sup>
@@ -9104,9 +9328,25 @@
               <m:r>
                 <m:t>2</m:t>
               </m:r>
-              <m:r>
-                <m:t>μ</m:t>
-              </m:r>
+              <m:sSub>
+                <m:e>
+                  <m:r>
+                    <m:t>μ</m:t>
+                  </m:r>
+                </m:e>
+                <m:sub>
+                  <m:acc>
+                    <m:accPr>
+                      <m:chr m:val="̂"/>
+                    </m:accPr>
+                    <m:e>
+                      <m:r>
+                        <m:t>θ</m:t>
+                      </m:r>
+                    </m:e>
+                  </m:acc>
+                </m:sub>
+              </m:sSub>
               <m:r>
                 <m:t>θ</m:t>
               </m:r>
@@ -9137,7 +9377,39 @@
               <m:sSup>
                 <m:e>
                   <m:r>
-                    <m:t>μ</m:t>
+                    <m:t>​</m:t>
+                  </m:r>
+                  <m:d>
+                    <m:dPr>
+                      <m:begChr m:val="("/>
+                      <m:sepChr m:val=""/>
+                      <m:endChr m:val=")"/>
+                      <m:grow/>
+                    </m:dPr>
+                    <m:e>
+                      <m:sSub>
+                        <m:e>
+                          <m:r>
+                            <m:t>μ</m:t>
+                          </m:r>
+                        </m:e>
+                        <m:sub>
+                          <m:acc>
+                            <m:accPr>
+                              <m:chr m:val="̂"/>
+                            </m:accPr>
+                            <m:e>
+                              <m:r>
+                                <m:t>θ</m:t>
+                              </m:r>
+                            </m:e>
+                          </m:acc>
+                        </m:sub>
+                      </m:sSub>
+                    </m:e>
+                  </m:d>
+                  <m:r>
+                    <m:t>​</m:t>
                   </m:r>
                 </m:e>
                 <m:sup>
@@ -9155,7 +9427,39 @@
               <m:sSup>
                 <m:e>
                   <m:r>
-                    <m:t>μ</m:t>
+                    <m:t>​</m:t>
+                  </m:r>
+                  <m:d>
+                    <m:dPr>
+                      <m:begChr m:val="("/>
+                      <m:sepChr m:val=""/>
+                      <m:endChr m:val=")"/>
+                      <m:grow/>
+                    </m:dPr>
+                    <m:e>
+                      <m:sSub>
+                        <m:e>
+                          <m:r>
+                            <m:t>μ</m:t>
+                          </m:r>
+                        </m:e>
+                        <m:sub>
+                          <m:acc>
+                            <m:accPr>
+                              <m:chr m:val="̂"/>
+                            </m:accPr>
+                            <m:e>
+                              <m:r>
+                                <m:t>θ</m:t>
+                              </m:r>
+                            </m:e>
+                          </m:acc>
+                        </m:sub>
+                      </m:sSub>
+                    </m:e>
+                  </m:d>
+                  <m:r>
+                    <m:t>​</m:t>
                   </m:r>
                 </m:e>
                 <m:sup>
@@ -9238,9 +9542,25 @@
               <m:r>
                 <m:t>2</m:t>
               </m:r>
-              <m:r>
-                <m:t>μ</m:t>
-              </m:r>
+              <m:sSub>
+                <m:e>
+                  <m:r>
+                    <m:t>μ</m:t>
+                  </m:r>
+                </m:e>
+                <m:sub>
+                  <m:acc>
+                    <m:accPr>
+                      <m:chr m:val="̂"/>
+                    </m:accPr>
+                    <m:e>
+                      <m:r>
+                        <m:t>θ</m:t>
+                      </m:r>
+                    </m:e>
+                  </m:acc>
+                </m:sub>
+              </m:sSub>
               <m:r>
                 <m:t>θ</m:t>
               </m:r>
@@ -9282,7 +9602,39 @@
                   <m:sSup>
                     <m:e>
                       <m:r>
-                        <m:t>μ</m:t>
+                        <m:t>​</m:t>
+                      </m:r>
+                      <m:d>
+                        <m:dPr>
+                          <m:begChr m:val="("/>
+                          <m:sepChr m:val=""/>
+                          <m:endChr m:val=")"/>
+                          <m:grow/>
+                        </m:dPr>
+                        <m:e>
+                          <m:sSub>
+                            <m:e>
+                              <m:r>
+                                <m:t>μ</m:t>
+                              </m:r>
+                            </m:e>
+                            <m:sub>
+                              <m:acc>
+                                <m:accPr>
+                                  <m:chr m:val="̂"/>
+                                </m:accPr>
+                                <m:e>
+                                  <m:r>
+                                    <m:t>θ</m:t>
+                                  </m:r>
+                                </m:e>
+                              </m:acc>
+                            </m:sub>
+                          </m:sSub>
+                        </m:e>
+                      </m:d>
+                      <m:r>
+                        <m:t>​</m:t>
                       </m:r>
                     </m:e>
                     <m:sup>
@@ -9300,7 +9652,39 @@
                   <m:sSup>
                     <m:e>
                       <m:r>
-                        <m:t>μ</m:t>
+                        <m:t>​</m:t>
+                      </m:r>
+                      <m:d>
+                        <m:dPr>
+                          <m:begChr m:val="("/>
+                          <m:sepChr m:val=""/>
+                          <m:endChr m:val=")"/>
+                          <m:grow/>
+                        </m:dPr>
+                        <m:e>
+                          <m:sSub>
+                            <m:e>
+                              <m:r>
+                                <m:t>μ</m:t>
+                              </m:r>
+                            </m:e>
+                            <m:sub>
+                              <m:acc>
+                                <m:accPr>
+                                  <m:chr m:val="̂"/>
+                                </m:accPr>
+                                <m:e>
+                                  <m:r>
+                                    <m:t>θ</m:t>
+                                  </m:r>
+                                </m:e>
+                              </m:acc>
+                            </m:sub>
+                          </m:sSub>
+                        </m:e>
+                      </m:d>
+                      <m:r>
+                        <m:t>​</m:t>
                       </m:r>
                     </m:e>
                     <m:sup>
@@ -9388,9 +9772,25 @@
               <m:r>
                 <m:t>2</m:t>
               </m:r>
-              <m:r>
-                <m:t>μ</m:t>
-              </m:r>
+              <m:sSub>
+                <m:e>
+                  <m:r>
+                    <m:t>μ</m:t>
+                  </m:r>
+                </m:e>
+                <m:sub>
+                  <m:acc>
+                    <m:accPr>
+                      <m:chr m:val="̂"/>
+                    </m:accPr>
+                    <m:e>
+                      <m:r>
+                        <m:t>θ</m:t>
+                      </m:r>
+                    </m:e>
+                  </m:acc>
+                </m:sub>
+              </m:sSub>
               <m:r>
                 <m:t>θ</m:t>
               </m:r>
@@ -9523,9 +9923,25 @@
               <m:r>
                 <m:t>2</m:t>
               </m:r>
-              <m:r>
-                <m:t>μ</m:t>
-              </m:r>
+              <m:sSub>
+                <m:e>
+                  <m:r>
+                    <m:t>μ</m:t>
+                  </m:r>
+                </m:e>
+                <m:sub>
+                  <m:acc>
+                    <m:accPr>
+                      <m:chr m:val="̂"/>
+                    </m:accPr>
+                    <m:e>
+                      <m:r>
+                        <m:t>θ</m:t>
+                      </m:r>
+                    </m:e>
+                  </m:acc>
+                </m:sub>
+              </m:sSub>
               <m:r>
                 <m:t>θ</m:t>
               </m:r>

--- a/pr-preview/pr-341/estimation-handout-tracked-changes.docx
+++ b/pr-preview/pr-341/estimation-handout-tracked-changes.docx
@@ -26,7 +26,7 @@
       </w:pPr>
       <w:ins w:id="2" w:author="PR Preview" w:date="2026-01-01T00:00:00Z">
         <w:r>
-          <w:t xml:space="preserve">Last modified: 2026-10-18 14:27:47 (PDT)</w:t>
+          <w:t xml:space="preserve">Last modified: 2026-10-18 17:07:37 (PDT)</w:t>
         </w:r>
       </w:ins>
     </w:p>
@@ -8649,7 +8649,7 @@
       </w:ins>
       <w:ins w:id="16" w:author="PR Preview" w:date="2026-01-01T00:00:00Z">
         <w:r>
-          <w:t xml:space="preserve">and the squared bias from</w:t>
+          <w:t xml:space="preserve">and the squared</w:t>
         </w:r>
       </w:ins>
       <w:ins w:id="17" w:author="PR Preview" w:date="2026-01-01T00:00:00Z">
@@ -8657,13 +8657,13 @@
           <w:t xml:space="preserve"> </w:t>
         </w:r>
       </w:ins>
-      <w:hyperlink w:anchor="exr-sq-bias-expand">
+      <w:hyperlink w:anchor="def-bias">
         <w:ins w:id="18" w:author="PR Preview" w:date="2026-01-01T00:00:00Z">
           <w:r>
             <w:rPr>
               <w:rStyle w:val="Hyperlink"/>
             </w:rPr>
-            <w:t xml:space="preserve">Exercise 2</w:t>
+            <w:t xml:space="preserve">bias</w:t>
           </w:r>
         </w:ins>
       </w:hyperlink>
@@ -8674,10 +8674,35 @@
       </w:ins>
       <w:ins w:id="20" w:author="PR Preview" w:date="2026-01-01T00:00:00Z">
         <w:r>
+          <w:t xml:space="preserve">from</w:t>
+        </w:r>
+      </w:ins>
+      <w:ins w:id="21" w:author="PR Preview" w:date="2026-01-01T00:00:00Z">
+        <w:r>
+          <w:t xml:space="preserve"> </w:t>
+        </w:r>
+      </w:ins>
+      <w:hyperlink w:anchor="exr-sq-bias-expand">
+        <w:ins w:id="22" w:author="PR Preview" w:date="2026-01-01T00:00:00Z">
+          <w:r>
+            <w:rPr>
+              <w:rStyle w:val="Hyperlink"/>
+            </w:rPr>
+            <w:t xml:space="preserve">Exercise 2</w:t>
+          </w:r>
+        </w:ins>
+      </w:hyperlink>
+      <w:ins w:id="23" w:author="PR Preview" w:date="2026-01-01T00:00:00Z">
+        <w:r>
+          <w:t xml:space="preserve"> </w:t>
+        </w:r>
+      </w:ins>
+      <w:ins w:id="24" w:author="PR Preview" w:date="2026-01-01T00:00:00Z">
+        <w:r>
           <w:t xml:space="preserve">is</w:t>
         </w:r>
       </w:ins>
-      <w:ins w:id="21" w:author="PR Preview" w:date="2026-01-01T00:00:00Z">
+      <w:ins w:id="25" w:author="PR Preview" w:date="2026-01-01T00:00:00Z">
         <w:r>
           <w:t xml:space="preserve"> </w:t>
         </w:r>
@@ -8777,17 +8802,17 @@
           </m:sup>
         </m:sSup>
       </m:oMath>
-      <w:ins w:id="22" w:author="PR Preview" w:date="2026-01-01T00:00:00Z">
+      <w:ins w:id="26" w:author="PR Preview" w:date="2026-01-01T00:00:00Z">
         <w:r>
           <w:t xml:space="preserve">.</w:t>
         </w:r>
       </w:ins>
-      <w:ins w:id="23" w:author="PR Preview" w:date="2026-01-01T00:00:00Z">
+      <w:ins w:id="27" w:author="PR Preview" w:date="2026-01-01T00:00:00Z">
         <w:r>
           <w:t xml:space="preserve"> </w:t>
         </w:r>
       </w:ins>
-      <w:ins w:id="24" w:author="PR Preview" w:date="2026-01-01T00:00:00Z">
+      <w:ins w:id="28" w:author="PR Preview" w:date="2026-01-01T00:00:00Z">
         <w:r>
           <w:t xml:space="preserve">Add them and simplify:</w:t>
         </w:r>

--- a/pr-preview/pr-341/estimation-handout-tracked-changes.docx
+++ b/pr-preview/pr-341/estimation-handout-tracked-changes.docx
@@ -16,7 +16,7 @@
       </w:pPr>
       <w:del w:id="1" w:author="PR Preview" w:date="2026-01-01T00:00:00Z">
         <w:r>
-          <w:delText xml:space="preserve">Last modified: 2026-10-18 14:21:43 (PDT)</w:delText>
+          <w:delText xml:space="preserve">Last modified: 2026-10-18 17:33:29 (PDT)</w:delText>
         </w:r>
       </w:del>
     </w:p>
@@ -26,7 +26,7 @@
       </w:pPr>
       <w:ins w:id="2" w:author="PR Preview" w:date="2026-01-01T00:00:00Z">
         <w:r>
-          <w:t xml:space="preserve">Last modified: 2026-10-18 17:07:37 (PDT)</w:t>
+          <w:t xml:space="preserve">Last modified: 2026-10-18 22:00:53 (PDT)</w:t>
         </w:r>
       </w:ins>
     </w:p>
@@ -3894,7 +3894,7 @@
     </w:p>
     <w:bookmarkEnd w:id="36"/>
     <w:bookmarkEnd w:id="37"/>
-    <w:bookmarkStart w:id="106" w:name="sec-est-accuracy"/>
+    <w:bookmarkStart w:id="107" w:name="sec-est-accuracy"/>
     <w:p>
       <w:pPr>
         <w:pStyle w:val="Heading2"/>
@@ -6788,7 +6788,7 @@
     </w:p>
     <w:bookmarkEnd w:id="49"/>
     <w:bookmarkEnd w:id="50"/>
-    <w:bookmarkStart w:id="74" w:name="mean-squared-error"/>
+    <w:bookmarkStart w:id="75" w:name="mean-squared-error"/>
     <w:p>
       <w:pPr>
         <w:pStyle w:val="Heading3"/>
@@ -8206,7 +8206,7 @@
       </w:r>
     </w:p>
     <w:bookmarkEnd w:id="55"/>
-    <w:bookmarkStart w:id="59" w:name="sol-bias-sq-plus-var"/>
+    <w:bookmarkStart w:id="60" w:name="sol-bias-sq-plus-var"/>
     <w:p>
       <w:pPr>
         <w:pStyle w:val="BodyText"/>
@@ -8457,10 +8457,77 @@
       </w:pPr>
       <w:ins w:id="8" w:author="PR Preview" w:date="2026-01-01T00:00:00Z">
         <w:r>
-          <w:t xml:space="preserve">Let</w:t>
+          <w:t xml:space="preserve">Let the</w:t>
         </w:r>
       </w:ins>
       <w:ins w:id="9" w:author="PR Preview" w:date="2026-01-01T00:00:00Z">
+        <w:r>
+          <w:t xml:space="preserve"> </w:t>
+        </w:r>
+      </w:ins>
+      <w:hyperlink r:id="rId58">
+        <w:ins w:id="10" w:author="PR Preview" w:date="2026-01-01T00:00:00Z">
+          <w:r>
+            <w:rPr>
+              <w:rStyle w:val="Hyperlink"/>
+            </w:rPr>
+            <w:t xml:space="preserve">population mean</w:t>
+          </w:r>
+        </w:ins>
+      </w:hyperlink>
+      <w:ins w:id="11" w:author="PR Preview" w:date="2026-01-01T00:00:00Z">
+        <w:r>
+          <w:t xml:space="preserve"> </w:t>
+        </w:r>
+      </w:ins>
+      <w:ins w:id="12" w:author="PR Preview" w:date="2026-01-01T00:00:00Z">
+        <w:r>
+          <w:t xml:space="preserve">of the</w:t>
+        </w:r>
+      </w:ins>
+      <w:ins w:id="13" w:author="PR Preview" w:date="2026-01-01T00:00:00Z">
+        <w:r>
+          <w:t xml:space="preserve"> </w:t>
+        </w:r>
+      </w:ins>
+      <w:hyperlink w:anchor="def-estimator">
+        <w:ins w:id="14" w:author="PR Preview" w:date="2026-01-01T00:00:00Z">
+          <w:r>
+            <w:rPr>
+              <w:rStyle w:val="Hyperlink"/>
+            </w:rPr>
+            <w:t xml:space="preserve">estimator</w:t>
+          </w:r>
+        </w:ins>
+      </w:hyperlink>
+      <w:ins w:id="15" w:author="PR Preview" w:date="2026-01-01T00:00:00Z">
+        <w:r>
+          <w:t xml:space="preserve"> </w:t>
+        </w:r>
+      </w:ins>
+      <m:oMath>
+        <m:acc>
+          <m:accPr>
+            <m:chr m:val="̂"/>
+          </m:accPr>
+          <m:e>
+            <m:r>
+              <m:t>θ</m:t>
+            </m:r>
+          </m:e>
+        </m:acc>
+      </m:oMath>
+      <w:ins w:id="16" w:author="PR Preview" w:date="2026-01-01T00:00:00Z">
+        <w:r>
+          <w:t xml:space="preserve"> </w:t>
+        </w:r>
+      </w:ins>
+      <w:ins w:id="17" w:author="PR Preview" w:date="2026-01-01T00:00:00Z">
+        <w:r>
+          <w:t xml:space="preserve">be</w:t>
+        </w:r>
+      </w:ins>
+      <w:ins w:id="18" w:author="PR Preview" w:date="2026-01-01T00:00:00Z">
         <w:r>
           <w:t xml:space="preserve"> </w:t>
         </w:r>
@@ -8524,22 +8591,49 @@
           <m:t>​</m:t>
         </m:r>
       </m:oMath>
-      <w:ins w:id="10" w:author="PR Preview" w:date="2026-01-01T00:00:00Z">
+      <w:ins w:id="19" w:author="PR Preview" w:date="2026-01-01T00:00:00Z">
         <w:r>
           <w:t xml:space="preserve">.</w:t>
         </w:r>
       </w:ins>
-      <w:ins w:id="11" w:author="PR Preview" w:date="2026-01-01T00:00:00Z">
+      <w:ins w:id="20" w:author="PR Preview" w:date="2026-01-01T00:00:00Z">
         <w:r>
           <w:t xml:space="preserve"> </w:t>
         </w:r>
       </w:ins>
-      <w:ins w:id="12" w:author="PR Preview" w:date="2026-01-01T00:00:00Z">
+      <w:ins w:id="21" w:author="PR Preview" w:date="2026-01-01T00:00:00Z">
         <w:r>
-          <w:t xml:space="preserve">Then the variance is</w:t>
+          <w:t xml:space="preserve">Then the variance of</w:t>
         </w:r>
       </w:ins>
-      <w:ins w:id="13" w:author="PR Preview" w:date="2026-01-01T00:00:00Z">
+      <w:ins w:id="22" w:author="PR Preview" w:date="2026-01-01T00:00:00Z">
+        <w:r>
+          <w:t xml:space="preserve"> </w:t>
+        </w:r>
+      </w:ins>
+      <m:oMath>
+        <m:acc>
+          <m:accPr>
+            <m:chr m:val="̂"/>
+          </m:accPr>
+          <m:e>
+            <m:r>
+              <m:t>θ</m:t>
+            </m:r>
+          </m:e>
+        </m:acc>
+      </m:oMath>
+      <w:ins w:id="23" w:author="PR Preview" w:date="2026-01-01T00:00:00Z">
+        <w:r>
+          <w:t xml:space="preserve"> </w:t>
+        </w:r>
+      </w:ins>
+      <w:ins w:id="24" w:author="PR Preview" w:date="2026-01-01T00:00:00Z">
+        <w:r>
+          <w:t xml:space="preserve">is</w:t>
+        </w:r>
+      </w:ins>
+      <w:ins w:id="25" w:author="PR Preview" w:date="2026-01-01T00:00:00Z">
         <w:r>
           <w:t xml:space="preserve"> </w:t>
         </w:r>
@@ -8637,28 +8731,28 @@
           </m:sup>
         </m:sSup>
       </m:oMath>
-      <w:ins w:id="14" w:author="PR Preview" w:date="2026-01-01T00:00:00Z">
+      <w:ins w:id="26" w:author="PR Preview" w:date="2026-01-01T00:00:00Z">
         <w:r>
           <w:t xml:space="preserve">,</w:t>
         </w:r>
       </w:ins>
-      <w:ins w:id="15" w:author="PR Preview" w:date="2026-01-01T00:00:00Z">
+      <w:ins w:id="27" w:author="PR Preview" w:date="2026-01-01T00:00:00Z">
         <w:r>
           <w:t xml:space="preserve"> </w:t>
         </w:r>
       </w:ins>
-      <w:ins w:id="16" w:author="PR Preview" w:date="2026-01-01T00:00:00Z">
+      <w:ins w:id="28" w:author="PR Preview" w:date="2026-01-01T00:00:00Z">
         <w:r>
           <w:t xml:space="preserve">and the squared</w:t>
         </w:r>
       </w:ins>
-      <w:ins w:id="17" w:author="PR Preview" w:date="2026-01-01T00:00:00Z">
+      <w:ins w:id="29" w:author="PR Preview" w:date="2026-01-01T00:00:00Z">
         <w:r>
           <w:t xml:space="preserve"> </w:t>
         </w:r>
       </w:ins>
       <w:hyperlink w:anchor="def-bias">
-        <w:ins w:id="18" w:author="PR Preview" w:date="2026-01-01T00:00:00Z">
+        <w:ins w:id="30" w:author="PR Preview" w:date="2026-01-01T00:00:00Z">
           <w:r>
             <w:rPr>
               <w:rStyle w:val="Hyperlink"/>
@@ -8667,23 +8761,85 @@
           </w:r>
         </w:ins>
       </w:hyperlink>
-      <w:ins w:id="19" w:author="PR Preview" w:date="2026-01-01T00:00:00Z">
+      <w:ins w:id="31" w:author="PR Preview" w:date="2026-01-01T00:00:00Z">
         <w:r>
           <w:t xml:space="preserve"> </w:t>
         </w:r>
       </w:ins>
-      <w:ins w:id="20" w:author="PR Preview" w:date="2026-01-01T00:00:00Z">
+      <w:ins w:id="32" w:author="PR Preview" w:date="2026-01-01T00:00:00Z">
+        <w:r>
+          <w:t xml:space="preserve">of</w:t>
+        </w:r>
+      </w:ins>
+      <w:ins w:id="33" w:author="PR Preview" w:date="2026-01-01T00:00:00Z">
+        <w:r>
+          <w:t xml:space="preserve"> </w:t>
+        </w:r>
+      </w:ins>
+      <m:oMath>
+        <m:acc>
+          <m:accPr>
+            <m:chr m:val="̂"/>
+          </m:accPr>
+          <m:e>
+            <m:r>
+              <m:t>θ</m:t>
+            </m:r>
+          </m:e>
+        </m:acc>
+      </m:oMath>
+      <w:ins w:id="34" w:author="PR Preview" w:date="2026-01-01T00:00:00Z">
+        <w:r>
+          <w:t xml:space="preserve"> </w:t>
+        </w:r>
+      </w:ins>
+      <w:ins w:id="35" w:author="PR Preview" w:date="2026-01-01T00:00:00Z">
+        <w:r>
+          <w:t xml:space="preserve">for the</w:t>
+        </w:r>
+      </w:ins>
+      <w:ins w:id="36" w:author="PR Preview" w:date="2026-01-01T00:00:00Z">
+        <w:r>
+          <w:t xml:space="preserve"> </w:t>
+        </w:r>
+      </w:ins>
+      <w:hyperlink w:anchor="def-estimand">
+        <w:ins w:id="37" w:author="PR Preview" w:date="2026-01-01T00:00:00Z">
+          <w:r>
+            <w:rPr>
+              <w:rStyle w:val="Hyperlink"/>
+            </w:rPr>
+            <w:t xml:space="preserve">estimand</w:t>
+          </w:r>
+        </w:ins>
+      </w:hyperlink>
+      <w:ins w:id="38" w:author="PR Preview" w:date="2026-01-01T00:00:00Z">
+        <w:r>
+          <w:t xml:space="preserve"> </w:t>
+        </w:r>
+      </w:ins>
+      <m:oMath>
+        <m:r>
+          <m:t>θ</m:t>
+        </m:r>
+      </m:oMath>
+      <w:ins w:id="39" w:author="PR Preview" w:date="2026-01-01T00:00:00Z">
+        <w:r>
+          <w:t xml:space="preserve"> </w:t>
+        </w:r>
+      </w:ins>
+      <w:ins w:id="40" w:author="PR Preview" w:date="2026-01-01T00:00:00Z">
         <w:r>
           <w:t xml:space="preserve">from</w:t>
         </w:r>
       </w:ins>
-      <w:ins w:id="21" w:author="PR Preview" w:date="2026-01-01T00:00:00Z">
+      <w:ins w:id="41" w:author="PR Preview" w:date="2026-01-01T00:00:00Z">
         <w:r>
           <w:t xml:space="preserve"> </w:t>
         </w:r>
       </w:ins>
       <w:hyperlink w:anchor="exr-sq-bias-expand">
-        <w:ins w:id="22" w:author="PR Preview" w:date="2026-01-01T00:00:00Z">
+        <w:ins w:id="42" w:author="PR Preview" w:date="2026-01-01T00:00:00Z">
           <w:r>
             <w:rPr>
               <w:rStyle w:val="Hyperlink"/>
@@ -8692,17 +8848,17 @@
           </w:r>
         </w:ins>
       </w:hyperlink>
-      <w:ins w:id="23" w:author="PR Preview" w:date="2026-01-01T00:00:00Z">
+      <w:ins w:id="43" w:author="PR Preview" w:date="2026-01-01T00:00:00Z">
         <w:r>
           <w:t xml:space="preserve"> </w:t>
         </w:r>
       </w:ins>
-      <w:ins w:id="24" w:author="PR Preview" w:date="2026-01-01T00:00:00Z">
+      <w:ins w:id="44" w:author="PR Preview" w:date="2026-01-01T00:00:00Z">
         <w:r>
           <w:t xml:space="preserve">is</w:t>
         </w:r>
       </w:ins>
-      <w:ins w:id="25" w:author="PR Preview" w:date="2026-01-01T00:00:00Z">
+      <w:ins w:id="45" w:author="PR Preview" w:date="2026-01-01T00:00:00Z">
         <w:r>
           <w:t xml:space="preserve"> </w:t>
         </w:r>
@@ -8802,17 +8958,17 @@
           </m:sup>
         </m:sSup>
       </m:oMath>
-      <w:ins w:id="26" w:author="PR Preview" w:date="2026-01-01T00:00:00Z">
+      <w:ins w:id="46" w:author="PR Preview" w:date="2026-01-01T00:00:00Z">
         <w:r>
           <w:t xml:space="preserve">.</w:t>
         </w:r>
       </w:ins>
-      <w:ins w:id="27" w:author="PR Preview" w:date="2026-01-01T00:00:00Z">
+      <w:ins w:id="47" w:author="PR Preview" w:date="2026-01-01T00:00:00Z">
         <w:r>
           <w:t xml:space="preserve"> </w:t>
         </w:r>
       </w:ins>
-      <w:ins w:id="28" w:author="PR Preview" w:date="2026-01-01T00:00:00Z">
+      <w:ins w:id="48" w:author="PR Preview" w:date="2026-01-01T00:00:00Z">
         <w:r>
           <w:t xml:space="preserve">Add them and simplify:</w:t>
         </w:r>
@@ -8822,7 +8978,7 @@
       <w:pPr>
         <w:pStyle w:val="BodyText"/>
       </w:pPr>
-      <w:bookmarkStart w:id="58" w:name="eq-bias-sq-plus-var-exr-2"/>
+      <w:bookmarkStart w:id="59" w:name="eq-bias-sq-plus-var-exr-2"/>
       <m:oMathPara>
         <m:oMathParaPr>
           <m:jc m:val="center"/>
@@ -10051,10 +10207,10 @@
           </m:r>
         </m:oMath>
       </m:oMathPara>
-      <w:bookmarkEnd w:id="58"/>
+      <w:bookmarkEnd w:id="59"/>
     </w:p>
-    <w:bookmarkEnd w:id="59"/>
-    <w:bookmarkStart w:id="60" w:name="thm-bias-sq-plus-var"/>
+    <w:bookmarkEnd w:id="60"/>
+    <w:bookmarkStart w:id="61" w:name="thm-bias-sq-plus-var"/>
     <w:p>
       <w:pPr>
         <w:pStyle w:val="FirstParagraph"/>
@@ -10327,7 +10483,7 @@
         </m:oMath>
       </m:oMathPara>
     </w:p>
-    <w:bookmarkEnd w:id="60"/>
+    <w:bookmarkEnd w:id="61"/>
     <w:p>
       <w:pPr>
         <w:pStyle w:val="FirstParagraph"/>
@@ -10394,7 +10550,7 @@
         <w:t xml:space="preserve">.</w:t>
       </w:r>
     </w:p>
-    <w:bookmarkStart w:id="61" w:name="exr-mse-expand"/>
+    <w:bookmarkStart w:id="62" w:name="exr-mse-expand"/>
     <w:p>
       <w:pPr>
         <w:pStyle w:val="BodyText"/>
@@ -10567,8 +10723,8 @@
         <w:t xml:space="preserve">.</w:t>
       </w:r>
     </w:p>
-    <w:bookmarkEnd w:id="61"/>
-    <w:bookmarkStart w:id="62" w:name="sol-mse-expand"/>
+    <w:bookmarkEnd w:id="62"/>
+    <w:bookmarkStart w:id="63" w:name="sol-mse-expand"/>
     <w:p>
       <w:pPr>
         <w:pStyle w:val="BodyText"/>
@@ -11372,8 +11528,8 @@
         </m:oMath>
       </m:oMathPara>
     </w:p>
-    <w:bookmarkEnd w:id="62"/>
-    <w:bookmarkStart w:id="63" w:name="thm-mse-expand"/>
+    <w:bookmarkEnd w:id="63"/>
+    <w:bookmarkStart w:id="64" w:name="thm-mse-expand"/>
     <w:p>
       <w:pPr>
         <w:pStyle w:val="FirstParagraph"/>
@@ -11600,7 +11756,7 @@
         </m:oMath>
       </m:oMathPara>
     </w:p>
-    <w:bookmarkEnd w:id="63"/>
+    <w:bookmarkEnd w:id="64"/>
     <w:p>
       <w:pPr>
         <w:pStyle w:val="FirstParagraph"/>
@@ -11647,7 +11803,7 @@
         <w:t xml:space="preserve">.</w:t>
       </w:r>
     </w:p>
-    <w:bookmarkStart w:id="65" w:name="thm-mse-bias-variance"/>
+    <w:bookmarkStart w:id="66" w:name="thm-mse-bias-variance"/>
     <w:p>
       <w:pPr>
         <w:pStyle w:val="BodyText"/>
@@ -11688,7 +11844,7 @@
       <w:pPr>
         <w:pStyle w:val="BodyText"/>
       </w:pPr>
-      <w:bookmarkStart w:id="64" w:name="eq-mse"/>
+      <w:bookmarkStart w:id="65" w:name="eq-mse"/>
       <m:oMathPara>
         <m:oMathParaPr>
           <m:jc m:val="center"/>
@@ -11847,9 +12003,9 @@
           </m:r>
         </m:oMath>
       </m:oMathPara>
-      <w:bookmarkEnd w:id="64"/>
+      <w:bookmarkEnd w:id="65"/>
     </w:p>
-    <w:bookmarkEnd w:id="65"/>
+    <w:bookmarkEnd w:id="66"/>
     <w:p>
       <w:pPr>
         <w:pStyle w:val="FirstParagraph"/>
@@ -12165,7 +12321,7 @@
         <w:t xml:space="preserve">so they are equal to each other.</w:t>
       </w:r>
     </w:p>
-    <w:bookmarkStart w:id="68" w:name="rem-mse-bias-variance-prediction"/>
+    <w:bookmarkStart w:id="69" w:name="rem-mse-bias-variance-prediction"/>
     <w:p>
       <w:pPr>
         <w:pStyle w:val="BodyText"/>
@@ -12285,7 +12441,7 @@
       <w:r>
         <w:t xml:space="preserve"> </w:t>
       </w:r>
-      <w:hyperlink r:id="rId66">
+      <w:hyperlink r:id="rId67">
         <w:r>
           <w:rPr>
             <w:rStyle w:val="Hyperlink"/>
@@ -12308,7 +12464,7 @@
       <w:r>
         <w:t xml:space="preserve"> </w:t>
       </w:r>
-      <w:hyperlink r:id="rId67">
+      <w:hyperlink r:id="rId68">
         <w:r>
           <w:rPr>
             <w:rStyle w:val="Hyperlink"/>
@@ -12329,8 +12485,8 @@
         <w:t xml:space="preserve">No choice of prediction can remove the extra term.</w:t>
       </w:r>
     </w:p>
-    <w:bookmarkEnd w:id="68"/>
-    <w:bookmarkStart w:id="70" w:name="exm-mse-sample-mean"/>
+    <w:bookmarkEnd w:id="69"/>
+    <w:bookmarkStart w:id="71" w:name="exm-mse-sample-mean"/>
     <w:p>
       <w:pPr>
         <w:pStyle w:val="FirstParagraph"/>
@@ -13742,7 +13898,7 @@
       <w:r>
         <w:t xml:space="preserve"> </w:t>
       </w:r>
-      <w:hyperlink r:id="rId69">
+      <w:hyperlink r:id="rId70">
         <w:r>
           <w:rPr>
             <w:rStyle w:val="Hyperlink"/>
@@ -14040,8 +14196,8 @@
         <w:t xml:space="preserve">’s.</w:t>
       </w:r>
     </w:p>
-    <w:bookmarkEnd w:id="70"/>
-    <w:bookmarkStart w:id="71" w:name="def-rmse"/>
+    <w:bookmarkEnd w:id="71"/>
+    <w:bookmarkStart w:id="72" w:name="def-rmse"/>
     <w:p>
       <w:pPr>
         <w:pStyle w:val="BodyText"/>
@@ -14253,8 +14409,8 @@
         <w:t xml:space="preserve">.</w:t>
       </w:r>
     </w:p>
-    <w:bookmarkEnd w:id="71"/>
-    <w:bookmarkStart w:id="72" w:name="exm-rmse-sample-mean"/>
+    <w:bookmarkEnd w:id="72"/>
+    <w:bookmarkStart w:id="73" w:name="exm-rmse-sample-mean"/>
     <w:p>
       <w:pPr>
         <w:pStyle w:val="BodyText"/>
@@ -14342,8 +14498,8 @@
         <w:t xml:space="preserve">.</w:t>
       </w:r>
     </w:p>
-    <w:bookmarkEnd w:id="72"/>
-    <w:bookmarkStart w:id="73" w:name="rem-rmse-units"/>
+    <w:bookmarkEnd w:id="73"/>
+    <w:bookmarkStart w:id="74" w:name="rem-rmse-units"/>
     <w:p>
       <w:pPr>
         <w:pStyle w:val="BodyText"/>
@@ -14362,7 +14518,7 @@
         <w:t xml:space="preserve">The pRMSE has the same units as the estimand.</w:t>
       </w:r>
     </w:p>
-    <w:bookmarkEnd w:id="73"/>
+    <w:bookmarkEnd w:id="74"/>
     <w:p>
       <w:pPr>
         <w:pStyle w:val="BodyText"/>
@@ -14377,8 +14533,8 @@
         <w:t xml:space="preserve">covers mean squared error.</w:t>
       </w:r>
     </w:p>
-    <w:bookmarkEnd w:id="74"/>
-    <w:bookmarkStart w:id="88" w:name="sec-unbiased-estimators"/>
+    <w:bookmarkEnd w:id="75"/>
+    <w:bookmarkStart w:id="89" w:name="sec-unbiased-estimators"/>
     <w:p>
       <w:pPr>
         <w:pStyle w:val="Heading3"/>
@@ -14387,7 +14543,7 @@
         <w:t xml:space="preserve">3.6 Unbiased estimators</w:t>
       </w:r>
     </w:p>
-    <w:bookmarkStart w:id="75" w:name="def-unbiased"/>
+    <w:bookmarkStart w:id="76" w:name="def-unbiased"/>
     <w:p>
       <w:pPr>
         <w:pStyle w:val="FirstParagraph"/>
@@ -14513,8 +14669,8 @@
         </m:oMath>
       </m:oMathPara>
     </w:p>
-    <w:bookmarkEnd w:id="75"/>
-    <w:bookmarkStart w:id="76" w:name="def-biased"/>
+    <w:bookmarkEnd w:id="76"/>
+    <w:bookmarkStart w:id="77" w:name="def-biased"/>
     <w:p>
       <w:pPr>
         <w:pStyle w:val="FirstParagraph"/>
@@ -14640,8 +14796,8 @@
         </m:oMath>
       </m:oMathPara>
     </w:p>
-    <w:bookmarkEnd w:id="76"/>
-    <w:bookmarkStart w:id="77" w:name="exm-unbiased-sample-mean"/>
+    <w:bookmarkEnd w:id="77"/>
+    <w:bookmarkStart w:id="78" w:name="exm-unbiased-sample-mean"/>
     <w:p>
       <w:pPr>
         <w:pStyle w:val="FirstParagraph"/>
@@ -14855,8 +15011,8 @@
         <w:t xml:space="preserve">.</w:t>
       </w:r>
     </w:p>
-    <w:bookmarkEnd w:id="77"/>
-    <w:bookmarkStart w:id="79" w:name="exm-biased-variance-mle"/>
+    <w:bookmarkEnd w:id="78"/>
+    <w:bookmarkStart w:id="80" w:name="exm-biased-variance-mle"/>
     <w:p>
       <w:pPr>
         <w:pStyle w:val="BodyText"/>
@@ -15034,7 +15190,7 @@
       <w:r>
         <w:t xml:space="preserve"> </w:t>
       </w:r>
-      <w:hyperlink r:id="rId78">
+      <w:hyperlink r:id="rId79">
         <w:r>
           <w:rPr>
             <w:rStyle w:val="Hyperlink"/>
@@ -20206,8 +20362,8 @@
         <w:t xml:space="preserve">grows.</w:t>
       </w:r>
     </w:p>
-    <w:bookmarkEnd w:id="79"/>
-    <w:bookmarkStart w:id="80" w:name="exr-unbiased-exp"/>
+    <w:bookmarkEnd w:id="80"/>
+    <w:bookmarkStart w:id="81" w:name="exr-unbiased-exp"/>
     <w:p>
       <w:pPr>
         <w:pStyle w:val="BodyText"/>
@@ -20338,8 +20494,8 @@
         <w:t xml:space="preserve">.</w:t>
       </w:r>
     </w:p>
-    <w:bookmarkEnd w:id="80"/>
-    <w:bookmarkStart w:id="81" w:name="sol-unbiased-exp"/>
+    <w:bookmarkEnd w:id="81"/>
+    <w:bookmarkStart w:id="82" w:name="sol-unbiased-exp"/>
     <w:p>
       <w:pPr>
         <w:pStyle w:val="BodyText"/>
@@ -20564,8 +20720,8 @@
         <w:t xml:space="preserve">.</w:t>
       </w:r>
     </w:p>
-    <w:bookmarkEnd w:id="81"/>
-    <w:bookmarkStart w:id="82" w:name="exr-unbiased-mse"/>
+    <w:bookmarkEnd w:id="82"/>
+    <w:bookmarkStart w:id="83" w:name="exr-unbiased-mse"/>
     <w:p>
       <w:pPr>
         <w:pStyle w:val="BodyText"/>
@@ -20659,8 +20815,8 @@
         <w:t xml:space="preserve">in terms of its variance.</w:t>
       </w:r>
     </w:p>
-    <w:bookmarkEnd w:id="82"/>
-    <w:bookmarkStart w:id="83" w:name="sol-unbiased-mse"/>
+    <w:bookmarkEnd w:id="83"/>
+    <w:bookmarkStart w:id="84" w:name="sol-unbiased-mse"/>
     <w:p>
       <w:pPr>
         <w:pStyle w:val="BodyText"/>
@@ -20999,8 +21155,8 @@
         </m:oMath>
       </m:oMathPara>
     </w:p>
-    <w:bookmarkEnd w:id="83"/>
-    <w:bookmarkStart w:id="86" w:name="thm-unbiased-props"/>
+    <w:bookmarkEnd w:id="84"/>
+    <w:bookmarkStart w:id="87" w:name="thm-unbiased-props"/>
     <w:p>
       <w:pPr>
         <w:pStyle w:val="FirstParagraph"/>
@@ -21072,7 +21228,7 @@
       <w:pPr>
         <w:pStyle w:val="BodyText"/>
       </w:pPr>
-      <w:bookmarkStart w:id="84" w:name="eq-unbiased-exp"/>
+      <w:bookmarkStart w:id="85" w:name="eq-unbiased-exp"/>
       <m:oMathPara>
         <m:oMathParaPr>
           <m:jc m:val="center"/>
@@ -21139,13 +21295,13 @@
           </m:r>
         </m:oMath>
       </m:oMathPara>
-      <w:bookmarkEnd w:id="84"/>
+      <w:bookmarkEnd w:id="85"/>
     </w:p>
     <w:p>
       <w:pPr>
         <w:pStyle w:val="FirstParagraph"/>
       </w:pPr>
-      <w:bookmarkStart w:id="85" w:name="eq-unbiased-mse"/>
+      <w:bookmarkStart w:id="86" w:name="eq-unbiased-mse"/>
       <m:oMathPara>
         <m:oMathParaPr>
           <m:jc m:val="center"/>
@@ -21241,9 +21397,9 @@
           </m:r>
         </m:oMath>
       </m:oMathPara>
-      <w:bookmarkEnd w:id="85"/>
+      <w:bookmarkEnd w:id="86"/>
     </w:p>
-    <w:bookmarkEnd w:id="86"/>
+    <w:bookmarkEnd w:id="87"/>
     <w:p>
       <w:pPr>
         <w:pStyle w:val="FirstParagraph"/>
@@ -21334,7 +21490,7 @@
       <w:r>
         <w:t xml:space="preserve"> </w:t>
       </w:r>
-      <w:hyperlink r:id="rId87">
+      <w:hyperlink r:id="rId88">
         <w:r>
           <w:rPr>
             <w:rStyle w:val="Hyperlink"/>
@@ -21361,8 +21517,8 @@
         <w:t xml:space="preserve">.</w:t>
       </w:r>
     </w:p>
-    <w:bookmarkEnd w:id="88"/>
-    <w:bookmarkStart w:id="91" w:name="mean-absolute-error"/>
+    <w:bookmarkEnd w:id="89"/>
+    <w:bookmarkStart w:id="92" w:name="mean-absolute-error"/>
     <w:p>
       <w:pPr>
         <w:pStyle w:val="Heading3"/>
@@ -21371,7 +21527,7 @@
         <w:t xml:space="preserve">3.7 Population mean absolute error</w:t>
       </w:r>
     </w:p>
-    <w:bookmarkStart w:id="89" w:name="def-mae"/>
+    <w:bookmarkStart w:id="90" w:name="def-mae"/>
     <w:p>
       <w:pPr>
         <w:pStyle w:val="FirstParagraph"/>
@@ -21598,8 +21754,8 @@
         <w:t xml:space="preserve">.</w:t>
       </w:r>
     </w:p>
-    <w:bookmarkEnd w:id="89"/>
-    <w:bookmarkStart w:id="90" w:name="exm-mae-gaussian"/>
+    <w:bookmarkEnd w:id="90"/>
+    <w:bookmarkStart w:id="91" w:name="exm-mae-gaussian"/>
     <w:p>
       <w:pPr>
         <w:pStyle w:val="BodyText"/>
@@ -24005,9 +24161,9 @@
         <w:t xml:space="preserve">).</w:t>
       </w:r>
     </w:p>
-    <w:bookmarkEnd w:id="90"/>
     <w:bookmarkEnd w:id="91"/>
-    <w:bookmarkStart w:id="105" w:name="standard-error"/>
+    <w:bookmarkEnd w:id="92"/>
+    <w:bookmarkStart w:id="106" w:name="standard-error"/>
     <w:p>
       <w:pPr>
         <w:pStyle w:val="Heading3"/>
@@ -24016,7 +24172,7 @@
         <w:t xml:space="preserve">3.8 Standard error</w:t>
       </w:r>
     </w:p>
-    <w:bookmarkStart w:id="93" w:name="def-SE"/>
+    <w:bookmarkStart w:id="94" w:name="def-SE"/>
     <w:p>
       <w:pPr>
         <w:pStyle w:val="FirstParagraph"/>
@@ -24074,7 +24230,7 @@
       <w:r>
         <w:t xml:space="preserve"> </w:t>
       </w:r>
-      <w:hyperlink r:id="rId92">
+      <w:hyperlink r:id="rId93">
         <w:r>
           <w:rPr>
             <w:rStyle w:val="Hyperlink"/>
@@ -24219,8 +24375,8 @@
         <w:t xml:space="preserve">.</w:t>
       </w:r>
     </w:p>
-    <w:bookmarkEnd w:id="93"/>
-    <w:bookmarkStart w:id="94" w:name="exm-SE-sample-mean"/>
+    <w:bookmarkEnd w:id="94"/>
+    <w:bookmarkStart w:id="95" w:name="exm-SE-sample-mean"/>
     <w:p>
       <w:pPr>
         <w:pStyle w:val="BodyText"/>
@@ -24532,8 +24688,8 @@
         <w:t xml:space="preserve">.</w:t>
       </w:r>
     </w:p>
-    <w:bookmarkEnd w:id="94"/>
-    <w:bookmarkStart w:id="95" w:name="exr-se-error-sd"/>
+    <w:bookmarkEnd w:id="95"/>
+    <w:bookmarkStart w:id="96" w:name="exr-se-error-sd"/>
     <w:p>
       <w:pPr>
         <w:pStyle w:val="BodyText"/>
@@ -24554,7 +24710,7 @@
       <w:r>
         <w:t xml:space="preserve"> </w:t>
       </w:r>
-      <w:hyperlink r:id="rId92">
+      <w:hyperlink r:id="rId93">
         <w:r>
           <w:rPr>
             <w:rStyle w:val="Hyperlink"/>
@@ -24655,8 +24811,8 @@
         <w:t xml:space="preserve">.</w:t>
       </w:r>
     </w:p>
-    <w:bookmarkEnd w:id="95"/>
-    <w:bookmarkStart w:id="96" w:name="sol-se-error-sd"/>
+    <w:bookmarkEnd w:id="96"/>
+    <w:bookmarkStart w:id="97" w:name="sol-se-error-sd"/>
     <w:p>
       <w:pPr>
         <w:pStyle w:val="BodyText"/>
@@ -25023,8 +25179,8 @@
         </m:oMath>
       </m:oMathPara>
     </w:p>
-    <w:bookmarkEnd w:id="96"/>
-    <w:bookmarkStart w:id="97" w:name="thm-se-error-sd"/>
+    <w:bookmarkEnd w:id="97"/>
+    <w:bookmarkStart w:id="98" w:name="thm-se-error-sd"/>
     <w:p>
       <w:pPr>
         <w:pStyle w:val="FirstParagraph"/>
@@ -25138,7 +25294,7 @@
         </m:oMath>
       </m:oMathPara>
     </w:p>
-    <w:bookmarkEnd w:id="97"/>
+    <w:bookmarkEnd w:id="98"/>
     <w:p>
       <w:pPr>
         <w:pStyle w:val="FirstParagraph"/>
@@ -25171,7 +25327,7 @@
         <w:t xml:space="preserve">.</w:t>
       </w:r>
     </w:p>
-    <w:bookmarkStart w:id="98" w:name="rem-standard-error-name"/>
+    <w:bookmarkStart w:id="99" w:name="rem-standard-error-name"/>
     <w:p>
       <w:pPr>
         <w:pStyle w:val="BodyText"/>
@@ -25281,8 +25437,8 @@
         <w:t xml:space="preserve">so they come up often enough to deserve their own name.</w:t>
       </w:r>
     </w:p>
-    <w:bookmarkEnd w:id="98"/>
-    <w:bookmarkStart w:id="99" w:name="exr-var-mse-bias"/>
+    <w:bookmarkEnd w:id="99"/>
+    <w:bookmarkStart w:id="100" w:name="exr-var-mse-bias"/>
     <w:p>
       <w:pPr>
         <w:pStyle w:val="BodyText"/>
@@ -25452,8 +25608,8 @@
         <w:t xml:space="preserve">.</w:t>
       </w:r>
     </w:p>
-    <w:bookmarkEnd w:id="99"/>
-    <w:bookmarkStart w:id="100" w:name="sol-var-mse-bias"/>
+    <w:bookmarkEnd w:id="100"/>
+    <w:bookmarkStart w:id="101" w:name="sol-var-mse-bias"/>
     <w:p>
       <w:pPr>
         <w:pStyle w:val="BodyText"/>
@@ -26380,8 +26536,8 @@
         </m:oMath>
       </m:oMathPara>
     </w:p>
-    <w:bookmarkEnd w:id="100"/>
-    <w:bookmarkStart w:id="101" w:name="cor-var-mse-bias"/>
+    <w:bookmarkEnd w:id="101"/>
+    <w:bookmarkStart w:id="102" w:name="cor-var-mse-bias"/>
     <w:p>
       <w:pPr>
         <w:pStyle w:val="FirstParagraph"/>
@@ -26576,7 +26732,7 @@
         </m:oMath>
       </m:oMathPara>
     </w:p>
-    <w:bookmarkEnd w:id="101"/>
+    <w:bookmarkEnd w:id="102"/>
     <w:p>
       <w:pPr>
         <w:pStyle w:val="FirstParagraph"/>
@@ -26609,7 +26765,7 @@
         <w:t xml:space="preserve">.</w:t>
       </w:r>
     </w:p>
-    <w:bookmarkStart w:id="102" w:name="exr-se-rmse-unbiased"/>
+    <w:bookmarkStart w:id="103" w:name="exr-se-rmse-unbiased"/>
     <w:p>
       <w:pPr>
         <w:pStyle w:val="BodyText"/>
@@ -26717,8 +26873,8 @@
         <w:t xml:space="preserve">.</w:t>
       </w:r>
     </w:p>
-    <w:bookmarkEnd w:id="102"/>
-    <w:bookmarkStart w:id="103" w:name="sol-se-rmse-unbiased"/>
+    <w:bookmarkEnd w:id="103"/>
+    <w:bookmarkStart w:id="104" w:name="sol-se-rmse-unbiased"/>
     <w:p>
       <w:pPr>
         <w:pStyle w:val="BodyText"/>
@@ -26981,8 +27137,8 @@
         </m:oMath>
       </m:oMathPara>
     </w:p>
-    <w:bookmarkEnd w:id="103"/>
-    <w:bookmarkStart w:id="104" w:name="cor-se-rmse-unbiased"/>
+    <w:bookmarkEnd w:id="104"/>
+    <w:bookmarkStart w:id="105" w:name="cor-se-rmse-unbiased"/>
     <w:p>
       <w:pPr>
         <w:pStyle w:val="FirstParagraph"/>
@@ -27140,7 +27296,7 @@
         </m:oMath>
       </m:oMathPara>
     </w:p>
-    <w:bookmarkEnd w:id="104"/>
+    <w:bookmarkEnd w:id="105"/>
     <w:p>
       <w:pPr>
         <w:pStyle w:val="FirstParagraph"/>
@@ -27173,9 +27329,9 @@
         <w:t xml:space="preserve">.</w:t>
       </w:r>
     </w:p>
-    <w:bookmarkEnd w:id="105"/>
     <w:bookmarkEnd w:id="106"/>
-    <w:bookmarkStart w:id="139" w:name="references"/>
+    <w:bookmarkEnd w:id="107"/>
+    <w:bookmarkStart w:id="140" w:name="references"/>
     <w:p>
       <w:pPr>
         <w:pStyle w:val="Heading2"/>
@@ -27184,8 +27340,8 @@
         <w:t xml:space="preserve">References</w:t>
       </w:r>
     </w:p>
-    <w:bookmarkStart w:id="138" w:name="refs"/>
-    <w:bookmarkStart w:id="107" w:name="ref-box_draper_1987"/>
+    <w:bookmarkStart w:id="139" w:name="refs"/>
+    <w:bookmarkStart w:id="108" w:name="ref-box_draper_1987"/>
     <w:p>
       <w:pPr>
         <w:pStyle w:val="Bibliography"/>
@@ -27216,8 +27372,8 @@
         <w:t xml:space="preserve">. in Wiley series in probability and mathematical statistics. Applied probability and statistics. New York: Wiley, 1987.</w:t>
       </w:r>
     </w:p>
-    <w:bookmarkEnd w:id="107"/>
-    <w:bookmarkStart w:id="109" w:name="ref-dunn2018generalized"/>
+    <w:bookmarkEnd w:id="108"/>
+    <w:bookmarkStart w:id="110" w:name="ref-dunn2018generalized"/>
     <w:p>
       <w:pPr>
         <w:pStyle w:val="Bibliography"/>
@@ -27264,7 +27420,7 @@
       <w:r>
         <w:t xml:space="preserve"> </w:t>
       </w:r>
-      <w:hyperlink r:id="rId108">
+      <w:hyperlink r:id="rId109">
         <w:r>
           <w:rPr>
             <w:rStyle w:val="Hyperlink"/>
@@ -27276,8 +27432,8 @@
         <w:t xml:space="preserve">.</w:t>
       </w:r>
     </w:p>
-    <w:bookmarkEnd w:id="109"/>
-    <w:bookmarkStart w:id="111" w:name="ref-van2018flexible"/>
+    <w:bookmarkEnd w:id="110"/>
+    <w:bookmarkStart w:id="112" w:name="ref-van2018flexible"/>
     <w:p>
       <w:pPr>
         <w:pStyle w:val="Bibliography"/>
@@ -27310,7 +27466,7 @@
       <w:r>
         <w:t xml:space="preserve"> </w:t>
       </w:r>
-      <w:hyperlink r:id="rId110">
+      <w:hyperlink r:id="rId111">
         <w:r>
           <w:rPr>
             <w:rStyle w:val="Hyperlink"/>
@@ -27319,8 +27475,8 @@
         </w:r>
       </w:hyperlink>
     </w:p>
-    <w:bookmarkEnd w:id="111"/>
-    <w:bookmarkStart w:id="113" w:name="ref-pohl2021estimands"/>
+    <w:bookmarkEnd w:id="112"/>
+    <w:bookmarkStart w:id="114" w:name="ref-pohl2021estimands"/>
     <w:p>
       <w:pPr>
         <w:pStyle w:val="Bibliography"/>
@@ -27386,7 +27542,7 @@
       <w:r>
         <w:t xml:space="preserve"> </w:t>
       </w:r>
-      <w:hyperlink r:id="rId112">
+      <w:hyperlink r:id="rId113">
         <w:r>
           <w:rPr>
             <w:rStyle w:val="Hyperlink"/>
@@ -27398,8 +27554,8 @@
         <w:t xml:space="preserve">.</w:t>
       </w:r>
     </w:p>
-    <w:bookmarkEnd w:id="113"/>
-    <w:bookmarkStart w:id="115" w:name="ref-lawrance2020estimand"/>
+    <w:bookmarkEnd w:id="114"/>
+    <w:bookmarkStart w:id="116" w:name="ref-lawrance2020estimand"/>
     <w:p>
       <w:pPr>
         <w:pStyle w:val="Bibliography"/>
@@ -27451,7 +27607,7 @@
       <w:r>
         <w:t xml:space="preserve"> </w:t>
       </w:r>
-      <w:hyperlink r:id="rId114">
+      <w:hyperlink r:id="rId115">
         <w:r>
           <w:rPr>
             <w:rStyle w:val="Hyperlink"/>
@@ -27463,8 +27619,8 @@
         <w:t xml:space="preserve">.</w:t>
       </w:r>
     </w:p>
-    <w:bookmarkEnd w:id="115"/>
-    <w:bookmarkStart w:id="117" w:name="ref-wikipedia_estimand"/>
+    <w:bookmarkEnd w:id="116"/>
+    <w:bookmarkStart w:id="118" w:name="ref-wikipedia_estimand"/>
     <w:p>
       <w:pPr>
         <w:pStyle w:val="Bibliography"/>
@@ -27511,7 +27667,7 @@
       <w:r>
         <w:t xml:space="preserve"> </w:t>
       </w:r>
-      <w:hyperlink r:id="rId116">
+      <w:hyperlink r:id="rId117">
         <w:r>
           <w:rPr>
             <w:rStyle w:val="Hyperlink"/>
@@ -27520,8 +27676,8 @@
         </w:r>
       </w:hyperlink>
     </w:p>
-    <w:bookmarkEnd w:id="117"/>
-    <w:bookmarkStart w:id="119" w:name="ref-wikipedia_estimator"/>
+    <w:bookmarkEnd w:id="118"/>
+    <w:bookmarkStart w:id="120" w:name="ref-wikipedia_estimator"/>
     <w:p>
       <w:pPr>
         <w:pStyle w:val="Bibliography"/>
@@ -27568,7 +27724,7 @@
       <w:r>
         <w:t xml:space="preserve"> </w:t>
       </w:r>
-      <w:hyperlink r:id="rId118">
+      <w:hyperlink r:id="rId119">
         <w:r>
           <w:rPr>
             <w:rStyle w:val="Hyperlink"/>
@@ -27577,8 +27733,8 @@
         </w:r>
       </w:hyperlink>
     </w:p>
-    <w:bookmarkEnd w:id="119"/>
-    <w:bookmarkStart w:id="121" w:name="ref-wikipedia_sampling_distribution"/>
+    <w:bookmarkEnd w:id="120"/>
+    <w:bookmarkStart w:id="122" w:name="ref-wikipedia_sampling_distribution"/>
     <w:p>
       <w:pPr>
         <w:pStyle w:val="Bibliography"/>
@@ -27625,7 +27781,7 @@
       <w:r>
         <w:t xml:space="preserve"> </w:t>
       </w:r>
-      <w:hyperlink r:id="rId120">
+      <w:hyperlink r:id="rId121">
         <w:r>
           <w:rPr>
             <w:rStyle w:val="Hyperlink"/>
@@ -27634,8 +27790,8 @@
         </w:r>
       </w:hyperlink>
     </w:p>
-    <w:bookmarkEnd w:id="121"/>
-    <w:bookmarkStart w:id="122" w:name="ref-hoggtanis2015"/>
+    <w:bookmarkEnd w:id="122"/>
+    <w:bookmarkStart w:id="123" w:name="ref-hoggtanis2015"/>
     <w:p>
       <w:pPr>
         <w:pStyle w:val="Bibliography"/>
@@ -27666,8 +27822,8 @@
         <w:t xml:space="preserve">, Tenth edition. Boston: Pearson, 2019.</w:t>
       </w:r>
     </w:p>
-    <w:bookmarkEnd w:id="122"/>
-    <w:bookmarkStart w:id="124" w:name="ref-CaseBerg01"/>
+    <w:bookmarkEnd w:id="123"/>
+    <w:bookmarkStart w:id="125" w:name="ref-CaseBerg01"/>
     <w:p>
       <w:pPr>
         <w:pStyle w:val="Bibliography"/>
@@ -27700,7 +27856,7 @@
       <w:r>
         <w:t xml:space="preserve"> </w:t>
       </w:r>
-      <w:hyperlink r:id="rId123">
+      <w:hyperlink r:id="rId124">
         <w:r>
           <w:rPr>
             <w:rStyle w:val="Hyperlink"/>
@@ -27709,8 +27865,8 @@
         </w:r>
       </w:hyperlink>
     </w:p>
-    <w:bookmarkEnd w:id="124"/>
-    <w:bookmarkStart w:id="125" w:name="ref-rice2007mathematical"/>
+    <w:bookmarkEnd w:id="125"/>
+    <w:bookmarkStart w:id="126" w:name="ref-rice2007mathematical"/>
     <w:p>
       <w:pPr>
         <w:pStyle w:val="Bibliography"/>
@@ -27741,8 +27897,8 @@
         <w:t xml:space="preserve">, 3rd ed. Belmont, CA: Cengage Learning, 2007.</w:t>
       </w:r>
     </w:p>
-    <w:bookmarkEnd w:id="125"/>
-    <w:bookmarkStart w:id="127" w:name="ref-wikipedia_bias_of_an_estimator"/>
+    <w:bookmarkEnd w:id="126"/>
+    <w:bookmarkStart w:id="128" w:name="ref-wikipedia_bias_of_an_estimator"/>
     <w:p>
       <w:pPr>
         <w:pStyle w:val="Bibliography"/>
@@ -27789,7 +27945,7 @@
       <w:r>
         <w:t xml:space="preserve"> </w:t>
       </w:r>
-      <w:hyperlink r:id="rId126">
+      <w:hyperlink r:id="rId127">
         <w:r>
           <w:rPr>
             <w:rStyle w:val="Hyperlink"/>
@@ -27798,8 +27954,8 @@
         </w:r>
       </w:hyperlink>
     </w:p>
-    <w:bookmarkEnd w:id="127"/>
-    <w:bookmarkStart w:id="129" w:name="ref-wikipedia_mean_squared_error"/>
+    <w:bookmarkEnd w:id="128"/>
+    <w:bookmarkStart w:id="130" w:name="ref-wikipedia_mean_squared_error"/>
     <w:p>
       <w:pPr>
         <w:pStyle w:val="Bibliography"/>
@@ -27846,7 +28002,7 @@
       <w:r>
         <w:t xml:space="preserve"> </w:t>
       </w:r>
-      <w:hyperlink r:id="rId128">
+      <w:hyperlink r:id="rId129">
         <w:r>
           <w:rPr>
             <w:rStyle w:val="Hyperlink"/>
@@ -27855,8 +28011,8 @@
         </w:r>
       </w:hyperlink>
     </w:p>
-    <w:bookmarkEnd w:id="129"/>
-    <w:bookmarkStart w:id="131" w:name="ref-wikipedia_root_mean_square_deviation"/>
+    <w:bookmarkEnd w:id="130"/>
+    <w:bookmarkStart w:id="132" w:name="ref-wikipedia_root_mean_square_deviation"/>
     <w:p>
       <w:pPr>
         <w:pStyle w:val="Bibliography"/>
@@ -27903,7 +28059,7 @@
       <w:r>
         <w:t xml:space="preserve"> </w:t>
       </w:r>
-      <w:hyperlink r:id="rId130">
+      <w:hyperlink r:id="rId131">
         <w:r>
           <w:rPr>
             <w:rStyle w:val="Hyperlink"/>
@@ -27912,8 +28068,8 @@
         </w:r>
       </w:hyperlink>
     </w:p>
-    <w:bookmarkEnd w:id="131"/>
-    <w:bookmarkStart w:id="133" w:name="ref-fiveminuteai_probstat"/>
+    <w:bookmarkEnd w:id="132"/>
+    <w:bookmarkStart w:id="134" w:name="ref-fiveminuteai_probstat"/>
     <w:p>
       <w:pPr>
         <w:pStyle w:val="Bibliography"/>
@@ -27945,7 +28101,7 @@
       <w:r>
         <w:t xml:space="preserve"> </w:t>
       </w:r>
-      <w:hyperlink r:id="rId132">
+      <w:hyperlink r:id="rId133">
         <w:r>
           <w:rPr>
             <w:rStyle w:val="Hyperlink"/>
@@ -27954,8 +28110,8 @@
         </w:r>
       </w:hyperlink>
     </w:p>
-    <w:bookmarkEnd w:id="133"/>
-    <w:bookmarkStart w:id="135" w:name="ref-wikipedia_mean_absolute_error"/>
+    <w:bookmarkEnd w:id="134"/>
+    <w:bookmarkStart w:id="136" w:name="ref-wikipedia_mean_absolute_error"/>
     <w:p>
       <w:pPr>
         <w:pStyle w:val="Bibliography"/>
@@ -28002,7 +28158,7 @@
       <w:r>
         <w:t xml:space="preserve"> </w:t>
       </w:r>
-      <w:hyperlink r:id="rId134">
+      <w:hyperlink r:id="rId135">
         <w:r>
           <w:rPr>
             <w:rStyle w:val="Hyperlink"/>
@@ -28011,8 +28167,8 @@
         </w:r>
       </w:hyperlink>
     </w:p>
-    <w:bookmarkEnd w:id="135"/>
-    <w:bookmarkStart w:id="137" w:name="ref-wikipedia_standard_error"/>
+    <w:bookmarkEnd w:id="136"/>
+    <w:bookmarkStart w:id="138" w:name="ref-wikipedia_standard_error"/>
     <w:p>
       <w:pPr>
         <w:pStyle w:val="Bibliography"/>
@@ -28059,7 +28215,7 @@
       <w:r>
         <w:t xml:space="preserve"> </w:t>
       </w:r>
-      <w:hyperlink r:id="rId136">
+      <w:hyperlink r:id="rId137">
         <w:r>
           <w:rPr>
             <w:rStyle w:val="Hyperlink"/>
@@ -28068,9 +28224,9 @@
         </w:r>
       </w:hyperlink>
     </w:p>
-    <w:bookmarkEnd w:id="137"/>
     <w:bookmarkEnd w:id="138"/>
     <w:bookmarkEnd w:id="139"/>
+    <w:bookmarkEnd w:id="140"/>
     <w:sectPr>
       <w:footnotePr>
         <w:numRestart w:val="eachSect"/>

--- a/pr-preview/pr-341/estimation-handout-tracked-changes.docx
+++ b/pr-preview/pr-341/estimation-handout-tracked-changes.docx
@@ -26,7 +26,7 @@
       </w:pPr>
       <w:ins w:id="2" w:author="PR Preview" w:date="2026-01-01T00:00:00Z">
         <w:r>
-          <w:t xml:space="preserve">Last modified: 2026-10-18 22:00:53 (PDT)</w:t>
+          <w:t xml:space="preserve">Last modified: 2026-10-18 23:39:02 (PDT)</w:t>
         </w:r>
       </w:ins>
     </w:p>

--- a/pr-preview/pr-341/estimation-handout-tracked-changes.docx
+++ b/pr-preview/pr-341/estimation-handout-tracked-changes.docx
@@ -16,7 +16,7 @@
       </w:pPr>
       <w:del w:id="1" w:author="PR Preview" w:date="2026-01-01T00:00:00Z">
         <w:r>
-          <w:delText xml:space="preserve">Last modified: 2026-10-18 17:33:29 (PDT)</w:delText>
+          <w:delText xml:space="preserve">Last modified: 2026-10-19 00:31:45 (PDT)</w:delText>
         </w:r>
       </w:del>
     </w:p>
@@ -26,7 +26,7 @@
       </w:pPr>
       <w:ins w:id="2" w:author="PR Preview" w:date="2026-01-01T00:00:00Z">
         <w:r>
-          <w:t xml:space="preserve">Last modified: 2026-10-18 23:39:02 (PDT)</w:t>
+          <w:t xml:space="preserve">Last modified: 2026-10-19 00:34:20 (PDT)</w:t>
         </w:r>
       </w:ins>
     </w:p>

--- a/pr-preview/pr-341/estimation-handout-tracked-changes.docx
+++ b/pr-preview/pr-341/estimation-handout-tracked-changes.docx
@@ -16,7 +16,7 @@
       </w:pPr>
       <w:del w:id="1" w:author="PR Preview" w:date="2026-01-01T00:00:00Z">
         <w:r>
-          <w:delText xml:space="preserve">Last modified: 2026-10-19 00:31:45 (PDT)</w:delText>
+          <w:delText xml:space="preserve">Last modified: 2026-10-19 00:48:10 (PDT)</w:delText>
         </w:r>
       </w:del>
     </w:p>
@@ -26,7 +26,7 @@
       </w:pPr>
       <w:ins w:id="2" w:author="PR Preview" w:date="2026-01-01T00:00:00Z">
         <w:r>
-          <w:t xml:space="preserve">Last modified: 2026-10-19 00:34:20 (PDT)</w:t>
+          <w:t xml:space="preserve">Last modified: 2026-10-19 00:53:49 (PDT)</w:t>
         </w:r>
       </w:ins>
     </w:p>
@@ -436,7 +436,7 @@
     </w:p>
     <w:bookmarkEnd w:id="13"/>
     <w:bookmarkEnd w:id="14"/>
-    <w:bookmarkStart w:id="37" w:name="estimands-estimates-and-estimators"/>
+    <w:bookmarkStart w:id="38" w:name="estimands-estimates-and-estimators"/>
     <w:p>
       <w:pPr>
         <w:pStyle w:val="Heading2"/>
@@ -464,64 +464,177 @@
       <w:pPr>
         <w:pStyle w:val="BodyText"/>
       </w:pPr>
-      <w:r>
-        <w:rPr>
-          <w:b/>
-          <w:bCs/>
-        </w:rPr>
-        <w:t xml:space="preserve">Definition 2 (Estimand)</w:t>
-      </w:r>
-      <w:r>
-        <w:t xml:space="preserve"> </w:t>
-      </w:r>
-      <w:r>
-        <w:t xml:space="preserve">An</w:t>
-      </w:r>
-      <w:r>
-        <w:t xml:space="preserve"> </w:t>
-      </w:r>
-      <w:r>
-        <w:rPr>
-          <w:b/>
-          <w:bCs/>
-        </w:rPr>
-        <w:t xml:space="preserve">estimand</w:t>
-      </w:r>
-      <w:r>
-        <w:t xml:space="preserve"> </w:t>
-      </w:r>
-      <w:r>
-        <w:t xml:space="preserve">is an unknown quantity</w:t>
-      </w:r>
-      <w:r>
-        <w:t xml:space="preserve"> </w:t>
-      </w:r>
+      <w:del w:id="3" w:author="PR Preview" w:date="2026-01-01T00:00:00Z">
+        <w:r>
+          <w:rPr>
+            <w:b/>
+            <w:bCs/>
+          </w:rPr>
+          <w:delText xml:space="preserve">Definition 2 (Estimand)</w:delText>
+        </w:r>
+      </w:del>
+      <w:del w:id="4" w:author="PR Preview" w:date="2026-01-01T00:00:00Z">
+        <w:r>
+          <w:delText xml:space="preserve"> </w:delText>
+        </w:r>
+      </w:del>
+      <w:del w:id="5" w:author="PR Preview" w:date="2026-01-01T00:00:00Z">
+        <w:r>
+          <w:delText xml:space="preserve">An</w:delText>
+        </w:r>
+      </w:del>
+      <w:del w:id="6" w:author="PR Preview" w:date="2026-01-01T00:00:00Z">
+        <w:r>
+          <w:delText xml:space="preserve"> </w:delText>
+        </w:r>
+      </w:del>
+      <w:del w:id="7" w:author="PR Preview" w:date="2026-01-01T00:00:00Z">
+        <w:r>
+          <w:rPr>
+            <w:b/>
+            <w:bCs/>
+          </w:rPr>
+          <w:delText xml:space="preserve">estimand</w:delText>
+        </w:r>
+      </w:del>
+      <w:del w:id="8" w:author="PR Preview" w:date="2026-01-01T00:00:00Z">
+        <w:r>
+          <w:delText xml:space="preserve"> </w:delText>
+        </w:r>
+      </w:del>
+      <w:del w:id="9" w:author="PR Preview" w:date="2026-01-01T00:00:00Z">
+        <w:r>
+          <w:delText xml:space="preserve">is an unknown quantity</w:delText>
+        </w:r>
+      </w:del>
+      <w:del w:id="10" w:author="PR Preview" w:date="2026-01-01T00:00:00Z">
+        <w:r>
+          <w:delText xml:space="preserve"> </w:delText>
+        </w:r>
+      </w:del>
       <m:oMath>
         <m:r>
           <m:t>θ</m:t>
         </m:r>
       </m:oMath>
-      <w:r>
-        <w:t xml:space="preserve"> </w:t>
-      </w:r>
-      <w:r>
-        <w:t xml:space="preserve">whose value we want to know</w:t>
-      </w:r>
-      <w:r>
-        <w:t xml:space="preserve"> </w:t>
-      </w:r>
-      <w:r>
-        <w:t xml:space="preserve">[4], [5]</w:t>
-      </w:r>
-      <w:r>
-        <w:t xml:space="preserve"> </w:t>
-      </w:r>
-      <w:r>
-        <w:t xml:space="preserve">[6]</w:t>
-      </w:r>
-      <w:r>
-        <w:t xml:space="preserve">.</w:t>
-      </w:r>
+      <w:del w:id="11" w:author="PR Preview" w:date="2026-01-01T00:00:00Z">
+        <w:r>
+          <w:delText xml:space="preserve"> </w:delText>
+        </w:r>
+      </w:del>
+      <w:del w:id="12" w:author="PR Preview" w:date="2026-01-01T00:00:00Z">
+        <w:r>
+          <w:delText xml:space="preserve">whose value we want to know</w:delText>
+        </w:r>
+      </w:del>
+      <w:del w:id="13" w:author="PR Preview" w:date="2026-01-01T00:00:00Z">
+        <w:r>
+          <w:delText xml:space="preserve"> </w:delText>
+        </w:r>
+      </w:del>
+      <w:del w:id="14" w:author="PR Preview" w:date="2026-01-01T00:00:00Z">
+        <w:r>
+          <w:delText xml:space="preserve">[4], [5]</w:delText>
+        </w:r>
+      </w:del>
+      <w:del w:id="15" w:author="PR Preview" w:date="2026-01-01T00:00:00Z">
+        <w:r>
+          <w:delText xml:space="preserve"> </w:delText>
+        </w:r>
+      </w:del>
+      <w:del w:id="16" w:author="PR Preview" w:date="2026-01-01T00:00:00Z">
+        <w:r>
+          <w:delText xml:space="preserve">[6]</w:delText>
+        </w:r>
+      </w:del>
+      <w:del w:id="17" w:author="PR Preview" w:date="2026-01-01T00:00:00Z">
+        <w:r>
+          <w:delText xml:space="preserve">.</w:delText>
+        </w:r>
+      </w:del>
+    </w:p>
+    <w:p>
+      <w:pPr>
+        <w:pStyle w:val="BodyText"/>
+      </w:pPr>
+      <w:ins w:id="18" w:author="PR Preview" w:date="2026-01-01T00:00:00Z">
+        <w:r>
+          <w:rPr>
+            <w:b/>
+            <w:bCs/>
+          </w:rPr>
+          <w:t xml:space="preserve">Definition 2 (Estimand)</w:t>
+        </w:r>
+      </w:ins>
+      <w:ins w:id="19" w:author="PR Preview" w:date="2026-01-01T00:00:00Z">
+        <w:r>
+          <w:t xml:space="preserve"> </w:t>
+        </w:r>
+      </w:ins>
+      <w:ins w:id="20" w:author="PR Preview" w:date="2026-01-01T00:00:00Z">
+        <w:r>
+          <w:t xml:space="preserve">An</w:t>
+        </w:r>
+      </w:ins>
+      <w:ins w:id="21" w:author="PR Preview" w:date="2026-01-01T00:00:00Z">
+        <w:r>
+          <w:t xml:space="preserve"> </w:t>
+        </w:r>
+      </w:ins>
+      <w:ins w:id="22" w:author="PR Preview" w:date="2026-01-01T00:00:00Z">
+        <w:r>
+          <w:rPr>
+            <w:b/>
+            <w:bCs/>
+          </w:rPr>
+          <w:t xml:space="preserve">estimand</w:t>
+        </w:r>
+      </w:ins>
+      <w:ins w:id="23" w:author="PR Preview" w:date="2026-01-01T00:00:00Z">
+        <w:r>
+          <w:t xml:space="preserve"> </w:t>
+        </w:r>
+      </w:ins>
+      <w:ins w:id="24" w:author="PR Preview" w:date="2026-01-01T00:00:00Z">
+        <w:r>
+          <w:t xml:space="preserve">is an unknown quantity</w:t>
+        </w:r>
+      </w:ins>
+      <w:ins w:id="25" w:author="PR Preview" w:date="2026-01-01T00:00:00Z">
+        <w:r>
+          <w:t xml:space="preserve"> </w:t>
+        </w:r>
+      </w:ins>
+      <m:oMath>
+        <m:r>
+          <m:t>θ</m:t>
+        </m:r>
+      </m:oMath>
+      <w:ins w:id="26" w:author="PR Preview" w:date="2026-01-01T00:00:00Z">
+        <w:r>
+          <w:t xml:space="preserve"> </w:t>
+        </w:r>
+      </w:ins>
+      <w:ins w:id="27" w:author="PR Preview" w:date="2026-01-01T00:00:00Z">
+        <w:r>
+          <w:t xml:space="preserve">whose value we want to know</w:t>
+        </w:r>
+      </w:ins>
+      <w:ins w:id="28" w:author="PR Preview" w:date="2026-01-01T00:00:00Z">
+        <w:r>
+          <w:t xml:space="preserve"> </w:t>
+        </w:r>
+      </w:ins>
+      <w:ins w:id="29" w:author="PR Preview" w:date="2026-01-01T00:00:00Z">
+        <w:r>
+          <w:t xml:space="preserve">[4], [5]</w:t>
+        </w:r>
+      </w:ins>
+      <w:ins w:id="30" w:author="PR Preview" w:date="2026-01-01T00:00:00Z">
+        <w:r>
+          <w:t xml:space="preserve">.</w:t>
+        </w:r>
+      </w:ins>
     </w:p>
     <w:p>
       <w:pPr>
@@ -1092,7 +1205,7 @@
     </w:p>
     <w:bookmarkEnd w:id="24"/>
     <w:bookmarkEnd w:id="25"/>
-    <w:bookmarkStart w:id="35" w:name="estimators"/>
+    <w:bookmarkStart w:id="36" w:name="estimators"/>
     <w:p>
       <w:pPr>
         <w:pStyle w:val="Heading3"/>
@@ -2894,54 +3007,74 @@
       </w:r>
     </w:p>
     <w:bookmarkEnd w:id="32"/>
-    <w:bookmarkStart w:id="33" w:name="def-sampling-distribution"/>
+    <w:bookmarkStart w:id="34" w:name="def-sampling-distribution"/>
     <w:p>
       <w:pPr>
         <w:pStyle w:val="BodyText"/>
       </w:pPr>
-      <w:r>
-        <w:rPr>
-          <w:b/>
-          <w:bCs/>
-        </w:rPr>
-        <w:t xml:space="preserve">Definition 5 (Sampling distribution)</w:t>
-      </w:r>
-      <w:r>
-        <w:t xml:space="preserve"> </w:t>
-      </w:r>
-      <w:r>
-        <w:t xml:space="preserve">The</w:t>
-      </w:r>
-      <w:r>
-        <w:t xml:space="preserve"> </w:t>
-      </w:r>
-      <w:r>
-        <w:rPr>
-          <w:b/>
-          <w:bCs/>
-        </w:rPr>
-        <w:t xml:space="preserve">sampling distribution</w:t>
-      </w:r>
-      <w:r>
-        <w:t xml:space="preserve"> </w:t>
-      </w:r>
-      <w:r>
-        <w:t xml:space="preserve">of an</w:t>
-      </w:r>
-      <w:r>
-        <w:t xml:space="preserve"> </w:t>
-      </w:r>
+      <w:del w:id="31" w:author="PR Preview" w:date="2026-01-01T00:00:00Z">
+        <w:r>
+          <w:rPr>
+            <w:b/>
+            <w:bCs/>
+          </w:rPr>
+          <w:delText xml:space="preserve">Definition 5 (Sampling distribution)</w:delText>
+        </w:r>
+      </w:del>
+      <w:del w:id="32" w:author="PR Preview" w:date="2026-01-01T00:00:00Z">
+        <w:r>
+          <w:delText xml:space="preserve"> </w:delText>
+        </w:r>
+      </w:del>
+      <w:del w:id="33" w:author="PR Preview" w:date="2026-01-01T00:00:00Z">
+        <w:r>
+          <w:delText xml:space="preserve">The</w:delText>
+        </w:r>
+      </w:del>
+      <w:del w:id="34" w:author="PR Preview" w:date="2026-01-01T00:00:00Z">
+        <w:r>
+          <w:delText xml:space="preserve"> </w:delText>
+        </w:r>
+      </w:del>
+      <w:del w:id="35" w:author="PR Preview" w:date="2026-01-01T00:00:00Z">
+        <w:r>
+          <w:rPr>
+            <w:b/>
+            <w:bCs/>
+          </w:rPr>
+          <w:delText xml:space="preserve">sampling distribution</w:delText>
+        </w:r>
+      </w:del>
+      <w:del w:id="36" w:author="PR Preview" w:date="2026-01-01T00:00:00Z">
+        <w:r>
+          <w:delText xml:space="preserve"> </w:delText>
+        </w:r>
+      </w:del>
+      <w:del w:id="37" w:author="PR Preview" w:date="2026-01-01T00:00:00Z">
+        <w:r>
+          <w:delText xml:space="preserve">of an</w:delText>
+        </w:r>
+      </w:del>
+      <w:del w:id="38" w:author="PR Preview" w:date="2026-01-01T00:00:00Z">
+        <w:r>
+          <w:delText xml:space="preserve"> </w:delText>
+        </w:r>
+      </w:del>
       <w:hyperlink w:anchor="def-estimator">
-        <w:r>
-          <w:rPr>
-            <w:rStyle w:val="Hyperlink"/>
-          </w:rPr>
-          <w:t xml:space="preserve">estimator</w:t>
-        </w:r>
+        <w:del w:id="39" w:author="PR Preview" w:date="2026-01-01T00:00:00Z">
+          <w:r>
+            <w:rPr>
+              <w:rStyle w:val="Hyperlink"/>
+            </w:rPr>
+            <w:delText xml:space="preserve">estimator</w:delText>
+          </w:r>
+        </w:del>
       </w:hyperlink>
-      <w:r>
-        <w:t xml:space="preserve"> </w:t>
-      </w:r>
+      <w:del w:id="40" w:author="PR Preview" w:date="2026-01-01T00:00:00Z">
+        <w:r>
+          <w:delText xml:space="preserve"> </w:delText>
+        </w:r>
+      </w:del>
       <m:oMath>
         <m:acc>
           <m:accPr>
@@ -2954,15 +3087,21 @@
           </m:e>
         </m:acc>
       </m:oMath>
-      <w:r>
-        <w:t xml:space="preserve"> </w:t>
-      </w:r>
-      <w:r>
-        <w:t xml:space="preserve">is the probability distribution of</w:t>
-      </w:r>
-      <w:r>
-        <w:t xml:space="preserve"> </w:t>
-      </w:r>
+      <w:del w:id="41" w:author="PR Preview" w:date="2026-01-01T00:00:00Z">
+        <w:r>
+          <w:delText xml:space="preserve"> </w:delText>
+        </w:r>
+      </w:del>
+      <w:del w:id="42" w:author="PR Preview" w:date="2026-01-01T00:00:00Z">
+        <w:r>
+          <w:delText xml:space="preserve">is the probability distribution of</w:delText>
+        </w:r>
+      </w:del>
+      <w:del w:id="43" w:author="PR Preview" w:date="2026-01-01T00:00:00Z">
+        <w:r>
+          <w:delText xml:space="preserve"> </w:delText>
+        </w:r>
+      </w:del>
       <m:oMath>
         <m:acc>
           <m:accPr>
@@ -3029,15 +3168,21 @@
           <m:t>)</m:t>
         </m:r>
       </m:oMath>
-      <w:r>
-        <w:t xml:space="preserve"> </w:t>
-      </w:r>
-      <w:r>
-        <w:t xml:space="preserve">over repeated random samples</w:t>
-      </w:r>
-      <w:r>
-        <w:t xml:space="preserve"> </w:t>
-      </w:r>
+      <w:del w:id="44" w:author="PR Preview" w:date="2026-01-01T00:00:00Z">
+        <w:r>
+          <w:delText xml:space="preserve"> </w:delText>
+        </w:r>
+      </w:del>
+      <w:del w:id="45" w:author="PR Preview" w:date="2026-01-01T00:00:00Z">
+        <w:r>
+          <w:delText xml:space="preserve">over repeated random samples</w:delText>
+        </w:r>
+      </w:del>
+      <w:del w:id="46" w:author="PR Preview" w:date="2026-01-01T00:00:00Z">
+        <w:r>
+          <w:delText xml:space="preserve"> </w:delText>
+        </w:r>
+      </w:del>
       <m:oMath>
         <m:sSub>
           <m:e>
@@ -3082,38 +3227,331 @@
           </m:sub>
         </m:sSub>
       </m:oMath>
-      <w:r>
-        <w:t xml:space="preserve"> </w:t>
-      </w:r>
-      <w:r>
-        <w:t xml:space="preserve">from the same population:</w:t>
-      </w:r>
-      <w:r>
-        <w:t xml:space="preserve"> </w:t>
-      </w:r>
-      <w:r>
-        <w:t xml:space="preserve">the distribution of the values the estimator would take</w:t>
-      </w:r>
-      <w:r>
-        <w:t xml:space="preserve"> </w:t>
-      </w:r>
-      <w:r>
-        <w:t xml:space="preserve">across all the samples we might have drawn</w:t>
-      </w:r>
-      <w:r>
-        <w:t xml:space="preserve"> </w:t>
-      </w:r>
-      <w:r>
-        <w:t xml:space="preserve">[8]</w:t>
-      </w:r>
-      <w:r>
-        <w:t xml:space="preserve">.</w:t>
-      </w:r>
+      <w:del w:id="47" w:author="PR Preview" w:date="2026-01-01T00:00:00Z">
+        <w:r>
+          <w:delText xml:space="preserve"> </w:delText>
+        </w:r>
+      </w:del>
+      <w:del w:id="48" w:author="PR Preview" w:date="2026-01-01T00:00:00Z">
+        <w:r>
+          <w:delText xml:space="preserve">from the same population:</w:delText>
+        </w:r>
+      </w:del>
+      <w:del w:id="49" w:author="PR Preview" w:date="2026-01-01T00:00:00Z">
+        <w:r>
+          <w:delText xml:space="preserve"> </w:delText>
+        </w:r>
+      </w:del>
+      <w:del w:id="50" w:author="PR Preview" w:date="2026-01-01T00:00:00Z">
+        <w:r>
+          <w:delText xml:space="preserve">the distribution of the values the estimator would take</w:delText>
+        </w:r>
+      </w:del>
+      <w:del w:id="51" w:author="PR Preview" w:date="2026-01-01T00:00:00Z">
+        <w:r>
+          <w:delText xml:space="preserve"> </w:delText>
+        </w:r>
+      </w:del>
+      <w:del w:id="52" w:author="PR Preview" w:date="2026-01-01T00:00:00Z">
+        <w:r>
+          <w:delText xml:space="preserve">across all the samples we might have drawn</w:delText>
+        </w:r>
+      </w:del>
+      <w:del w:id="53" w:author="PR Preview" w:date="2026-01-01T00:00:00Z">
+        <w:r>
+          <w:delText xml:space="preserve"> </w:delText>
+        </w:r>
+      </w:del>
+      <w:del w:id="54" w:author="PR Preview" w:date="2026-01-01T00:00:00Z">
+        <w:r>
+          <w:delText xml:space="preserve">[8]</w:delText>
+        </w:r>
+      </w:del>
+      <w:del w:id="55" w:author="PR Preview" w:date="2026-01-01T00:00:00Z">
+        <w:r>
+          <w:delText xml:space="preserve">.</w:delText>
+        </w:r>
+      </w:del>
     </w:p>
     <w:p>
       <w:pPr>
         <w:pStyle w:val="BodyText"/>
       </w:pPr>
+      <w:ins w:id="56" w:author="PR Preview" w:date="2026-01-01T00:00:00Z">
+        <w:r>
+          <w:rPr>
+            <w:b/>
+            <w:bCs/>
+          </w:rPr>
+          <w:t xml:space="preserve">Definition 5 (Sampling distribution)</w:t>
+        </w:r>
+      </w:ins>
+      <w:ins w:id="57" w:author="PR Preview" w:date="2026-01-01T00:00:00Z">
+        <w:r>
+          <w:t xml:space="preserve"> </w:t>
+        </w:r>
+      </w:ins>
+      <w:ins w:id="58" w:author="PR Preview" w:date="2026-01-01T00:00:00Z">
+        <w:r>
+          <w:t xml:space="preserve">The</w:t>
+        </w:r>
+      </w:ins>
+      <w:ins w:id="59" w:author="PR Preview" w:date="2026-01-01T00:00:00Z">
+        <w:r>
+          <w:t xml:space="preserve"> </w:t>
+        </w:r>
+      </w:ins>
+      <w:ins w:id="60" w:author="PR Preview" w:date="2026-01-01T00:00:00Z">
+        <w:r>
+          <w:rPr>
+            <w:b/>
+            <w:bCs/>
+          </w:rPr>
+          <w:t xml:space="preserve">sampling distribution</w:t>
+        </w:r>
+      </w:ins>
+      <w:ins w:id="61" w:author="PR Preview" w:date="2026-01-01T00:00:00Z">
+        <w:r>
+          <w:t xml:space="preserve"> </w:t>
+        </w:r>
+      </w:ins>
+      <w:ins w:id="62" w:author="PR Preview" w:date="2026-01-01T00:00:00Z">
+        <w:r>
+          <w:t xml:space="preserve">of an</w:t>
+        </w:r>
+      </w:ins>
+      <w:ins w:id="63" w:author="PR Preview" w:date="2026-01-01T00:00:00Z">
+        <w:r>
+          <w:t xml:space="preserve"> </w:t>
+        </w:r>
+      </w:ins>
+      <w:hyperlink w:anchor="def-estimator">
+        <w:ins w:id="64" w:author="PR Preview" w:date="2026-01-01T00:00:00Z">
+          <w:r>
+            <w:rPr>
+              <w:rStyle w:val="Hyperlink"/>
+            </w:rPr>
+            <w:t xml:space="preserve">estimator</w:t>
+          </w:r>
+        </w:ins>
+      </w:hyperlink>
+      <w:ins w:id="65" w:author="PR Preview" w:date="2026-01-01T00:00:00Z">
+        <w:r>
+          <w:t xml:space="preserve"> </w:t>
+        </w:r>
+      </w:ins>
+      <m:oMath>
+        <m:acc>
+          <m:accPr>
+            <m:chr m:val="̂"/>
+          </m:accPr>
+          <m:e>
+            <m:r>
+              <m:t>θ</m:t>
+            </m:r>
+          </m:e>
+        </m:acc>
+      </m:oMath>
+      <w:ins w:id="66" w:author="PR Preview" w:date="2026-01-01T00:00:00Z">
+        <w:r>
+          <w:t xml:space="preserve"> </w:t>
+        </w:r>
+      </w:ins>
+      <w:ins w:id="67" w:author="PR Preview" w:date="2026-01-01T00:00:00Z">
+        <w:r>
+          <w:t xml:space="preserve">is the probability distribution of</w:t>
+        </w:r>
+      </w:ins>
+      <w:ins w:id="68" w:author="PR Preview" w:date="2026-01-01T00:00:00Z">
+        <w:r>
+          <w:t xml:space="preserve"> </w:t>
+        </w:r>
+      </w:ins>
+      <m:oMath>
+        <m:acc>
+          <m:accPr>
+            <m:chr m:val="̂"/>
+          </m:accPr>
+          <m:e>
+            <m:r>
+              <m:t>θ</m:t>
+            </m:r>
+          </m:e>
+        </m:acc>
+        <m:r>
+          <m:rPr>
+            <m:sty m:val="p"/>
+          </m:rPr>
+          <m:t>(</m:t>
+        </m:r>
+        <m:sSub>
+          <m:e>
+            <m:r>
+              <m:t>X</m:t>
+            </m:r>
+          </m:e>
+          <m:sub>
+            <m:r>
+              <m:t>1</m:t>
+            </m:r>
+          </m:sub>
+        </m:sSub>
+        <m:r>
+          <m:rPr>
+            <m:sty m:val="p"/>
+          </m:rPr>
+          <m:t>,</m:t>
+        </m:r>
+        <m:r>
+          <m:rPr>
+            <m:sty m:val="p"/>
+          </m:rPr>
+          <m:t>…</m:t>
+        </m:r>
+        <m:r>
+          <m:rPr>
+            <m:sty m:val="p"/>
+          </m:rPr>
+          <m:t>,</m:t>
+        </m:r>
+        <m:sSub>
+          <m:e>
+            <m:r>
+              <m:t>X</m:t>
+            </m:r>
+          </m:e>
+          <m:sub>
+            <m:r>
+              <m:t>n</m:t>
+            </m:r>
+          </m:sub>
+        </m:sSub>
+        <m:r>
+          <m:rPr>
+            <m:sty m:val="p"/>
+          </m:rPr>
+          <m:t>)</m:t>
+        </m:r>
+      </m:oMath>
+      <w:ins w:id="69" w:author="PR Preview" w:date="2026-01-01T00:00:00Z">
+        <w:r>
+          <w:t xml:space="preserve"> </w:t>
+        </w:r>
+      </w:ins>
+      <w:ins w:id="70" w:author="PR Preview" w:date="2026-01-01T00:00:00Z">
+        <w:r>
+          <w:t xml:space="preserve">over repeated random samples</w:t>
+        </w:r>
+      </w:ins>
+      <w:ins w:id="71" w:author="PR Preview" w:date="2026-01-01T00:00:00Z">
+        <w:r>
+          <w:t xml:space="preserve"> </w:t>
+        </w:r>
+      </w:ins>
+      <m:oMath>
+        <m:sSub>
+          <m:e>
+            <m:r>
+              <m:t>X</m:t>
+            </m:r>
+          </m:e>
+          <m:sub>
+            <m:r>
+              <m:t>1</m:t>
+            </m:r>
+          </m:sub>
+        </m:sSub>
+        <m:r>
+          <m:rPr>
+            <m:sty m:val="p"/>
+          </m:rPr>
+          <m:t>,</m:t>
+        </m:r>
+        <m:r>
+          <m:rPr>
+            <m:sty m:val="p"/>
+          </m:rPr>
+          <m:t>…</m:t>
+        </m:r>
+        <m:r>
+          <m:rPr>
+            <m:sty m:val="p"/>
+          </m:rPr>
+          <m:t>,</m:t>
+        </m:r>
+        <m:sSub>
+          <m:e>
+            <m:r>
+              <m:t>X</m:t>
+            </m:r>
+          </m:e>
+          <m:sub>
+            <m:r>
+              <m:t>n</m:t>
+            </m:r>
+          </m:sub>
+        </m:sSub>
+      </m:oMath>
+      <w:ins w:id="72" w:author="PR Preview" w:date="2026-01-01T00:00:00Z">
+        <w:r>
+          <w:t xml:space="preserve"> </w:t>
+        </w:r>
+      </w:ins>
+      <w:ins w:id="73" w:author="PR Preview" w:date="2026-01-01T00:00:00Z">
+        <w:r>
+          <w:t xml:space="preserve">from the same population:</w:t>
+        </w:r>
+      </w:ins>
+      <w:ins w:id="74" w:author="PR Preview" w:date="2026-01-01T00:00:00Z">
+        <w:r>
+          <w:t xml:space="preserve"> </w:t>
+        </w:r>
+      </w:ins>
+      <w:ins w:id="75" w:author="PR Preview" w:date="2026-01-01T00:00:00Z">
+        <w:r>
+          <w:t xml:space="preserve">the distribution of the values the estimator would take</w:t>
+        </w:r>
+      </w:ins>
+      <w:ins w:id="76" w:author="PR Preview" w:date="2026-01-01T00:00:00Z">
+        <w:r>
+          <w:t xml:space="preserve"> </w:t>
+        </w:r>
+      </w:ins>
+      <w:ins w:id="77" w:author="PR Preview" w:date="2026-01-01T00:00:00Z">
+        <w:r>
+          <w:t xml:space="preserve">across all the</w:t>
+        </w:r>
+      </w:ins>
+      <w:ins w:id="78" w:author="PR Preview" w:date="2026-01-01T00:00:00Z">
+        <w:r>
+          <w:t xml:space="preserve"> </w:t>
+        </w:r>
+      </w:ins>
+      <w:hyperlink r:id="rId33">
+        <w:ins w:id="79" w:author="PR Preview" w:date="2026-01-01T00:00:00Z">
+          <w:r>
+            <w:rPr>
+              <w:rStyle w:val="Hyperlink"/>
+            </w:rPr>
+            <w:t xml:space="preserve">samples</w:t>
+          </w:r>
+        </w:ins>
+      </w:hyperlink>
+      <w:ins w:id="80" w:author="PR Preview" w:date="2026-01-01T00:00:00Z">
+        <w:r>
+          <w:t xml:space="preserve"> </w:t>
+        </w:r>
+      </w:ins>
+      <w:ins w:id="81" w:author="PR Preview" w:date="2026-01-01T00:00:00Z">
+        <w:r>
+          <w:t xml:space="preserve">we might have drawn.</w:t>
+        </w:r>
+      </w:ins>
+    </w:p>
+    <w:p>
+      <w:pPr>
+        <w:pStyle w:val="BodyText"/>
+      </w:pPr>
       <w:r>
         <w:t xml:space="preserve">Source:</w:t>
       </w:r>
@@ -3127,8 +3565,8 @@
         <w:t xml:space="preserve">.</w:t>
       </w:r>
     </w:p>
-    <w:bookmarkEnd w:id="33"/>
-    <w:bookmarkStart w:id="34" w:name="exm-sampling-distribution"/>
+    <w:bookmarkEnd w:id="34"/>
+    <w:bookmarkStart w:id="35" w:name="exm-sampling-distribution"/>
     <w:p>
       <w:pPr>
         <w:pStyle w:val="BodyText"/>
@@ -3660,9 +4098,9 @@
         <w:t xml:space="preserve">.</w:t>
       </w:r>
     </w:p>
-    <w:bookmarkEnd w:id="34"/>
     <w:bookmarkEnd w:id="35"/>
-    <w:bookmarkStart w:id="36" w:name="Xa5dc809b86f87b03eae203f77f161040593b6ef"/>
+    <w:bookmarkEnd w:id="36"/>
+    <w:bookmarkStart w:id="37" w:name="Xa5dc809b86f87b03eae203f77f161040593b6ef"/>
     <w:p>
       <w:pPr>
         <w:pStyle w:val="Heading3"/>
@@ -3892,9 +4330,9 @@
         <w:t xml:space="preserve">covers parameter estimation and the method of moments.</w:t>
       </w:r>
     </w:p>
-    <w:bookmarkEnd w:id="36"/>
     <w:bookmarkEnd w:id="37"/>
-    <w:bookmarkStart w:id="107" w:name="sec-est-accuracy"/>
+    <w:bookmarkEnd w:id="38"/>
+    <w:bookmarkStart w:id="108" w:name="sec-est-accuracy"/>
     <w:p>
       <w:pPr>
         <w:pStyle w:val="Heading2"/>
@@ -3903,7 +4341,7 @@
         <w:t xml:space="preserve">3 Accuracy of estimators</w:t>
       </w:r>
     </w:p>
-    <w:bookmarkStart w:id="38" w:name="accuracy"/>
+    <w:bookmarkStart w:id="39" w:name="accuracy"/>
     <w:p>
       <w:pPr>
         <w:pStyle w:val="Heading3"/>
@@ -3945,8 +4383,8 @@
         <w:t xml:space="preserve">and ease of computation is usually secondary.</w:t>
       </w:r>
     </w:p>
-    <w:bookmarkEnd w:id="38"/>
-    <w:bookmarkStart w:id="41" w:name="estimation-error"/>
+    <w:bookmarkEnd w:id="39"/>
+    <w:bookmarkStart w:id="42" w:name="estimation-error"/>
     <w:p>
       <w:pPr>
         <w:pStyle w:val="Heading3"/>
@@ -3955,7 +4393,7 @@
         <w:t xml:space="preserve">3.2 Estimation error</w:t>
       </w:r>
     </w:p>
-    <w:bookmarkStart w:id="39" w:name="def-estimation-error"/>
+    <w:bookmarkStart w:id="40" w:name="def-estimation-error"/>
     <w:p>
       <w:pPr>
         <w:pStyle w:val="FirstParagraph"/>
@@ -4121,8 +4559,8 @@
         </m:oMath>
       </m:oMathPara>
     </w:p>
-    <w:bookmarkEnd w:id="39"/>
-    <w:bookmarkStart w:id="40" w:name="exm-estimation-error"/>
+    <w:bookmarkEnd w:id="40"/>
+    <w:bookmarkStart w:id="41" w:name="exm-estimation-error"/>
     <w:p>
       <w:pPr>
         <w:pStyle w:val="FirstParagraph"/>
@@ -4408,7 +4846,7 @@
         <w:t xml:space="preserve">if we did, we would not need to estimate it.</w:t>
       </w:r>
     </w:p>
-    <w:bookmarkEnd w:id="40"/>
+    <w:bookmarkEnd w:id="41"/>
     <w:p>
       <w:pPr>
         <w:pStyle w:val="BodyText"/>
@@ -4455,8 +4893,8 @@
         <w:t xml:space="preserve">.</w:t>
       </w:r>
     </w:p>
-    <w:bookmarkEnd w:id="41"/>
-    <w:bookmarkStart w:id="43" w:name="residuals"/>
+    <w:bookmarkEnd w:id="42"/>
+    <w:bookmarkStart w:id="44" w:name="residuals"/>
     <w:p>
       <w:pPr>
         <w:pStyle w:val="Heading3"/>
@@ -4481,7 +4919,7 @@
       <w:r>
         <w:t xml:space="preserve"> </w:t>
       </w:r>
-      <w:hyperlink r:id="rId42">
+      <w:hyperlink r:id="rId43">
         <w:r>
           <w:rPr>
             <w:rStyle w:val="Hyperlink"/>
@@ -4530,8 +4968,8 @@
         <w:t xml:space="preserve">.</w:t>
       </w:r>
     </w:p>
-    <w:bookmarkEnd w:id="43"/>
-    <w:bookmarkStart w:id="50" w:name="bias"/>
+    <w:bookmarkEnd w:id="44"/>
+    <w:bookmarkStart w:id="51" w:name="bias"/>
     <w:p>
       <w:pPr>
         <w:pStyle w:val="Heading3"/>
@@ -4540,43 +4978,59 @@
         <w:t xml:space="preserve">3.4 Bias</w:t>
       </w:r>
     </w:p>
-    <w:bookmarkStart w:id="45" w:name="def-bias"/>
+    <w:bookmarkStart w:id="46" w:name="def-bias"/>
     <w:p>
       <w:pPr>
         <w:pStyle w:val="FirstParagraph"/>
       </w:pPr>
-      <w:r>
-        <w:rPr>
-          <w:b/>
-          <w:bCs/>
-        </w:rPr>
-        <w:t xml:space="preserve">Definition 7 (Bias)</w:t>
-      </w:r>
-      <w:r>
-        <w:t xml:space="preserve"> </w:t>
-      </w:r>
-      <w:r>
-        <w:t xml:space="preserve">The</w:t>
-      </w:r>
-      <w:r>
-        <w:t xml:space="preserve"> </w:t>
-      </w:r>
-      <w:r>
-        <w:rPr>
-          <w:b/>
-          <w:bCs/>
-        </w:rPr>
-        <w:t xml:space="preserve">bias</w:t>
-      </w:r>
-      <w:r>
-        <w:t xml:space="preserve"> </w:t>
-      </w:r>
-      <w:r>
-        <w:t xml:space="preserve">of an estimator</w:t>
-      </w:r>
-      <w:r>
-        <w:t xml:space="preserve"> </w:t>
-      </w:r>
+      <w:del w:id="82" w:author="PR Preview" w:date="2026-01-01T00:00:00Z">
+        <w:r>
+          <w:rPr>
+            <w:b/>
+            <w:bCs/>
+          </w:rPr>
+          <w:delText xml:space="preserve">Definition 7 (Bias)</w:delText>
+        </w:r>
+      </w:del>
+      <w:del w:id="83" w:author="PR Preview" w:date="2026-01-01T00:00:00Z">
+        <w:r>
+          <w:delText xml:space="preserve"> </w:delText>
+        </w:r>
+      </w:del>
+      <w:del w:id="84" w:author="PR Preview" w:date="2026-01-01T00:00:00Z">
+        <w:r>
+          <w:delText xml:space="preserve">The</w:delText>
+        </w:r>
+      </w:del>
+      <w:del w:id="85" w:author="PR Preview" w:date="2026-01-01T00:00:00Z">
+        <w:r>
+          <w:delText xml:space="preserve"> </w:delText>
+        </w:r>
+      </w:del>
+      <w:del w:id="86" w:author="PR Preview" w:date="2026-01-01T00:00:00Z">
+        <w:r>
+          <w:rPr>
+            <w:b/>
+            <w:bCs/>
+          </w:rPr>
+          <w:delText xml:space="preserve">bias</w:delText>
+        </w:r>
+      </w:del>
+      <w:del w:id="87" w:author="PR Preview" w:date="2026-01-01T00:00:00Z">
+        <w:r>
+          <w:delText xml:space="preserve"> </w:delText>
+        </w:r>
+      </w:del>
+      <w:del w:id="88" w:author="PR Preview" w:date="2026-01-01T00:00:00Z">
+        <w:r>
+          <w:delText xml:space="preserve">of an estimator</w:delText>
+        </w:r>
+      </w:del>
+      <w:del w:id="89" w:author="PR Preview" w:date="2026-01-01T00:00:00Z">
+        <w:r>
+          <w:delText xml:space="preserve"> </w:delText>
+        </w:r>
+      </w:del>
       <m:oMath>
         <m:acc>
           <m:accPr>
@@ -4589,58 +5043,207 @@
           </m:e>
         </m:acc>
       </m:oMath>
-      <w:r>
-        <w:t xml:space="preserve"> </w:t>
-      </w:r>
-      <w:r>
-        <w:t xml:space="preserve">for an estimand</w:t>
-      </w:r>
-      <w:r>
-        <w:t xml:space="preserve"> </w:t>
-      </w:r>
+      <w:del w:id="90" w:author="PR Preview" w:date="2026-01-01T00:00:00Z">
+        <w:r>
+          <w:delText xml:space="preserve"> </w:delText>
+        </w:r>
+      </w:del>
+      <w:del w:id="91" w:author="PR Preview" w:date="2026-01-01T00:00:00Z">
+        <w:r>
+          <w:delText xml:space="preserve">for an estimand</w:delText>
+        </w:r>
+      </w:del>
+      <w:del w:id="92" w:author="PR Preview" w:date="2026-01-01T00:00:00Z">
+        <w:r>
+          <w:delText xml:space="preserve"> </w:delText>
+        </w:r>
+      </w:del>
       <m:oMath>
         <m:r>
           <m:t>θ</m:t>
         </m:r>
       </m:oMath>
-      <w:r>
-        <w:t xml:space="preserve"> </w:t>
-      </w:r>
-      <w:r>
-        <w:t xml:space="preserve">is the</w:t>
-      </w:r>
-      <w:r>
-        <w:t xml:space="preserve"> </w:t>
-      </w:r>
-      <w:r>
-        <w:t xml:space="preserve">expected value of the</w:t>
-      </w:r>
-      <w:r>
-        <w:t xml:space="preserve"> </w:t>
-      </w:r>
+      <w:del w:id="93" w:author="PR Preview" w:date="2026-01-01T00:00:00Z">
+        <w:r>
+          <w:delText xml:space="preserve"> </w:delText>
+        </w:r>
+      </w:del>
+      <w:del w:id="94" w:author="PR Preview" w:date="2026-01-01T00:00:00Z">
+        <w:r>
+          <w:delText xml:space="preserve">is the</w:delText>
+        </w:r>
+      </w:del>
+      <w:del w:id="95" w:author="PR Preview" w:date="2026-01-01T00:00:00Z">
+        <w:r>
+          <w:delText xml:space="preserve"> </w:delText>
+        </w:r>
+      </w:del>
+      <w:del w:id="96" w:author="PR Preview" w:date="2026-01-01T00:00:00Z">
+        <w:r>
+          <w:delText xml:space="preserve">expected value of the</w:delText>
+        </w:r>
+      </w:del>
+      <w:del w:id="97" w:author="PR Preview" w:date="2026-01-01T00:00:00Z">
+        <w:r>
+          <w:delText xml:space="preserve"> </w:delText>
+        </w:r>
+      </w:del>
       <w:hyperlink w:anchor="def-estimation-error">
+        <w:del w:id="98" w:author="PR Preview" w:date="2026-01-01T00:00:00Z">
+          <w:r>
+            <w:rPr>
+              <w:rStyle w:val="Hyperlink"/>
+            </w:rPr>
+            <w:delText xml:space="preserve">estimation error</w:delText>
+          </w:r>
+        </w:del>
+      </w:hyperlink>
+      <w:del w:id="99" w:author="PR Preview" w:date="2026-01-01T00:00:00Z">
+        <w:r>
+          <w:delText xml:space="preserve"> </w:delText>
+        </w:r>
+      </w:del>
+      <w:del w:id="100" w:author="PR Preview" w:date="2026-01-01T00:00:00Z">
+        <w:r>
+          <w:delText xml:space="preserve">[12]</w:delText>
+        </w:r>
+      </w:del>
+      <w:del w:id="101" w:author="PR Preview" w:date="2026-01-01T00:00:00Z">
+        <w:r>
+          <w:delText xml:space="preserve">:</w:delText>
+        </w:r>
+      </w:del>
+    </w:p>
+    <w:p>
+      <w:pPr>
+        <w:pStyle w:val="FirstParagraph"/>
+      </w:pPr>
+      <w:ins w:id="102" w:author="PR Preview" w:date="2026-01-01T00:00:00Z">
         <w:r>
           <w:rPr>
-            <w:rStyle w:val="Hyperlink"/>
+            <w:b/>
+            <w:bCs/>
           </w:rPr>
-          <w:t xml:space="preserve">estimation error</w:t>
-        </w:r>
+          <w:t xml:space="preserve">Definition 7 (Bias)</w:t>
+        </w:r>
+      </w:ins>
+      <w:ins w:id="103" w:author="PR Preview" w:date="2026-01-01T00:00:00Z">
+        <w:r>
+          <w:t xml:space="preserve"> </w:t>
+        </w:r>
+      </w:ins>
+      <w:ins w:id="104" w:author="PR Preview" w:date="2026-01-01T00:00:00Z">
+        <w:r>
+          <w:t xml:space="preserve">The</w:t>
+        </w:r>
+      </w:ins>
+      <w:ins w:id="105" w:author="PR Preview" w:date="2026-01-01T00:00:00Z">
+        <w:r>
+          <w:t xml:space="preserve"> </w:t>
+        </w:r>
+      </w:ins>
+      <w:ins w:id="106" w:author="PR Preview" w:date="2026-01-01T00:00:00Z">
+        <w:r>
+          <w:rPr>
+            <w:b/>
+            <w:bCs/>
+          </w:rPr>
+          <w:t xml:space="preserve">bias</w:t>
+        </w:r>
+      </w:ins>
+      <w:ins w:id="107" w:author="PR Preview" w:date="2026-01-01T00:00:00Z">
+        <w:r>
+          <w:t xml:space="preserve"> </w:t>
+        </w:r>
+      </w:ins>
+      <w:ins w:id="108" w:author="PR Preview" w:date="2026-01-01T00:00:00Z">
+        <w:r>
+          <w:t xml:space="preserve">of an estimator</w:t>
+        </w:r>
+      </w:ins>
+      <w:ins w:id="109" w:author="PR Preview" w:date="2026-01-01T00:00:00Z">
+        <w:r>
+          <w:t xml:space="preserve"> </w:t>
+        </w:r>
+      </w:ins>
+      <m:oMath>
+        <m:acc>
+          <m:accPr>
+            <m:chr m:val="̂"/>
+          </m:accPr>
+          <m:e>
+            <m:r>
+              <m:t>θ</m:t>
+            </m:r>
+          </m:e>
+        </m:acc>
+      </m:oMath>
+      <w:ins w:id="110" w:author="PR Preview" w:date="2026-01-01T00:00:00Z">
+        <w:r>
+          <w:t xml:space="preserve"> </w:t>
+        </w:r>
+      </w:ins>
+      <w:ins w:id="111" w:author="PR Preview" w:date="2026-01-01T00:00:00Z">
+        <w:r>
+          <w:t xml:space="preserve">for an estimand</w:t>
+        </w:r>
+      </w:ins>
+      <w:ins w:id="112" w:author="PR Preview" w:date="2026-01-01T00:00:00Z">
+        <w:r>
+          <w:t xml:space="preserve"> </w:t>
+        </w:r>
+      </w:ins>
+      <m:oMath>
+        <m:r>
+          <m:t>θ</m:t>
+        </m:r>
+      </m:oMath>
+      <w:ins w:id="113" w:author="PR Preview" w:date="2026-01-01T00:00:00Z">
+        <w:r>
+          <w:t xml:space="preserve"> </w:t>
+        </w:r>
+      </w:ins>
+      <w:ins w:id="114" w:author="PR Preview" w:date="2026-01-01T00:00:00Z">
+        <w:r>
+          <w:t xml:space="preserve">is the</w:t>
+        </w:r>
+      </w:ins>
+      <w:ins w:id="115" w:author="PR Preview" w:date="2026-01-01T00:00:00Z">
+        <w:r>
+          <w:t xml:space="preserve"> </w:t>
+        </w:r>
+      </w:ins>
+      <w:ins w:id="116" w:author="PR Preview" w:date="2026-01-01T00:00:00Z">
+        <w:r>
+          <w:t xml:space="preserve">expected value of the</w:t>
+        </w:r>
+      </w:ins>
+      <w:ins w:id="117" w:author="PR Preview" w:date="2026-01-01T00:00:00Z">
+        <w:r>
+          <w:t xml:space="preserve"> </w:t>
+        </w:r>
+      </w:ins>
+      <w:hyperlink w:anchor="def-estimation-error">
+        <w:ins w:id="118" w:author="PR Preview" w:date="2026-01-01T00:00:00Z">
+          <w:r>
+            <w:rPr>
+              <w:rStyle w:val="Hyperlink"/>
+            </w:rPr>
+            <w:t xml:space="preserve">estimation error</w:t>
+          </w:r>
+        </w:ins>
       </w:hyperlink>
-      <w:r>
-        <w:t xml:space="preserve"> </w:t>
-      </w:r>
-      <w:r>
-        <w:t xml:space="preserve">[12]</w:t>
-      </w:r>
-      <w:r>
-        <w:t xml:space="preserve">:</w:t>
-      </w:r>
+      <w:ins w:id="119" w:author="PR Preview" w:date="2026-01-01T00:00:00Z">
+        <w:r>
+          <w:t xml:space="preserve">:</w:t>
+        </w:r>
+      </w:ins>
     </w:p>
     <w:p>
       <w:pPr>
         <w:pStyle w:val="BodyText"/>
       </w:pPr>
-      <w:bookmarkStart w:id="44" w:name="eq-bias-def"/>
+      <w:bookmarkStart w:id="45" w:name="eq-bias-def"/>
       <m:oMathPara>
         <m:oMathParaPr>
           <m:jc m:val="center"/>
@@ -4768,7 +5371,7 @@
           </m:r>
         </m:oMath>
       </m:oMathPara>
-      <w:bookmarkEnd w:id="44"/>
+      <w:bookmarkEnd w:id="45"/>
     </w:p>
     <w:p>
       <w:pPr>
@@ -4787,8 +5390,8 @@
         <w:t xml:space="preserve">.</w:t>
       </w:r>
     </w:p>
-    <w:bookmarkEnd w:id="45"/>
-    <w:bookmarkStart w:id="46" w:name="exr-bias-exprs"/>
+    <w:bookmarkEnd w:id="46"/>
+    <w:bookmarkStart w:id="47" w:name="exr-bias-exprs"/>
     <w:p>
       <w:pPr>
         <w:pStyle w:val="BodyText"/>
@@ -4936,8 +5539,8 @@
         <w:t xml:space="preserve">.</w:t>
       </w:r>
     </w:p>
-    <w:bookmarkEnd w:id="46"/>
-    <w:bookmarkStart w:id="47" w:name="sol-bias-exprs"/>
+    <w:bookmarkEnd w:id="47"/>
+    <w:bookmarkStart w:id="48" w:name="sol-bias-exprs"/>
     <w:p>
       <w:pPr>
         <w:pStyle w:val="BodyText"/>
@@ -5314,8 +5917,8 @@
         </m:oMath>
       </m:oMathPara>
     </w:p>
-    <w:bookmarkEnd w:id="47"/>
-    <w:bookmarkStart w:id="48" w:name="thm-bias-exprs"/>
+    <w:bookmarkEnd w:id="48"/>
+    <w:bookmarkStart w:id="49" w:name="thm-bias-exprs"/>
     <w:p>
       <w:pPr>
         <w:pStyle w:val="FirstParagraph"/>
@@ -5419,7 +6022,7 @@
         </m:oMath>
       </m:oMathPara>
     </w:p>
-    <w:bookmarkEnd w:id="48"/>
+    <w:bookmarkEnd w:id="49"/>
     <w:p>
       <w:pPr>
         <w:pStyle w:val="FirstParagraph"/>
@@ -5452,7 +6055,7 @@
         <w:t xml:space="preserve">.</w:t>
       </w:r>
     </w:p>
-    <w:bookmarkStart w:id="49" w:name="exm-bias-sample-mean"/>
+    <w:bookmarkStart w:id="50" w:name="exm-bias-sample-mean"/>
     <w:p>
       <w:pPr>
         <w:pStyle w:val="BodyText"/>
@@ -6786,9 +7389,9 @@
         <w:t xml:space="preserve">uses only one.</w:t>
       </w:r>
     </w:p>
-    <w:bookmarkEnd w:id="49"/>
     <w:bookmarkEnd w:id="50"/>
-    <w:bookmarkStart w:id="75" w:name="mean-squared-error"/>
+    <w:bookmarkEnd w:id="51"/>
+    <w:bookmarkStart w:id="76" w:name="mean-squared-error"/>
     <w:p>
       <w:pPr>
         <w:pStyle w:val="Heading3"/>
@@ -6797,43 +7400,59 @@
         <w:t xml:space="preserve">3.5 Population mean squared error of an estimator</w:t>
       </w:r>
     </w:p>
-    <w:bookmarkStart w:id="51" w:name="def-mse"/>
+    <w:bookmarkStart w:id="52" w:name="def-mse"/>
     <w:p>
       <w:pPr>
         <w:pStyle w:val="FirstParagraph"/>
       </w:pPr>
-      <w:r>
-        <w:rPr>
-          <w:b/>
-          <w:bCs/>
-        </w:rPr>
-        <w:t xml:space="preserve">Definition 8 (Mean squared error)</w:t>
-      </w:r>
-      <w:r>
-        <w:t xml:space="preserve"> </w:t>
-      </w:r>
-      <w:r>
-        <w:t xml:space="preserve">The</w:t>
-      </w:r>
-      <w:r>
-        <w:t xml:space="preserve"> </w:t>
-      </w:r>
-      <w:r>
-        <w:rPr>
-          <w:b/>
-          <w:bCs/>
-        </w:rPr>
-        <w:t xml:space="preserve">population mean squared error (pMSE)</w:t>
-      </w:r>
-      <w:r>
-        <w:t xml:space="preserve"> </w:t>
-      </w:r>
-      <w:r>
-        <w:t xml:space="preserve">of an estimator</w:t>
-      </w:r>
-      <w:r>
-        <w:t xml:space="preserve"> </w:t>
-      </w:r>
+      <w:del w:id="120" w:author="PR Preview" w:date="2026-01-01T00:00:00Z">
+        <w:r>
+          <w:rPr>
+            <w:b/>
+            <w:bCs/>
+          </w:rPr>
+          <w:delText xml:space="preserve">Definition 8 (Mean squared error)</w:delText>
+        </w:r>
+      </w:del>
+      <w:del w:id="121" w:author="PR Preview" w:date="2026-01-01T00:00:00Z">
+        <w:r>
+          <w:delText xml:space="preserve"> </w:delText>
+        </w:r>
+      </w:del>
+      <w:del w:id="122" w:author="PR Preview" w:date="2026-01-01T00:00:00Z">
+        <w:r>
+          <w:delText xml:space="preserve">The</w:delText>
+        </w:r>
+      </w:del>
+      <w:del w:id="123" w:author="PR Preview" w:date="2026-01-01T00:00:00Z">
+        <w:r>
+          <w:delText xml:space="preserve"> </w:delText>
+        </w:r>
+      </w:del>
+      <w:del w:id="124" w:author="PR Preview" w:date="2026-01-01T00:00:00Z">
+        <w:r>
+          <w:rPr>
+            <w:b/>
+            <w:bCs/>
+          </w:rPr>
+          <w:delText xml:space="preserve">population mean squared error (pMSE)</w:delText>
+        </w:r>
+      </w:del>
+      <w:del w:id="125" w:author="PR Preview" w:date="2026-01-01T00:00:00Z">
+        <w:r>
+          <w:delText xml:space="preserve"> </w:delText>
+        </w:r>
+      </w:del>
+      <w:del w:id="126" w:author="PR Preview" w:date="2026-01-01T00:00:00Z">
+        <w:r>
+          <w:delText xml:space="preserve">of an estimator</w:delText>
+        </w:r>
+      </w:del>
+      <w:del w:id="127" w:author="PR Preview" w:date="2026-01-01T00:00:00Z">
+        <w:r>
+          <w:delText xml:space="preserve"> </w:delText>
+        </w:r>
+      </w:del>
       <m:oMath>
         <m:acc>
           <m:accPr>
@@ -6846,47 +7465,69 @@
           </m:e>
         </m:acc>
       </m:oMath>
-      <w:r>
-        <w:t xml:space="preserve">,</w:t>
-      </w:r>
-      <w:r>
-        <w:t xml:space="preserve"> </w:t>
-      </w:r>
-      <w:r>
-        <w:t xml:space="preserve">also called its</w:t>
-      </w:r>
-      <w:r>
-        <w:t xml:space="preserve"> </w:t>
-      </w:r>
-      <w:r>
-        <w:rPr>
-          <w:b/>
-          <w:bCs/>
-        </w:rPr>
-        <w:t xml:space="preserve">mean squared error</w:t>
-      </w:r>
-      <w:r>
-        <w:t xml:space="preserve"> </w:t>
-      </w:r>
-      <w:r>
-        <w:t xml:space="preserve">or its</w:t>
-      </w:r>
-      <w:r>
-        <w:t xml:space="preserve"> </w:t>
-      </w:r>
-      <w:r>
-        <w:rPr>
-          <w:b/>
-          <w:bCs/>
-        </w:rPr>
-        <w:t xml:space="preserve">expected squared estimation error (ESEE)</w:t>
-      </w:r>
-      <w:r>
-        <w:t xml:space="preserve">, denoted</w:t>
-      </w:r>
-      <w:r>
-        <w:t xml:space="preserve"> </w:t>
-      </w:r>
+      <w:del w:id="128" w:author="PR Preview" w:date="2026-01-01T00:00:00Z">
+        <w:r>
+          <w:delText xml:space="preserve">,</w:delText>
+        </w:r>
+      </w:del>
+      <w:del w:id="129" w:author="PR Preview" w:date="2026-01-01T00:00:00Z">
+        <w:r>
+          <w:delText xml:space="preserve"> </w:delText>
+        </w:r>
+      </w:del>
+      <w:del w:id="130" w:author="PR Preview" w:date="2026-01-01T00:00:00Z">
+        <w:r>
+          <w:delText xml:space="preserve">also called its</w:delText>
+        </w:r>
+      </w:del>
+      <w:del w:id="131" w:author="PR Preview" w:date="2026-01-01T00:00:00Z">
+        <w:r>
+          <w:delText xml:space="preserve"> </w:delText>
+        </w:r>
+      </w:del>
+      <w:del w:id="132" w:author="PR Preview" w:date="2026-01-01T00:00:00Z">
+        <w:r>
+          <w:rPr>
+            <w:b/>
+            <w:bCs/>
+          </w:rPr>
+          <w:delText xml:space="preserve">mean squared error</w:delText>
+        </w:r>
+      </w:del>
+      <w:del w:id="133" w:author="PR Preview" w:date="2026-01-01T00:00:00Z">
+        <w:r>
+          <w:delText xml:space="preserve"> </w:delText>
+        </w:r>
+      </w:del>
+      <w:del w:id="134" w:author="PR Preview" w:date="2026-01-01T00:00:00Z">
+        <w:r>
+          <w:delText xml:space="preserve">or its</w:delText>
+        </w:r>
+      </w:del>
+      <w:del w:id="135" w:author="PR Preview" w:date="2026-01-01T00:00:00Z">
+        <w:r>
+          <w:delText xml:space="preserve"> </w:delText>
+        </w:r>
+      </w:del>
+      <w:del w:id="136" w:author="PR Preview" w:date="2026-01-01T00:00:00Z">
+        <w:r>
+          <w:rPr>
+            <w:b/>
+            <w:bCs/>
+          </w:rPr>
+          <w:delText xml:space="preserve">expected squared estimation error (ESEE)</w:delText>
+        </w:r>
+      </w:del>
+      <w:del w:id="137" w:author="PR Preview" w:date="2026-01-01T00:00:00Z">
+        <w:r>
+          <w:delText xml:space="preserve">, denoted</w:delText>
+        </w:r>
+      </w:del>
+      <w:del w:id="138" w:author="PR Preview" w:date="2026-01-01T00:00:00Z">
+        <w:r>
+          <w:delText xml:space="preserve"> </w:delText>
+        </w:r>
+      </w:del>
       <m:oMath>
         <m:r>
           <m:rPr>
@@ -6921,15 +7562,21 @@
           <m:t>​</m:t>
         </m:r>
       </m:oMath>
-      <w:r>
-        <w:t xml:space="preserve"> </w:t>
-      </w:r>
-      <w:r>
-        <w:t xml:space="preserve">or</w:t>
-      </w:r>
-      <w:r>
-        <w:t xml:space="preserve"> </w:t>
-      </w:r>
+      <w:del w:id="139" w:author="PR Preview" w:date="2026-01-01T00:00:00Z">
+        <w:r>
+          <w:delText xml:space="preserve"> </w:delText>
+        </w:r>
+      </w:del>
+      <w:del w:id="140" w:author="PR Preview" w:date="2026-01-01T00:00:00Z">
+        <w:r>
+          <w:delText xml:space="preserve">or</w:delText>
+        </w:r>
+      </w:del>
+      <w:del w:id="141" w:author="PR Preview" w:date="2026-01-01T00:00:00Z">
+        <w:r>
+          <w:delText xml:space="preserve"> </w:delText>
+        </w:r>
+      </w:del>
       <m:oMath>
         <m:r>
           <m:rPr>
@@ -6964,35 +7611,297 @@
           <m:t>​</m:t>
         </m:r>
       </m:oMath>
-      <w:r>
-        <w:t xml:space="preserve">, is the expectation of the square</w:t>
-      </w:r>
-      <w:r>
-        <w:t xml:space="preserve"> </w:t>
-      </w:r>
-      <w:r>
-        <w:t xml:space="preserve">of the</w:t>
-      </w:r>
-      <w:r>
-        <w:t xml:space="preserve"> </w:t>
-      </w:r>
+      <w:del w:id="142" w:author="PR Preview" w:date="2026-01-01T00:00:00Z">
+        <w:r>
+          <w:delText xml:space="preserve">, is the expectation of the square</w:delText>
+        </w:r>
+      </w:del>
+      <w:del w:id="143" w:author="PR Preview" w:date="2026-01-01T00:00:00Z">
+        <w:r>
+          <w:delText xml:space="preserve"> </w:delText>
+        </w:r>
+      </w:del>
+      <w:del w:id="144" w:author="PR Preview" w:date="2026-01-01T00:00:00Z">
+        <w:r>
+          <w:delText xml:space="preserve">of the</w:delText>
+        </w:r>
+      </w:del>
+      <w:del w:id="145" w:author="PR Preview" w:date="2026-01-01T00:00:00Z">
+        <w:r>
+          <w:delText xml:space="preserve"> </w:delText>
+        </w:r>
+      </w:del>
       <w:hyperlink w:anchor="def-estimation-error">
+        <w:del w:id="146" w:author="PR Preview" w:date="2026-01-01T00:00:00Z">
+          <w:r>
+            <w:rPr>
+              <w:rStyle w:val="Hyperlink"/>
+            </w:rPr>
+            <w:delText xml:space="preserve">estimation error</w:delText>
+          </w:r>
+        </w:del>
+      </w:hyperlink>
+      <w:del w:id="147" w:author="PR Preview" w:date="2026-01-01T00:00:00Z">
+        <w:r>
+          <w:delText xml:space="preserve"> </w:delText>
+        </w:r>
+      </w:del>
+      <w:del w:id="148" w:author="PR Preview" w:date="2026-01-01T00:00:00Z">
+        <w:r>
+          <w:delText xml:space="preserve">[13]</w:delText>
+        </w:r>
+      </w:del>
+      <w:del w:id="149" w:author="PR Preview" w:date="2026-01-01T00:00:00Z">
+        <w:r>
+          <w:delText xml:space="preserve">:</w:delText>
+        </w:r>
+      </w:del>
+    </w:p>
+    <w:p>
+      <w:pPr>
+        <w:pStyle w:val="FirstParagraph"/>
+      </w:pPr>
+      <w:ins w:id="150" w:author="PR Preview" w:date="2026-01-01T00:00:00Z">
         <w:r>
           <w:rPr>
-            <w:rStyle w:val="Hyperlink"/>
+            <w:b/>
+            <w:bCs/>
           </w:rPr>
-          <w:t xml:space="preserve">estimation error</w:t>
-        </w:r>
+          <w:t xml:space="preserve">Definition 8 (Mean squared error)</w:t>
+        </w:r>
+      </w:ins>
+      <w:ins w:id="151" w:author="PR Preview" w:date="2026-01-01T00:00:00Z">
+        <w:r>
+          <w:t xml:space="preserve"> </w:t>
+        </w:r>
+      </w:ins>
+      <w:ins w:id="152" w:author="PR Preview" w:date="2026-01-01T00:00:00Z">
+        <w:r>
+          <w:t xml:space="preserve">The</w:t>
+        </w:r>
+      </w:ins>
+      <w:ins w:id="153" w:author="PR Preview" w:date="2026-01-01T00:00:00Z">
+        <w:r>
+          <w:t xml:space="preserve"> </w:t>
+        </w:r>
+      </w:ins>
+      <w:ins w:id="154" w:author="PR Preview" w:date="2026-01-01T00:00:00Z">
+        <w:r>
+          <w:rPr>
+            <w:b/>
+            <w:bCs/>
+          </w:rPr>
+          <w:t xml:space="preserve">population mean squared error (pMSE)</w:t>
+        </w:r>
+      </w:ins>
+      <w:ins w:id="155" w:author="PR Preview" w:date="2026-01-01T00:00:00Z">
+        <w:r>
+          <w:t xml:space="preserve"> </w:t>
+        </w:r>
+      </w:ins>
+      <w:ins w:id="156" w:author="PR Preview" w:date="2026-01-01T00:00:00Z">
+        <w:r>
+          <w:t xml:space="preserve">of an estimator</w:t>
+        </w:r>
+      </w:ins>
+      <w:ins w:id="157" w:author="PR Preview" w:date="2026-01-01T00:00:00Z">
+        <w:r>
+          <w:t xml:space="preserve"> </w:t>
+        </w:r>
+      </w:ins>
+      <m:oMath>
+        <m:acc>
+          <m:accPr>
+            <m:chr m:val="̂"/>
+          </m:accPr>
+          <m:e>
+            <m:r>
+              <m:t>θ</m:t>
+            </m:r>
+          </m:e>
+        </m:acc>
+      </m:oMath>
+      <w:ins w:id="158" w:author="PR Preview" w:date="2026-01-01T00:00:00Z">
+        <w:r>
+          <w:t xml:space="preserve">,</w:t>
+        </w:r>
+      </w:ins>
+      <w:ins w:id="159" w:author="PR Preview" w:date="2026-01-01T00:00:00Z">
+        <w:r>
+          <w:t xml:space="preserve"> </w:t>
+        </w:r>
+      </w:ins>
+      <w:ins w:id="160" w:author="PR Preview" w:date="2026-01-01T00:00:00Z">
+        <w:r>
+          <w:t xml:space="preserve">also called its</w:t>
+        </w:r>
+      </w:ins>
+      <w:ins w:id="161" w:author="PR Preview" w:date="2026-01-01T00:00:00Z">
+        <w:r>
+          <w:t xml:space="preserve"> </w:t>
+        </w:r>
+      </w:ins>
+      <w:ins w:id="162" w:author="PR Preview" w:date="2026-01-01T00:00:00Z">
+        <w:r>
+          <w:rPr>
+            <w:b/>
+            <w:bCs/>
+          </w:rPr>
+          <w:t xml:space="preserve">mean squared error</w:t>
+        </w:r>
+      </w:ins>
+      <w:ins w:id="163" w:author="PR Preview" w:date="2026-01-01T00:00:00Z">
+        <w:r>
+          <w:t xml:space="preserve"> </w:t>
+        </w:r>
+      </w:ins>
+      <w:ins w:id="164" w:author="PR Preview" w:date="2026-01-01T00:00:00Z">
+        <w:r>
+          <w:t xml:space="preserve">or its</w:t>
+        </w:r>
+      </w:ins>
+      <w:ins w:id="165" w:author="PR Preview" w:date="2026-01-01T00:00:00Z">
+        <w:r>
+          <w:t xml:space="preserve"> </w:t>
+        </w:r>
+      </w:ins>
+      <w:ins w:id="166" w:author="PR Preview" w:date="2026-01-01T00:00:00Z">
+        <w:r>
+          <w:rPr>
+            <w:b/>
+            <w:bCs/>
+          </w:rPr>
+          <w:t xml:space="preserve">expected squared estimation error (ESEE)</w:t>
+        </w:r>
+      </w:ins>
+      <w:ins w:id="167" w:author="PR Preview" w:date="2026-01-01T00:00:00Z">
+        <w:r>
+          <w:t xml:space="preserve">, denoted</w:t>
+        </w:r>
+      </w:ins>
+      <w:ins w:id="168" w:author="PR Preview" w:date="2026-01-01T00:00:00Z">
+        <w:r>
+          <w:t xml:space="preserve"> </w:t>
+        </w:r>
+      </w:ins>
+      <m:oMath>
+        <m:r>
+          <m:rPr>
+            <m:sty m:val="p"/>
+          </m:rPr>
+          <m:t>pMSE</m:t>
+        </m:r>
+        <m:r>
+          <m:t>​</m:t>
+        </m:r>
+        <m:d>
+          <m:dPr>
+            <m:begChr m:val="("/>
+            <m:sepChr m:val=""/>
+            <m:endChr m:val=")"/>
+            <m:grow/>
+          </m:dPr>
+          <m:e>
+            <m:acc>
+              <m:accPr>
+                <m:chr m:val="̂"/>
+              </m:accPr>
+              <m:e>
+                <m:r>
+                  <m:t>θ</m:t>
+                </m:r>
+              </m:e>
+            </m:acc>
+          </m:e>
+        </m:d>
+        <m:r>
+          <m:t>​</m:t>
+        </m:r>
+      </m:oMath>
+      <w:ins w:id="169" w:author="PR Preview" w:date="2026-01-01T00:00:00Z">
+        <w:r>
+          <w:t xml:space="preserve"> </w:t>
+        </w:r>
+      </w:ins>
+      <w:ins w:id="170" w:author="PR Preview" w:date="2026-01-01T00:00:00Z">
+        <w:r>
+          <w:t xml:space="preserve">or</w:t>
+        </w:r>
+      </w:ins>
+      <w:ins w:id="171" w:author="PR Preview" w:date="2026-01-01T00:00:00Z">
+        <w:r>
+          <w:t xml:space="preserve"> </w:t>
+        </w:r>
+      </w:ins>
+      <m:oMath>
+        <m:r>
+          <m:rPr>
+            <m:sty m:val="p"/>
+          </m:rPr>
+          <m:t>ESEE</m:t>
+        </m:r>
+        <m:r>
+          <m:t>​</m:t>
+        </m:r>
+        <m:d>
+          <m:dPr>
+            <m:begChr m:val="("/>
+            <m:sepChr m:val=""/>
+            <m:endChr m:val=")"/>
+            <m:grow/>
+          </m:dPr>
+          <m:e>
+            <m:acc>
+              <m:accPr>
+                <m:chr m:val="̂"/>
+              </m:accPr>
+              <m:e>
+                <m:r>
+                  <m:t>θ</m:t>
+                </m:r>
+              </m:e>
+            </m:acc>
+          </m:e>
+        </m:d>
+        <m:r>
+          <m:t>​</m:t>
+        </m:r>
+      </m:oMath>
+      <w:ins w:id="172" w:author="PR Preview" w:date="2026-01-01T00:00:00Z">
+        <w:r>
+          <w:t xml:space="preserve">, is the expectation of the square</w:t>
+        </w:r>
+      </w:ins>
+      <w:ins w:id="173" w:author="PR Preview" w:date="2026-01-01T00:00:00Z">
+        <w:r>
+          <w:t xml:space="preserve"> </w:t>
+        </w:r>
+      </w:ins>
+      <w:ins w:id="174" w:author="PR Preview" w:date="2026-01-01T00:00:00Z">
+        <w:r>
+          <w:t xml:space="preserve">of the</w:t>
+        </w:r>
+      </w:ins>
+      <w:ins w:id="175" w:author="PR Preview" w:date="2026-01-01T00:00:00Z">
+        <w:r>
+          <w:t xml:space="preserve"> </w:t>
+        </w:r>
+      </w:ins>
+      <w:hyperlink w:anchor="def-estimation-error">
+        <w:ins w:id="176" w:author="PR Preview" w:date="2026-01-01T00:00:00Z">
+          <w:r>
+            <w:rPr>
+              <w:rStyle w:val="Hyperlink"/>
+            </w:rPr>
+            <w:t xml:space="preserve">estimation error</w:t>
+          </w:r>
+        </w:ins>
       </w:hyperlink>
-      <w:r>
-        <w:t xml:space="preserve"> </w:t>
-      </w:r>
-      <w:r>
-        <w:t xml:space="preserve">[13]</w:t>
-      </w:r>
-      <w:r>
-        <w:t xml:space="preserve">:</w:t>
-      </w:r>
+      <w:ins w:id="177" w:author="PR Preview" w:date="2026-01-01T00:00:00Z">
+        <w:r>
+          <w:t xml:space="preserve">:</w:t>
+        </w:r>
+      </w:ins>
     </w:p>
     <w:p>
       <w:pPr>
@@ -7150,8 +8059,8 @@
         <w:t xml:space="preserve">.</w:t>
       </w:r>
     </w:p>
-    <w:bookmarkEnd w:id="51"/>
-    <w:bookmarkStart w:id="52" w:name="exr-sq-bias-expand"/>
+    <w:bookmarkEnd w:id="52"/>
+    <w:bookmarkStart w:id="53" w:name="exr-sq-bias-expand"/>
     <w:p>
       <w:pPr>
         <w:pStyle w:val="BodyText"/>
@@ -7323,8 +8232,8 @@
         <w:t xml:space="preserve">.</w:t>
       </w:r>
     </w:p>
-    <w:bookmarkEnd w:id="52"/>
-    <w:bookmarkStart w:id="53" w:name="sol-sq-bias-expand"/>
+    <w:bookmarkEnd w:id="53"/>
+    <w:bookmarkStart w:id="54" w:name="sol-sq-bias-expand"/>
     <w:p>
       <w:pPr>
         <w:pStyle w:val="BodyText"/>
@@ -7644,8 +8553,8 @@
         </m:oMath>
       </m:oMathPara>
     </w:p>
-    <w:bookmarkEnd w:id="53"/>
-    <w:bookmarkStart w:id="54" w:name="thm-sq-bias-expand"/>
+    <w:bookmarkEnd w:id="54"/>
+    <w:bookmarkStart w:id="55" w:name="thm-sq-bias-expand"/>
     <w:p>
       <w:pPr>
         <w:pStyle w:val="FirstParagraph"/>
@@ -7913,7 +8822,7 @@
         </m:oMath>
       </m:oMathPara>
     </w:p>
-    <w:bookmarkEnd w:id="54"/>
+    <w:bookmarkEnd w:id="55"/>
     <w:p>
       <w:pPr>
         <w:pStyle w:val="FirstParagraph"/>
@@ -7960,7 +8869,7 @@
         <w:t xml:space="preserve">.</w:t>
       </w:r>
     </w:p>
-    <w:bookmarkStart w:id="55" w:name="exr-bias-sq-plus-var"/>
+    <w:bookmarkStart w:id="56" w:name="exr-bias-sq-plus-var"/>
     <w:p>
       <w:pPr>
         <w:pStyle w:val="BodyText"/>
@@ -8205,8 +9114,8 @@
         <w:t xml:space="preserve">.</w:t>
       </w:r>
     </w:p>
-    <w:bookmarkEnd w:id="55"/>
-    <w:bookmarkStart w:id="60" w:name="sol-bias-sq-plus-var"/>
+    <w:bookmarkEnd w:id="56"/>
+    <w:bookmarkStart w:id="61" w:name="sol-bias-sq-plus-var"/>
     <w:p>
       <w:pPr>
         <w:pStyle w:val="BodyText"/>
@@ -8230,7 +9139,7 @@
       <w:r>
         <w:t xml:space="preserve">(</w:t>
       </w:r>
-      <w:hyperlink r:id="rId56">
+      <w:hyperlink r:id="rId57">
         <w:r>
           <w:rPr>
             <w:rStyle w:val="Hyperlink"/>
@@ -8246,7 +9155,7 @@
       <w:pPr>
         <w:pStyle w:val="BodyText"/>
       </w:pPr>
-      <w:bookmarkStart w:id="57" w:name="eq-bias-sq-plus-var-exr"/>
+      <w:bookmarkStart w:id="58" w:name="eq-bias-sq-plus-var-exr"/>
       <m:oMathPara>
         <m:oMathParaPr>
           <m:jc m:val="center"/>
@@ -8414,24 +9323,24 @@
           </m:r>
         </m:oMath>
       </m:oMathPara>
-      <w:bookmarkEnd w:id="57"/>
+      <w:bookmarkEnd w:id="58"/>
     </w:p>
     <w:p>
       <w:pPr>
         <w:pStyle w:val="FirstParagraph"/>
       </w:pPr>
-      <w:del w:id="3" w:author="PR Preview" w:date="2026-01-01T00:00:00Z">
+      <w:del w:id="178" w:author="PR Preview" w:date="2026-01-01T00:00:00Z">
         <w:r>
           <w:delText xml:space="preserve">Add it to the squared bias from</w:delText>
         </w:r>
       </w:del>
-      <w:del w:id="4" w:author="PR Preview" w:date="2026-01-01T00:00:00Z">
+      <w:del w:id="179" w:author="PR Preview" w:date="2026-01-01T00:00:00Z">
         <w:r>
           <w:delText xml:space="preserve"> </w:delText>
         </w:r>
       </w:del>
       <w:hyperlink w:anchor="exr-sq-bias-expand">
-        <w:del w:id="5" w:author="PR Preview" w:date="2026-01-01T00:00:00Z">
+        <w:del w:id="180" w:author="PR Preview" w:date="2026-01-01T00:00:00Z">
           <w:r>
             <w:rPr>
               <w:rStyle w:val="Hyperlink"/>
@@ -8440,12 +9349,12 @@
           </w:r>
         </w:del>
       </w:hyperlink>
-      <w:del w:id="6" w:author="PR Preview" w:date="2026-01-01T00:00:00Z">
+      <w:del w:id="181" w:author="PR Preview" w:date="2026-01-01T00:00:00Z">
         <w:r>
           <w:delText xml:space="preserve"> </w:delText>
         </w:r>
       </w:del>
-      <w:del w:id="7" w:author="PR Preview" w:date="2026-01-01T00:00:00Z">
+      <w:del w:id="182" w:author="PR Preview" w:date="2026-01-01T00:00:00Z">
         <w:r>
           <w:delText xml:space="preserve">and simplify:</w:delText>
         </w:r>
@@ -8455,18 +9364,18 @@
       <w:pPr>
         <w:pStyle w:val="FirstParagraph"/>
       </w:pPr>
-      <w:ins w:id="8" w:author="PR Preview" w:date="2026-01-01T00:00:00Z">
+      <w:ins w:id="183" w:author="PR Preview" w:date="2026-01-01T00:00:00Z">
         <w:r>
           <w:t xml:space="preserve">Let the</w:t>
         </w:r>
       </w:ins>
-      <w:ins w:id="9" w:author="PR Preview" w:date="2026-01-01T00:00:00Z">
+      <w:ins w:id="184" w:author="PR Preview" w:date="2026-01-01T00:00:00Z">
         <w:r>
           <w:t xml:space="preserve"> </w:t>
         </w:r>
       </w:ins>
-      <w:hyperlink r:id="rId58">
-        <w:ins w:id="10" w:author="PR Preview" w:date="2026-01-01T00:00:00Z">
+      <w:hyperlink r:id="rId59">
+        <w:ins w:id="185" w:author="PR Preview" w:date="2026-01-01T00:00:00Z">
           <w:r>
             <w:rPr>
               <w:rStyle w:val="Hyperlink"/>
@@ -8475,23 +9384,23 @@
           </w:r>
         </w:ins>
       </w:hyperlink>
-      <w:ins w:id="11" w:author="PR Preview" w:date="2026-01-01T00:00:00Z">
+      <w:ins w:id="186" w:author="PR Preview" w:date="2026-01-01T00:00:00Z">
         <w:r>
           <w:t xml:space="preserve"> </w:t>
         </w:r>
       </w:ins>
-      <w:ins w:id="12" w:author="PR Preview" w:date="2026-01-01T00:00:00Z">
+      <w:ins w:id="187" w:author="PR Preview" w:date="2026-01-01T00:00:00Z">
         <w:r>
           <w:t xml:space="preserve">of the</w:t>
         </w:r>
       </w:ins>
-      <w:ins w:id="13" w:author="PR Preview" w:date="2026-01-01T00:00:00Z">
+      <w:ins w:id="188" w:author="PR Preview" w:date="2026-01-01T00:00:00Z">
         <w:r>
           <w:t xml:space="preserve"> </w:t>
         </w:r>
       </w:ins>
       <w:hyperlink w:anchor="def-estimator">
-        <w:ins w:id="14" w:author="PR Preview" w:date="2026-01-01T00:00:00Z">
+        <w:ins w:id="189" w:author="PR Preview" w:date="2026-01-01T00:00:00Z">
           <w:r>
             <w:rPr>
               <w:rStyle w:val="Hyperlink"/>
@@ -8500,7 +9409,7 @@
           </w:r>
         </w:ins>
       </w:hyperlink>
-      <w:ins w:id="15" w:author="PR Preview" w:date="2026-01-01T00:00:00Z">
+      <w:ins w:id="190" w:author="PR Preview" w:date="2026-01-01T00:00:00Z">
         <w:r>
           <w:t xml:space="preserve"> </w:t>
         </w:r>
@@ -8517,17 +9426,17 @@
           </m:e>
         </m:acc>
       </m:oMath>
-      <w:ins w:id="16" w:author="PR Preview" w:date="2026-01-01T00:00:00Z">
+      <w:ins w:id="191" w:author="PR Preview" w:date="2026-01-01T00:00:00Z">
         <w:r>
           <w:t xml:space="preserve"> </w:t>
         </w:r>
       </w:ins>
-      <w:ins w:id="17" w:author="PR Preview" w:date="2026-01-01T00:00:00Z">
+      <w:ins w:id="192" w:author="PR Preview" w:date="2026-01-01T00:00:00Z">
         <w:r>
           <w:t xml:space="preserve">be</w:t>
         </w:r>
       </w:ins>
-      <w:ins w:id="18" w:author="PR Preview" w:date="2026-01-01T00:00:00Z">
+      <w:ins w:id="193" w:author="PR Preview" w:date="2026-01-01T00:00:00Z">
         <w:r>
           <w:t xml:space="preserve"> </w:t>
         </w:r>
@@ -8591,22 +9500,22 @@
           <m:t>​</m:t>
         </m:r>
       </m:oMath>
-      <w:ins w:id="19" w:author="PR Preview" w:date="2026-01-01T00:00:00Z">
+      <w:ins w:id="194" w:author="PR Preview" w:date="2026-01-01T00:00:00Z">
         <w:r>
           <w:t xml:space="preserve">.</w:t>
         </w:r>
       </w:ins>
-      <w:ins w:id="20" w:author="PR Preview" w:date="2026-01-01T00:00:00Z">
+      <w:ins w:id="195" w:author="PR Preview" w:date="2026-01-01T00:00:00Z">
         <w:r>
           <w:t xml:space="preserve"> </w:t>
         </w:r>
       </w:ins>
-      <w:ins w:id="21" w:author="PR Preview" w:date="2026-01-01T00:00:00Z">
+      <w:ins w:id="196" w:author="PR Preview" w:date="2026-01-01T00:00:00Z">
         <w:r>
           <w:t xml:space="preserve">Then the variance of</w:t>
         </w:r>
       </w:ins>
-      <w:ins w:id="22" w:author="PR Preview" w:date="2026-01-01T00:00:00Z">
+      <w:ins w:id="197" w:author="PR Preview" w:date="2026-01-01T00:00:00Z">
         <w:r>
           <w:t xml:space="preserve"> </w:t>
         </w:r>
@@ -8623,17 +9532,17 @@
           </m:e>
         </m:acc>
       </m:oMath>
-      <w:ins w:id="23" w:author="PR Preview" w:date="2026-01-01T00:00:00Z">
+      <w:ins w:id="198" w:author="PR Preview" w:date="2026-01-01T00:00:00Z">
         <w:r>
           <w:t xml:space="preserve"> </w:t>
         </w:r>
       </w:ins>
-      <w:ins w:id="24" w:author="PR Preview" w:date="2026-01-01T00:00:00Z">
+      <w:ins w:id="199" w:author="PR Preview" w:date="2026-01-01T00:00:00Z">
         <w:r>
           <w:t xml:space="preserve">is</w:t>
         </w:r>
       </w:ins>
-      <w:ins w:id="25" w:author="PR Preview" w:date="2026-01-01T00:00:00Z">
+      <w:ins w:id="200" w:author="PR Preview" w:date="2026-01-01T00:00:00Z">
         <w:r>
           <w:t xml:space="preserve"> </w:t>
         </w:r>
@@ -8731,28 +9640,28 @@
           </m:sup>
         </m:sSup>
       </m:oMath>
-      <w:ins w:id="26" w:author="PR Preview" w:date="2026-01-01T00:00:00Z">
+      <w:ins w:id="201" w:author="PR Preview" w:date="2026-01-01T00:00:00Z">
         <w:r>
           <w:t xml:space="preserve">,</w:t>
         </w:r>
       </w:ins>
-      <w:ins w:id="27" w:author="PR Preview" w:date="2026-01-01T00:00:00Z">
+      <w:ins w:id="202" w:author="PR Preview" w:date="2026-01-01T00:00:00Z">
         <w:r>
           <w:t xml:space="preserve"> </w:t>
         </w:r>
       </w:ins>
-      <w:ins w:id="28" w:author="PR Preview" w:date="2026-01-01T00:00:00Z">
+      <w:ins w:id="203" w:author="PR Preview" w:date="2026-01-01T00:00:00Z">
         <w:r>
           <w:t xml:space="preserve">and the squared</w:t>
         </w:r>
       </w:ins>
-      <w:ins w:id="29" w:author="PR Preview" w:date="2026-01-01T00:00:00Z">
+      <w:ins w:id="204" w:author="PR Preview" w:date="2026-01-01T00:00:00Z">
         <w:r>
           <w:t xml:space="preserve"> </w:t>
         </w:r>
       </w:ins>
       <w:hyperlink w:anchor="def-bias">
-        <w:ins w:id="30" w:author="PR Preview" w:date="2026-01-01T00:00:00Z">
+        <w:ins w:id="205" w:author="PR Preview" w:date="2026-01-01T00:00:00Z">
           <w:r>
             <w:rPr>
               <w:rStyle w:val="Hyperlink"/>
@@ -8761,17 +9670,17 @@
           </w:r>
         </w:ins>
       </w:hyperlink>
-      <w:ins w:id="31" w:author="PR Preview" w:date="2026-01-01T00:00:00Z">
+      <w:ins w:id="206" w:author="PR Preview" w:date="2026-01-01T00:00:00Z">
         <w:r>
           <w:t xml:space="preserve"> </w:t>
         </w:r>
       </w:ins>
-      <w:ins w:id="32" w:author="PR Preview" w:date="2026-01-01T00:00:00Z">
+      <w:ins w:id="207" w:author="PR Preview" w:date="2026-01-01T00:00:00Z">
         <w:r>
           <w:t xml:space="preserve">of</w:t>
         </w:r>
       </w:ins>
-      <w:ins w:id="33" w:author="PR Preview" w:date="2026-01-01T00:00:00Z">
+      <w:ins w:id="208" w:author="PR Preview" w:date="2026-01-01T00:00:00Z">
         <w:r>
           <w:t xml:space="preserve"> </w:t>
         </w:r>
@@ -8788,23 +9697,23 @@
           </m:e>
         </m:acc>
       </m:oMath>
-      <w:ins w:id="34" w:author="PR Preview" w:date="2026-01-01T00:00:00Z">
+      <w:ins w:id="209" w:author="PR Preview" w:date="2026-01-01T00:00:00Z">
         <w:r>
           <w:t xml:space="preserve"> </w:t>
         </w:r>
       </w:ins>
-      <w:ins w:id="35" w:author="PR Preview" w:date="2026-01-01T00:00:00Z">
+      <w:ins w:id="210" w:author="PR Preview" w:date="2026-01-01T00:00:00Z">
         <w:r>
           <w:t xml:space="preserve">for the</w:t>
         </w:r>
       </w:ins>
-      <w:ins w:id="36" w:author="PR Preview" w:date="2026-01-01T00:00:00Z">
+      <w:ins w:id="211" w:author="PR Preview" w:date="2026-01-01T00:00:00Z">
         <w:r>
           <w:t xml:space="preserve"> </w:t>
         </w:r>
       </w:ins>
       <w:hyperlink w:anchor="def-estimand">
-        <w:ins w:id="37" w:author="PR Preview" w:date="2026-01-01T00:00:00Z">
+        <w:ins w:id="212" w:author="PR Preview" w:date="2026-01-01T00:00:00Z">
           <w:r>
             <w:rPr>
               <w:rStyle w:val="Hyperlink"/>
@@ -8813,7 +9722,7 @@
           </w:r>
         </w:ins>
       </w:hyperlink>
-      <w:ins w:id="38" w:author="PR Preview" w:date="2026-01-01T00:00:00Z">
+      <w:ins w:id="213" w:author="PR Preview" w:date="2026-01-01T00:00:00Z">
         <w:r>
           <w:t xml:space="preserve"> </w:t>
         </w:r>
@@ -8823,23 +9732,23 @@
           <m:t>θ</m:t>
         </m:r>
       </m:oMath>
-      <w:ins w:id="39" w:author="PR Preview" w:date="2026-01-01T00:00:00Z">
+      <w:ins w:id="214" w:author="PR Preview" w:date="2026-01-01T00:00:00Z">
         <w:r>
           <w:t xml:space="preserve"> </w:t>
         </w:r>
       </w:ins>
-      <w:ins w:id="40" w:author="PR Preview" w:date="2026-01-01T00:00:00Z">
+      <w:ins w:id="215" w:author="PR Preview" w:date="2026-01-01T00:00:00Z">
         <w:r>
           <w:t xml:space="preserve">from</w:t>
         </w:r>
       </w:ins>
-      <w:ins w:id="41" w:author="PR Preview" w:date="2026-01-01T00:00:00Z">
+      <w:ins w:id="216" w:author="PR Preview" w:date="2026-01-01T00:00:00Z">
         <w:r>
           <w:t xml:space="preserve"> </w:t>
         </w:r>
       </w:ins>
       <w:hyperlink w:anchor="exr-sq-bias-expand">
-        <w:ins w:id="42" w:author="PR Preview" w:date="2026-01-01T00:00:00Z">
+        <w:ins w:id="217" w:author="PR Preview" w:date="2026-01-01T00:00:00Z">
           <w:r>
             <w:rPr>
               <w:rStyle w:val="Hyperlink"/>
@@ -8848,17 +9757,17 @@
           </w:r>
         </w:ins>
       </w:hyperlink>
-      <w:ins w:id="43" w:author="PR Preview" w:date="2026-01-01T00:00:00Z">
+      <w:ins w:id="218" w:author="PR Preview" w:date="2026-01-01T00:00:00Z">
         <w:r>
           <w:t xml:space="preserve"> </w:t>
         </w:r>
       </w:ins>
-      <w:ins w:id="44" w:author="PR Preview" w:date="2026-01-01T00:00:00Z">
+      <w:ins w:id="219" w:author="PR Preview" w:date="2026-01-01T00:00:00Z">
         <w:r>
           <w:t xml:space="preserve">is</w:t>
         </w:r>
       </w:ins>
-      <w:ins w:id="45" w:author="PR Preview" w:date="2026-01-01T00:00:00Z">
+      <w:ins w:id="220" w:author="PR Preview" w:date="2026-01-01T00:00:00Z">
         <w:r>
           <w:t xml:space="preserve"> </w:t>
         </w:r>
@@ -8958,17 +9867,17 @@
           </m:sup>
         </m:sSup>
       </m:oMath>
-      <w:ins w:id="46" w:author="PR Preview" w:date="2026-01-01T00:00:00Z">
+      <w:ins w:id="221" w:author="PR Preview" w:date="2026-01-01T00:00:00Z">
         <w:r>
           <w:t xml:space="preserve">.</w:t>
         </w:r>
       </w:ins>
-      <w:ins w:id="47" w:author="PR Preview" w:date="2026-01-01T00:00:00Z">
+      <w:ins w:id="222" w:author="PR Preview" w:date="2026-01-01T00:00:00Z">
         <w:r>
           <w:t xml:space="preserve"> </w:t>
         </w:r>
       </w:ins>
-      <w:ins w:id="48" w:author="PR Preview" w:date="2026-01-01T00:00:00Z">
+      <w:ins w:id="223" w:author="PR Preview" w:date="2026-01-01T00:00:00Z">
         <w:r>
           <w:t xml:space="preserve">Add them and simplify:</w:t>
         </w:r>
@@ -8978,7 +9887,7 @@
       <w:pPr>
         <w:pStyle w:val="BodyText"/>
       </w:pPr>
-      <w:bookmarkStart w:id="59" w:name="eq-bias-sq-plus-var-exr-2"/>
+      <w:bookmarkStart w:id="60" w:name="eq-bias-sq-plus-var-exr-2"/>
       <m:oMathPara>
         <m:oMathParaPr>
           <m:jc m:val="center"/>
@@ -10207,10 +11116,10 @@
           </m:r>
         </m:oMath>
       </m:oMathPara>
-      <w:bookmarkEnd w:id="59"/>
+      <w:bookmarkEnd w:id="60"/>
     </w:p>
-    <w:bookmarkEnd w:id="60"/>
-    <w:bookmarkStart w:id="61" w:name="thm-bias-sq-plus-var"/>
+    <w:bookmarkEnd w:id="61"/>
+    <w:bookmarkStart w:id="62" w:name="thm-bias-sq-plus-var"/>
     <w:p>
       <w:pPr>
         <w:pStyle w:val="FirstParagraph"/>
@@ -10483,7 +11392,7 @@
         </m:oMath>
       </m:oMathPara>
     </w:p>
-    <w:bookmarkEnd w:id="61"/>
+    <w:bookmarkEnd w:id="62"/>
     <w:p>
       <w:pPr>
         <w:pStyle w:val="FirstParagraph"/>
@@ -10550,7 +11459,7 @@
         <w:t xml:space="preserve">.</w:t>
       </w:r>
     </w:p>
-    <w:bookmarkStart w:id="62" w:name="exr-mse-expand"/>
+    <w:bookmarkStart w:id="63" w:name="exr-mse-expand"/>
     <w:p>
       <w:pPr>
         <w:pStyle w:val="BodyText"/>
@@ -10723,8 +11632,8 @@
         <w:t xml:space="preserve">.</w:t>
       </w:r>
     </w:p>
-    <w:bookmarkEnd w:id="62"/>
-    <w:bookmarkStart w:id="63" w:name="sol-mse-expand"/>
+    <w:bookmarkEnd w:id="63"/>
+    <w:bookmarkStart w:id="64" w:name="sol-mse-expand"/>
     <w:p>
       <w:pPr>
         <w:pStyle w:val="BodyText"/>
@@ -11528,8 +12437,8 @@
         </m:oMath>
       </m:oMathPara>
     </w:p>
-    <w:bookmarkEnd w:id="63"/>
-    <w:bookmarkStart w:id="64" w:name="thm-mse-expand"/>
+    <w:bookmarkEnd w:id="64"/>
+    <w:bookmarkStart w:id="65" w:name="thm-mse-expand"/>
     <w:p>
       <w:pPr>
         <w:pStyle w:val="FirstParagraph"/>
@@ -11756,7 +12665,7 @@
         </m:oMath>
       </m:oMathPara>
     </w:p>
-    <w:bookmarkEnd w:id="64"/>
+    <w:bookmarkEnd w:id="65"/>
     <w:p>
       <w:pPr>
         <w:pStyle w:val="FirstParagraph"/>
@@ -11803,7 +12712,7 @@
         <w:t xml:space="preserve">.</w:t>
       </w:r>
     </w:p>
-    <w:bookmarkStart w:id="66" w:name="thm-mse-bias-variance"/>
+    <w:bookmarkStart w:id="67" w:name="thm-mse-bias-variance"/>
     <w:p>
       <w:pPr>
         <w:pStyle w:val="BodyText"/>
@@ -11844,7 +12753,7 @@
       <w:pPr>
         <w:pStyle w:val="BodyText"/>
       </w:pPr>
-      <w:bookmarkStart w:id="65" w:name="eq-mse"/>
+      <w:bookmarkStart w:id="66" w:name="eq-mse"/>
       <m:oMathPara>
         <m:oMathParaPr>
           <m:jc m:val="center"/>
@@ -12003,9 +12912,9 @@
           </m:r>
         </m:oMath>
       </m:oMathPara>
-      <w:bookmarkEnd w:id="65"/>
+      <w:bookmarkEnd w:id="66"/>
     </w:p>
-    <w:bookmarkEnd w:id="66"/>
+    <w:bookmarkEnd w:id="67"/>
     <w:p>
       <w:pPr>
         <w:pStyle w:val="FirstParagraph"/>
@@ -12321,7 +13230,7 @@
         <w:t xml:space="preserve">so they are equal to each other.</w:t>
       </w:r>
     </w:p>
-    <w:bookmarkStart w:id="69" w:name="rem-mse-bias-variance-prediction"/>
+    <w:bookmarkStart w:id="70" w:name="rem-mse-bias-variance-prediction"/>
     <w:p>
       <w:pPr>
         <w:pStyle w:val="BodyText"/>
@@ -12441,7 +13350,7 @@
       <w:r>
         <w:t xml:space="preserve"> </w:t>
       </w:r>
-      <w:hyperlink r:id="rId67">
+      <w:hyperlink r:id="rId68">
         <w:r>
           <w:rPr>
             <w:rStyle w:val="Hyperlink"/>
@@ -12464,7 +13373,7 @@
       <w:r>
         <w:t xml:space="preserve"> </w:t>
       </w:r>
-      <w:hyperlink r:id="rId68">
+      <w:hyperlink r:id="rId69">
         <w:r>
           <w:rPr>
             <w:rStyle w:val="Hyperlink"/>
@@ -12485,8 +13394,8 @@
         <w:t xml:space="preserve">No choice of prediction can remove the extra term.</w:t>
       </w:r>
     </w:p>
-    <w:bookmarkEnd w:id="69"/>
-    <w:bookmarkStart w:id="71" w:name="exm-mse-sample-mean"/>
+    <w:bookmarkEnd w:id="70"/>
+    <w:bookmarkStart w:id="72" w:name="exm-mse-sample-mean"/>
     <w:p>
       <w:pPr>
         <w:pStyle w:val="FirstParagraph"/>
@@ -13898,7 +14807,7 @@
       <w:r>
         <w:t xml:space="preserve"> </w:t>
       </w:r>
-      <w:hyperlink r:id="rId70">
+      <w:hyperlink r:id="rId71">
         <w:r>
           <w:rPr>
             <w:rStyle w:val="Hyperlink"/>
@@ -14196,8 +15105,8 @@
         <w:t xml:space="preserve">’s.</w:t>
       </w:r>
     </w:p>
-    <w:bookmarkEnd w:id="71"/>
-    <w:bookmarkStart w:id="72" w:name="def-rmse"/>
+    <w:bookmarkEnd w:id="72"/>
+    <w:bookmarkStart w:id="73" w:name="def-rmse"/>
     <w:p>
       <w:pPr>
         <w:pStyle w:val="BodyText"/>
@@ -14409,8 +15318,8 @@
         <w:t xml:space="preserve">.</w:t>
       </w:r>
     </w:p>
-    <w:bookmarkEnd w:id="72"/>
-    <w:bookmarkStart w:id="73" w:name="exm-rmse-sample-mean"/>
+    <w:bookmarkEnd w:id="73"/>
+    <w:bookmarkStart w:id="74" w:name="exm-rmse-sample-mean"/>
     <w:p>
       <w:pPr>
         <w:pStyle w:val="BodyText"/>
@@ -14498,8 +15407,8 @@
         <w:t xml:space="preserve">.</w:t>
       </w:r>
     </w:p>
-    <w:bookmarkEnd w:id="73"/>
-    <w:bookmarkStart w:id="74" w:name="rem-rmse-units"/>
+    <w:bookmarkEnd w:id="74"/>
+    <w:bookmarkStart w:id="75" w:name="rem-rmse-units"/>
     <w:p>
       <w:pPr>
         <w:pStyle w:val="BodyText"/>
@@ -14518,7 +15427,7 @@
         <w:t xml:space="preserve">The pRMSE has the same units as the estimand.</w:t>
       </w:r>
     </w:p>
-    <w:bookmarkEnd w:id="74"/>
+    <w:bookmarkEnd w:id="75"/>
     <w:p>
       <w:pPr>
         <w:pStyle w:val="BodyText"/>
@@ -14533,8 +15442,8 @@
         <w:t xml:space="preserve">covers mean squared error.</w:t>
       </w:r>
     </w:p>
-    <w:bookmarkEnd w:id="75"/>
-    <w:bookmarkStart w:id="89" w:name="sec-unbiased-estimators"/>
+    <w:bookmarkEnd w:id="76"/>
+    <w:bookmarkStart w:id="90" w:name="sec-unbiased-estimators"/>
     <w:p>
       <w:pPr>
         <w:pStyle w:val="Heading3"/>
@@ -14543,7 +15452,7 @@
         <w:t xml:space="preserve">3.6 Unbiased estimators</w:t>
       </w:r>
     </w:p>
-    <w:bookmarkStart w:id="76" w:name="def-unbiased"/>
+    <w:bookmarkStart w:id="77" w:name="def-unbiased"/>
     <w:p>
       <w:pPr>
         <w:pStyle w:val="FirstParagraph"/>
@@ -14669,8 +15578,8 @@
         </m:oMath>
       </m:oMathPara>
     </w:p>
-    <w:bookmarkEnd w:id="76"/>
-    <w:bookmarkStart w:id="77" w:name="def-biased"/>
+    <w:bookmarkEnd w:id="77"/>
+    <w:bookmarkStart w:id="78" w:name="def-biased"/>
     <w:p>
       <w:pPr>
         <w:pStyle w:val="FirstParagraph"/>
@@ -14796,8 +15705,8 @@
         </m:oMath>
       </m:oMathPara>
     </w:p>
-    <w:bookmarkEnd w:id="77"/>
-    <w:bookmarkStart w:id="78" w:name="exm-unbiased-sample-mean"/>
+    <w:bookmarkEnd w:id="78"/>
+    <w:bookmarkStart w:id="79" w:name="exm-unbiased-sample-mean"/>
     <w:p>
       <w:pPr>
         <w:pStyle w:val="FirstParagraph"/>
@@ -15011,8 +15920,8 @@
         <w:t xml:space="preserve">.</w:t>
       </w:r>
     </w:p>
-    <w:bookmarkEnd w:id="78"/>
-    <w:bookmarkStart w:id="80" w:name="exm-biased-variance-mle"/>
+    <w:bookmarkEnd w:id="79"/>
+    <w:bookmarkStart w:id="81" w:name="exm-biased-variance-mle"/>
     <w:p>
       <w:pPr>
         <w:pStyle w:val="BodyText"/>
@@ -15190,7 +16099,7 @@
       <w:r>
         <w:t xml:space="preserve"> </w:t>
       </w:r>
-      <w:hyperlink r:id="rId79">
+      <w:hyperlink r:id="rId80">
         <w:r>
           <w:rPr>
             <w:rStyle w:val="Hyperlink"/>
@@ -20362,8 +21271,8 @@
         <w:t xml:space="preserve">grows.</w:t>
       </w:r>
     </w:p>
-    <w:bookmarkEnd w:id="80"/>
-    <w:bookmarkStart w:id="81" w:name="exr-unbiased-exp"/>
+    <w:bookmarkEnd w:id="81"/>
+    <w:bookmarkStart w:id="82" w:name="exr-unbiased-exp"/>
     <w:p>
       <w:pPr>
         <w:pStyle w:val="BodyText"/>
@@ -20494,8 +21403,8 @@
         <w:t xml:space="preserve">.</w:t>
       </w:r>
     </w:p>
-    <w:bookmarkEnd w:id="81"/>
-    <w:bookmarkStart w:id="82" w:name="sol-unbiased-exp"/>
+    <w:bookmarkEnd w:id="82"/>
+    <w:bookmarkStart w:id="83" w:name="sol-unbiased-exp"/>
     <w:p>
       <w:pPr>
         <w:pStyle w:val="BodyText"/>
@@ -20720,8 +21629,8 @@
         <w:t xml:space="preserve">.</w:t>
       </w:r>
     </w:p>
-    <w:bookmarkEnd w:id="82"/>
-    <w:bookmarkStart w:id="83" w:name="exr-unbiased-mse"/>
+    <w:bookmarkEnd w:id="83"/>
+    <w:bookmarkStart w:id="84" w:name="exr-unbiased-mse"/>
     <w:p>
       <w:pPr>
         <w:pStyle w:val="BodyText"/>
@@ -20815,8 +21724,8 @@
         <w:t xml:space="preserve">in terms of its variance.</w:t>
       </w:r>
     </w:p>
-    <w:bookmarkEnd w:id="83"/>
-    <w:bookmarkStart w:id="84" w:name="sol-unbiased-mse"/>
+    <w:bookmarkEnd w:id="84"/>
+    <w:bookmarkStart w:id="85" w:name="sol-unbiased-mse"/>
     <w:p>
       <w:pPr>
         <w:pStyle w:val="BodyText"/>
@@ -21155,8 +22064,8 @@
         </m:oMath>
       </m:oMathPara>
     </w:p>
-    <w:bookmarkEnd w:id="84"/>
-    <w:bookmarkStart w:id="87" w:name="thm-unbiased-props"/>
+    <w:bookmarkEnd w:id="85"/>
+    <w:bookmarkStart w:id="88" w:name="thm-unbiased-props"/>
     <w:p>
       <w:pPr>
         <w:pStyle w:val="FirstParagraph"/>
@@ -21228,7 +22137,7 @@
       <w:pPr>
         <w:pStyle w:val="BodyText"/>
       </w:pPr>
-      <w:bookmarkStart w:id="85" w:name="eq-unbiased-exp"/>
+      <w:bookmarkStart w:id="86" w:name="eq-unbiased-exp"/>
       <m:oMathPara>
         <m:oMathParaPr>
           <m:jc m:val="center"/>
@@ -21295,13 +22204,13 @@
           </m:r>
         </m:oMath>
       </m:oMathPara>
-      <w:bookmarkEnd w:id="85"/>
+      <w:bookmarkEnd w:id="86"/>
     </w:p>
     <w:p>
       <w:pPr>
         <w:pStyle w:val="FirstParagraph"/>
       </w:pPr>
-      <w:bookmarkStart w:id="86" w:name="eq-unbiased-mse"/>
+      <w:bookmarkStart w:id="87" w:name="eq-unbiased-mse"/>
       <m:oMathPara>
         <m:oMathParaPr>
           <m:jc m:val="center"/>
@@ -21397,9 +22306,9 @@
           </m:r>
         </m:oMath>
       </m:oMathPara>
-      <w:bookmarkEnd w:id="86"/>
+      <w:bookmarkEnd w:id="87"/>
     </w:p>
-    <w:bookmarkEnd w:id="87"/>
+    <w:bookmarkEnd w:id="88"/>
     <w:p>
       <w:pPr>
         <w:pStyle w:val="FirstParagraph"/>
@@ -21490,7 +22399,7 @@
       <w:r>
         <w:t xml:space="preserve"> </w:t>
       </w:r>
-      <w:hyperlink r:id="rId88">
+      <w:hyperlink r:id="rId89">
         <w:r>
           <w:rPr>
             <w:rStyle w:val="Hyperlink"/>
@@ -21517,8 +22426,8 @@
         <w:t xml:space="preserve">.</w:t>
       </w:r>
     </w:p>
-    <w:bookmarkEnd w:id="89"/>
-    <w:bookmarkStart w:id="92" w:name="mean-absolute-error"/>
+    <w:bookmarkEnd w:id="90"/>
+    <w:bookmarkStart w:id="93" w:name="mean-absolute-error"/>
     <w:p>
       <w:pPr>
         <w:pStyle w:val="Heading3"/>
@@ -21527,7 +22436,7 @@
         <w:t xml:space="preserve">3.7 Population mean absolute error</w:t>
       </w:r>
     </w:p>
-    <w:bookmarkStart w:id="90" w:name="def-mae"/>
+    <w:bookmarkStart w:id="91" w:name="def-mae"/>
     <w:p>
       <w:pPr>
         <w:pStyle w:val="FirstParagraph"/>
@@ -21754,8 +22663,8 @@
         <w:t xml:space="preserve">.</w:t>
       </w:r>
     </w:p>
-    <w:bookmarkEnd w:id="90"/>
-    <w:bookmarkStart w:id="91" w:name="exm-mae-gaussian"/>
+    <w:bookmarkEnd w:id="91"/>
+    <w:bookmarkStart w:id="92" w:name="exm-mae-gaussian"/>
     <w:p>
       <w:pPr>
         <w:pStyle w:val="BodyText"/>
@@ -24161,9 +25070,9 @@
         <w:t xml:space="preserve">).</w:t>
       </w:r>
     </w:p>
-    <w:bookmarkEnd w:id="91"/>
     <w:bookmarkEnd w:id="92"/>
-    <w:bookmarkStart w:id="106" w:name="standard-error"/>
+    <w:bookmarkEnd w:id="93"/>
+    <w:bookmarkStart w:id="107" w:name="standard-error"/>
     <w:p>
       <w:pPr>
         <w:pStyle w:val="Heading3"/>
@@ -24172,7 +25081,7 @@
         <w:t xml:space="preserve">3.8 Standard error</w:t>
       </w:r>
     </w:p>
-    <w:bookmarkStart w:id="94" w:name="def-SE"/>
+    <w:bookmarkStart w:id="95" w:name="def-SE"/>
     <w:p>
       <w:pPr>
         <w:pStyle w:val="FirstParagraph"/>
@@ -24230,7 +25139,7 @@
       <w:r>
         <w:t xml:space="preserve"> </w:t>
       </w:r>
-      <w:hyperlink r:id="rId93">
+      <w:hyperlink r:id="rId94">
         <w:r>
           <w:rPr>
             <w:rStyle w:val="Hyperlink"/>
@@ -24375,8 +25284,8 @@
         <w:t xml:space="preserve">.</w:t>
       </w:r>
     </w:p>
-    <w:bookmarkEnd w:id="94"/>
-    <w:bookmarkStart w:id="95" w:name="exm-SE-sample-mean"/>
+    <w:bookmarkEnd w:id="95"/>
+    <w:bookmarkStart w:id="96" w:name="exm-SE-sample-mean"/>
     <w:p>
       <w:pPr>
         <w:pStyle w:val="BodyText"/>
@@ -24688,8 +25597,8 @@
         <w:t xml:space="preserve">.</w:t>
       </w:r>
     </w:p>
-    <w:bookmarkEnd w:id="95"/>
-    <w:bookmarkStart w:id="96" w:name="exr-se-error-sd"/>
+    <w:bookmarkEnd w:id="96"/>
+    <w:bookmarkStart w:id="97" w:name="exr-se-error-sd"/>
     <w:p>
       <w:pPr>
         <w:pStyle w:val="BodyText"/>
@@ -24710,7 +25619,7 @@
       <w:r>
         <w:t xml:space="preserve"> </w:t>
       </w:r>
-      <w:hyperlink r:id="rId93">
+      <w:hyperlink r:id="rId94">
         <w:r>
           <w:rPr>
             <w:rStyle w:val="Hyperlink"/>
@@ -24811,8 +25720,8 @@
         <w:t xml:space="preserve">.</w:t>
       </w:r>
     </w:p>
-    <w:bookmarkEnd w:id="96"/>
-    <w:bookmarkStart w:id="97" w:name="sol-se-error-sd"/>
+    <w:bookmarkEnd w:id="97"/>
+    <w:bookmarkStart w:id="98" w:name="sol-se-error-sd"/>
     <w:p>
       <w:pPr>
         <w:pStyle w:val="BodyText"/>
@@ -25179,8 +26088,8 @@
         </m:oMath>
       </m:oMathPara>
     </w:p>
-    <w:bookmarkEnd w:id="97"/>
-    <w:bookmarkStart w:id="98" w:name="thm-se-error-sd"/>
+    <w:bookmarkEnd w:id="98"/>
+    <w:bookmarkStart w:id="99" w:name="thm-se-error-sd"/>
     <w:p>
       <w:pPr>
         <w:pStyle w:val="FirstParagraph"/>
@@ -25294,7 +26203,7 @@
         </m:oMath>
       </m:oMathPara>
     </w:p>
-    <w:bookmarkEnd w:id="98"/>
+    <w:bookmarkEnd w:id="99"/>
     <w:p>
       <w:pPr>
         <w:pStyle w:val="FirstParagraph"/>
@@ -25327,7 +26236,7 @@
         <w:t xml:space="preserve">.</w:t>
       </w:r>
     </w:p>
-    <w:bookmarkStart w:id="99" w:name="rem-standard-error-name"/>
+    <w:bookmarkStart w:id="100" w:name="rem-standard-error-name"/>
     <w:p>
       <w:pPr>
         <w:pStyle w:val="BodyText"/>
@@ -25437,8 +26346,8 @@
         <w:t xml:space="preserve">so they come up often enough to deserve their own name.</w:t>
       </w:r>
     </w:p>
-    <w:bookmarkEnd w:id="99"/>
-    <w:bookmarkStart w:id="100" w:name="exr-var-mse-bias"/>
+    <w:bookmarkEnd w:id="100"/>
+    <w:bookmarkStart w:id="101" w:name="exr-var-mse-bias"/>
     <w:p>
       <w:pPr>
         <w:pStyle w:val="BodyText"/>
@@ -25608,8 +26517,8 @@
         <w:t xml:space="preserve">.</w:t>
       </w:r>
     </w:p>
-    <w:bookmarkEnd w:id="100"/>
-    <w:bookmarkStart w:id="101" w:name="sol-var-mse-bias"/>
+    <w:bookmarkEnd w:id="101"/>
+    <w:bookmarkStart w:id="102" w:name="sol-var-mse-bias"/>
     <w:p>
       <w:pPr>
         <w:pStyle w:val="BodyText"/>
@@ -26536,8 +27445,8 @@
         </m:oMath>
       </m:oMathPara>
     </w:p>
-    <w:bookmarkEnd w:id="101"/>
-    <w:bookmarkStart w:id="102" w:name="cor-var-mse-bias"/>
+    <w:bookmarkEnd w:id="102"/>
+    <w:bookmarkStart w:id="103" w:name="cor-var-mse-bias"/>
     <w:p>
       <w:pPr>
         <w:pStyle w:val="FirstParagraph"/>
@@ -26732,7 +27641,7 @@
         </m:oMath>
       </m:oMathPara>
     </w:p>
-    <w:bookmarkEnd w:id="102"/>
+    <w:bookmarkEnd w:id="103"/>
     <w:p>
       <w:pPr>
         <w:pStyle w:val="FirstParagraph"/>
@@ -26765,7 +27674,7 @@
         <w:t xml:space="preserve">.</w:t>
       </w:r>
     </w:p>
-    <w:bookmarkStart w:id="103" w:name="exr-se-rmse-unbiased"/>
+    <w:bookmarkStart w:id="104" w:name="exr-se-rmse-unbiased"/>
     <w:p>
       <w:pPr>
         <w:pStyle w:val="BodyText"/>
@@ -26873,8 +27782,8 @@
         <w:t xml:space="preserve">.</w:t>
       </w:r>
     </w:p>
-    <w:bookmarkEnd w:id="103"/>
-    <w:bookmarkStart w:id="104" w:name="sol-se-rmse-unbiased"/>
+    <w:bookmarkEnd w:id="104"/>
+    <w:bookmarkStart w:id="105" w:name="sol-se-rmse-unbiased"/>
     <w:p>
       <w:pPr>
         <w:pStyle w:val="BodyText"/>
@@ -27137,8 +28046,8 @@
         </m:oMath>
       </m:oMathPara>
     </w:p>
-    <w:bookmarkEnd w:id="104"/>
-    <w:bookmarkStart w:id="105" w:name="cor-se-rmse-unbiased"/>
+    <w:bookmarkEnd w:id="105"/>
+    <w:bookmarkStart w:id="106" w:name="cor-se-rmse-unbiased"/>
     <w:p>
       <w:pPr>
         <w:pStyle w:val="FirstParagraph"/>
@@ -27296,7 +28205,7 @@
         </m:oMath>
       </m:oMathPara>
     </w:p>
-    <w:bookmarkEnd w:id="105"/>
+    <w:bookmarkEnd w:id="106"/>
     <w:p>
       <w:pPr>
         <w:pStyle w:val="FirstParagraph"/>
@@ -27329,9 +28238,9 @@
         <w:t xml:space="preserve">.</w:t>
       </w:r>
     </w:p>
-    <w:bookmarkEnd w:id="106"/>
     <w:bookmarkEnd w:id="107"/>
-    <w:bookmarkStart w:id="140" w:name="references"/>
+    <w:bookmarkEnd w:id="108"/>
+    <w:bookmarkStart w:id="141" w:name="references"/>
     <w:p>
       <w:pPr>
         <w:pStyle w:val="Heading2"/>
@@ -27340,8 +28249,8 @@
         <w:t xml:space="preserve">References</w:t>
       </w:r>
     </w:p>
-    <w:bookmarkStart w:id="139" w:name="refs"/>
-    <w:bookmarkStart w:id="108" w:name="ref-box_draper_1987"/>
+    <w:bookmarkStart w:id="140" w:name="refs"/>
+    <w:bookmarkStart w:id="109" w:name="ref-box_draper_1987"/>
     <w:p>
       <w:pPr>
         <w:pStyle w:val="Bibliography"/>
@@ -27372,8 +28281,8 @@
         <w:t xml:space="preserve">. in Wiley series in probability and mathematical statistics. Applied probability and statistics. New York: Wiley, 1987.</w:t>
       </w:r>
     </w:p>
-    <w:bookmarkEnd w:id="108"/>
-    <w:bookmarkStart w:id="110" w:name="ref-dunn2018generalized"/>
+    <w:bookmarkEnd w:id="109"/>
+    <w:bookmarkStart w:id="111" w:name="ref-dunn2018generalized"/>
     <w:p>
       <w:pPr>
         <w:pStyle w:val="Bibliography"/>
@@ -27420,7 +28329,7 @@
       <w:r>
         <w:t xml:space="preserve"> </w:t>
       </w:r>
-      <w:hyperlink r:id="rId109">
+      <w:hyperlink r:id="rId110">
         <w:r>
           <w:rPr>
             <w:rStyle w:val="Hyperlink"/>
@@ -27432,8 +28341,8 @@
         <w:t xml:space="preserve">.</w:t>
       </w:r>
     </w:p>
-    <w:bookmarkEnd w:id="110"/>
-    <w:bookmarkStart w:id="112" w:name="ref-van2018flexible"/>
+    <w:bookmarkEnd w:id="111"/>
+    <w:bookmarkStart w:id="113" w:name="ref-van2018flexible"/>
     <w:p>
       <w:pPr>
         <w:pStyle w:val="Bibliography"/>
@@ -27466,7 +28375,7 @@
       <w:r>
         <w:t xml:space="preserve"> </w:t>
       </w:r>
-      <w:hyperlink r:id="rId111">
+      <w:hyperlink r:id="rId112">
         <w:r>
           <w:rPr>
             <w:rStyle w:val="Hyperlink"/>
@@ -27475,8 +28384,8 @@
         </w:r>
       </w:hyperlink>
     </w:p>
-    <w:bookmarkEnd w:id="112"/>
-    <w:bookmarkStart w:id="114" w:name="ref-pohl2021estimands"/>
+    <w:bookmarkEnd w:id="113"/>
+    <w:bookmarkStart w:id="115" w:name="ref-pohl2021estimands"/>
     <w:p>
       <w:pPr>
         <w:pStyle w:val="Bibliography"/>
@@ -27542,7 +28451,7 @@
       <w:r>
         <w:t xml:space="preserve"> </w:t>
       </w:r>
-      <w:hyperlink r:id="rId113">
+      <w:hyperlink r:id="rId114">
         <w:r>
           <w:rPr>
             <w:rStyle w:val="Hyperlink"/>
@@ -27554,8 +28463,8 @@
         <w:t xml:space="preserve">.</w:t>
       </w:r>
     </w:p>
-    <w:bookmarkEnd w:id="114"/>
-    <w:bookmarkStart w:id="116" w:name="ref-lawrance2020estimand"/>
+    <w:bookmarkEnd w:id="115"/>
+    <w:bookmarkStart w:id="117" w:name="ref-lawrance2020estimand"/>
     <w:p>
       <w:pPr>
         <w:pStyle w:val="Bibliography"/>
@@ -27607,7 +28516,7 @@
       <w:r>
         <w:t xml:space="preserve"> </w:t>
       </w:r>
-      <w:hyperlink r:id="rId115">
+      <w:hyperlink r:id="rId116">
         <w:r>
           <w:rPr>
             <w:rStyle w:val="Hyperlink"/>
@@ -27619,8 +28528,8 @@
         <w:t xml:space="preserve">.</w:t>
       </w:r>
     </w:p>
-    <w:bookmarkEnd w:id="116"/>
-    <w:bookmarkStart w:id="118" w:name="ref-wikipedia_estimand"/>
+    <w:bookmarkEnd w:id="117"/>
+    <w:bookmarkStart w:id="119" w:name="ref-wikipedia_estimand"/>
     <w:p>
       <w:pPr>
         <w:pStyle w:val="Bibliography"/>
@@ -27667,7 +28576,7 @@
       <w:r>
         <w:t xml:space="preserve"> </w:t>
       </w:r>
-      <w:hyperlink r:id="rId117">
+      <w:hyperlink r:id="rId118">
         <w:r>
           <w:rPr>
             <w:rStyle w:val="Hyperlink"/>
@@ -27676,8 +28585,8 @@
         </w:r>
       </w:hyperlink>
     </w:p>
-    <w:bookmarkEnd w:id="118"/>
-    <w:bookmarkStart w:id="120" w:name="ref-wikipedia_estimator"/>
+    <w:bookmarkEnd w:id="119"/>
+    <w:bookmarkStart w:id="121" w:name="ref-wikipedia_estimator"/>
     <w:p>
       <w:pPr>
         <w:pStyle w:val="Bibliography"/>
@@ -27724,7 +28633,7 @@
       <w:r>
         <w:t xml:space="preserve"> </w:t>
       </w:r>
-      <w:hyperlink r:id="rId119">
+      <w:hyperlink r:id="rId120">
         <w:r>
           <w:rPr>
             <w:rStyle w:val="Hyperlink"/>
@@ -27733,8 +28642,8 @@
         </w:r>
       </w:hyperlink>
     </w:p>
-    <w:bookmarkEnd w:id="120"/>
-    <w:bookmarkStart w:id="122" w:name="ref-wikipedia_sampling_distribution"/>
+    <w:bookmarkEnd w:id="121"/>
+    <w:bookmarkStart w:id="123" w:name="ref-wikipedia_sampling_distribution"/>
     <w:p>
       <w:pPr>
         <w:pStyle w:val="Bibliography"/>
@@ -27781,7 +28690,7 @@
       <w:r>
         <w:t xml:space="preserve"> </w:t>
       </w:r>
-      <w:hyperlink r:id="rId121">
+      <w:hyperlink r:id="rId122">
         <w:r>
           <w:rPr>
             <w:rStyle w:val="Hyperlink"/>
@@ -27790,8 +28699,8 @@
         </w:r>
       </w:hyperlink>
     </w:p>
-    <w:bookmarkEnd w:id="122"/>
-    <w:bookmarkStart w:id="123" w:name="ref-hoggtanis2015"/>
+    <w:bookmarkEnd w:id="123"/>
+    <w:bookmarkStart w:id="124" w:name="ref-hoggtanis2015"/>
     <w:p>
       <w:pPr>
         <w:pStyle w:val="Bibliography"/>
@@ -27822,8 +28731,8 @@
         <w:t xml:space="preserve">, Tenth edition. Boston: Pearson, 2019.</w:t>
       </w:r>
     </w:p>
-    <w:bookmarkEnd w:id="123"/>
-    <w:bookmarkStart w:id="125" w:name="ref-CaseBerg01"/>
+    <w:bookmarkEnd w:id="124"/>
+    <w:bookmarkStart w:id="126" w:name="ref-CaseBerg01"/>
     <w:p>
       <w:pPr>
         <w:pStyle w:val="Bibliography"/>
@@ -27856,7 +28765,7 @@
       <w:r>
         <w:t xml:space="preserve"> </w:t>
       </w:r>
-      <w:hyperlink r:id="rId124">
+      <w:hyperlink r:id="rId125">
         <w:r>
           <w:rPr>
             <w:rStyle w:val="Hyperlink"/>
@@ -27865,8 +28774,8 @@
         </w:r>
       </w:hyperlink>
     </w:p>
-    <w:bookmarkEnd w:id="125"/>
-    <w:bookmarkStart w:id="126" w:name="ref-rice2007mathematical"/>
+    <w:bookmarkEnd w:id="126"/>
+    <w:bookmarkStart w:id="127" w:name="ref-rice2007mathematical"/>
     <w:p>
       <w:pPr>
         <w:pStyle w:val="Bibliography"/>
@@ -27897,8 +28806,8 @@
         <w:t xml:space="preserve">, 3rd ed. Belmont, CA: Cengage Learning, 2007.</w:t>
       </w:r>
     </w:p>
-    <w:bookmarkEnd w:id="126"/>
-    <w:bookmarkStart w:id="128" w:name="ref-wikipedia_bias_of_an_estimator"/>
+    <w:bookmarkEnd w:id="127"/>
+    <w:bookmarkStart w:id="129" w:name="ref-wikipedia_bias_of_an_estimator"/>
     <w:p>
       <w:pPr>
         <w:pStyle w:val="Bibliography"/>
@@ -27945,7 +28854,7 @@
       <w:r>
         <w:t xml:space="preserve"> </w:t>
       </w:r>
-      <w:hyperlink r:id="rId127">
+      <w:hyperlink r:id="rId128">
         <w:r>
           <w:rPr>
             <w:rStyle w:val="Hyperlink"/>
@@ -27954,8 +28863,8 @@
         </w:r>
       </w:hyperlink>
     </w:p>
-    <w:bookmarkEnd w:id="128"/>
-    <w:bookmarkStart w:id="130" w:name="ref-wikipedia_mean_squared_error"/>
+    <w:bookmarkEnd w:id="129"/>
+    <w:bookmarkStart w:id="131" w:name="ref-wikipedia_mean_squared_error"/>
     <w:p>
       <w:pPr>
         <w:pStyle w:val="Bibliography"/>
@@ -28002,7 +28911,7 @@
       <w:r>
         <w:t xml:space="preserve"> </w:t>
       </w:r>
-      <w:hyperlink r:id="rId129">
+      <w:hyperlink r:id="rId130">
         <w:r>
           <w:rPr>
             <w:rStyle w:val="Hyperlink"/>
@@ -28011,8 +28920,8 @@
         </w:r>
       </w:hyperlink>
     </w:p>
-    <w:bookmarkEnd w:id="130"/>
-    <w:bookmarkStart w:id="132" w:name="ref-wikipedia_root_mean_square_deviation"/>
+    <w:bookmarkEnd w:id="131"/>
+    <w:bookmarkStart w:id="133" w:name="ref-wikipedia_root_mean_square_deviation"/>
     <w:p>
       <w:pPr>
         <w:pStyle w:val="Bibliography"/>
@@ -28059,7 +28968,7 @@
       <w:r>
         <w:t xml:space="preserve"> </w:t>
       </w:r>
-      <w:hyperlink r:id="rId131">
+      <w:hyperlink r:id="rId132">
         <w:r>
           <w:rPr>
             <w:rStyle w:val="Hyperlink"/>
@@ -28068,8 +28977,8 @@
         </w:r>
       </w:hyperlink>
     </w:p>
-    <w:bookmarkEnd w:id="132"/>
-    <w:bookmarkStart w:id="134" w:name="ref-fiveminuteai_probstat"/>
+    <w:bookmarkEnd w:id="133"/>
+    <w:bookmarkStart w:id="135" w:name="ref-fiveminuteai_probstat"/>
     <w:p>
       <w:pPr>
         <w:pStyle w:val="Bibliography"/>
@@ -28101,7 +29010,7 @@
       <w:r>
         <w:t xml:space="preserve"> </w:t>
       </w:r>
-      <w:hyperlink r:id="rId133">
+      <w:hyperlink r:id="rId134">
         <w:r>
           <w:rPr>
             <w:rStyle w:val="Hyperlink"/>
@@ -28110,8 +29019,8 @@
         </w:r>
       </w:hyperlink>
     </w:p>
-    <w:bookmarkEnd w:id="134"/>
-    <w:bookmarkStart w:id="136" w:name="ref-wikipedia_mean_absolute_error"/>
+    <w:bookmarkEnd w:id="135"/>
+    <w:bookmarkStart w:id="137" w:name="ref-wikipedia_mean_absolute_error"/>
     <w:p>
       <w:pPr>
         <w:pStyle w:val="Bibliography"/>
@@ -28158,7 +29067,7 @@
       <w:r>
         <w:t xml:space="preserve"> </w:t>
       </w:r>
-      <w:hyperlink r:id="rId135">
+      <w:hyperlink r:id="rId136">
         <w:r>
           <w:rPr>
             <w:rStyle w:val="Hyperlink"/>
@@ -28167,8 +29076,8 @@
         </w:r>
       </w:hyperlink>
     </w:p>
-    <w:bookmarkEnd w:id="136"/>
-    <w:bookmarkStart w:id="138" w:name="ref-wikipedia_standard_error"/>
+    <w:bookmarkEnd w:id="137"/>
+    <w:bookmarkStart w:id="139" w:name="ref-wikipedia_standard_error"/>
     <w:p>
       <w:pPr>
         <w:pStyle w:val="Bibliography"/>
@@ -28215,7 +29124,7 @@
       <w:r>
         <w:t xml:space="preserve"> </w:t>
       </w:r>
-      <w:hyperlink r:id="rId137">
+      <w:hyperlink r:id="rId138">
         <w:r>
           <w:rPr>
             <w:rStyle w:val="Hyperlink"/>
@@ -28224,9 +29133,9 @@
         </w:r>
       </w:hyperlink>
     </w:p>
-    <w:bookmarkEnd w:id="138"/>
     <w:bookmarkEnd w:id="139"/>
     <w:bookmarkEnd w:id="140"/>
+    <w:bookmarkEnd w:id="141"/>
     <w:sectPr>
       <w:footnotePr>
         <w:numRestart w:val="eachSect"/>

--- a/pr-preview/pr-341/estimation-handout-tracked-changes.docx
+++ b/pr-preview/pr-341/estimation-handout-tracked-changes.docx
@@ -16,7 +16,7 @@
       </w:pPr>
       <w:del w:id="1" w:author="PR Preview" w:date="2026-01-01T00:00:00Z">
         <w:r>
-          <w:delText xml:space="preserve">Last modified: 2026-10-19 00:48:10 (PDT)</w:delText>
+          <w:delText xml:space="preserve">Last modified: 2026-10-19 01:42:24 (PDT)</w:delText>
         </w:r>
       </w:del>
     </w:p>
@@ -26,7 +26,7 @@
       </w:pPr>
       <w:ins w:id="2" w:author="PR Preview" w:date="2026-01-01T00:00:00Z">
         <w:r>
-          <w:t xml:space="preserve">Last modified: 2026-10-19 00:53:49 (PDT)</w:t>
+          <w:t xml:space="preserve">Last modified: 2026-10-19 01:55:24 (PDT)</w:t>
         </w:r>
       </w:ins>
     </w:p>
@@ -464,177 +464,58 @@
       <w:pPr>
         <w:pStyle w:val="BodyText"/>
       </w:pPr>
-      <w:del w:id="3" w:author="PR Preview" w:date="2026-01-01T00:00:00Z">
-        <w:r>
-          <w:rPr>
-            <w:b/>
-            <w:bCs/>
-          </w:rPr>
-          <w:delText xml:space="preserve">Definition 2 (Estimand)</w:delText>
-        </w:r>
-      </w:del>
-      <w:del w:id="4" w:author="PR Preview" w:date="2026-01-01T00:00:00Z">
-        <w:r>
-          <w:delText xml:space="preserve"> </w:delText>
-        </w:r>
-      </w:del>
-      <w:del w:id="5" w:author="PR Preview" w:date="2026-01-01T00:00:00Z">
-        <w:r>
-          <w:delText xml:space="preserve">An</w:delText>
-        </w:r>
-      </w:del>
-      <w:del w:id="6" w:author="PR Preview" w:date="2026-01-01T00:00:00Z">
-        <w:r>
-          <w:delText xml:space="preserve"> </w:delText>
-        </w:r>
-      </w:del>
-      <w:del w:id="7" w:author="PR Preview" w:date="2026-01-01T00:00:00Z">
-        <w:r>
-          <w:rPr>
-            <w:b/>
-            <w:bCs/>
-          </w:rPr>
-          <w:delText xml:space="preserve">estimand</w:delText>
-        </w:r>
-      </w:del>
-      <w:del w:id="8" w:author="PR Preview" w:date="2026-01-01T00:00:00Z">
-        <w:r>
-          <w:delText xml:space="preserve"> </w:delText>
-        </w:r>
-      </w:del>
-      <w:del w:id="9" w:author="PR Preview" w:date="2026-01-01T00:00:00Z">
-        <w:r>
-          <w:delText xml:space="preserve">is an unknown quantity</w:delText>
-        </w:r>
-      </w:del>
-      <w:del w:id="10" w:author="PR Preview" w:date="2026-01-01T00:00:00Z">
-        <w:r>
-          <w:delText xml:space="preserve"> </w:delText>
-        </w:r>
-      </w:del>
+      <w:r>
+        <w:rPr>
+          <w:b/>
+          <w:bCs/>
+        </w:rPr>
+        <w:t xml:space="preserve">Definition 2 (Estimand)</w:t>
+      </w:r>
+      <w:r>
+        <w:t xml:space="preserve"> </w:t>
+      </w:r>
+      <w:r>
+        <w:t xml:space="preserve">An</w:t>
+      </w:r>
+      <w:r>
+        <w:t xml:space="preserve"> </w:t>
+      </w:r>
+      <w:r>
+        <w:rPr>
+          <w:b/>
+          <w:bCs/>
+        </w:rPr>
+        <w:t xml:space="preserve">estimand</w:t>
+      </w:r>
+      <w:r>
+        <w:t xml:space="preserve"> </w:t>
+      </w:r>
+      <w:r>
+        <w:t xml:space="preserve">is an unknown quantity</w:t>
+      </w:r>
+      <w:r>
+        <w:t xml:space="preserve"> </w:t>
+      </w:r>
       <m:oMath>
         <m:r>
           <m:t>θ</m:t>
         </m:r>
       </m:oMath>
-      <w:del w:id="11" w:author="PR Preview" w:date="2026-01-01T00:00:00Z">
-        <w:r>
-          <w:delText xml:space="preserve"> </w:delText>
-        </w:r>
-      </w:del>
-      <w:del w:id="12" w:author="PR Preview" w:date="2026-01-01T00:00:00Z">
-        <w:r>
-          <w:delText xml:space="preserve">whose value we want to know</w:delText>
-        </w:r>
-      </w:del>
-      <w:del w:id="13" w:author="PR Preview" w:date="2026-01-01T00:00:00Z">
-        <w:r>
-          <w:delText xml:space="preserve"> </w:delText>
-        </w:r>
-      </w:del>
-      <w:del w:id="14" w:author="PR Preview" w:date="2026-01-01T00:00:00Z">
-        <w:r>
-          <w:delText xml:space="preserve">[4], [5]</w:delText>
-        </w:r>
-      </w:del>
-      <w:del w:id="15" w:author="PR Preview" w:date="2026-01-01T00:00:00Z">
-        <w:r>
-          <w:delText xml:space="preserve"> </w:delText>
-        </w:r>
-      </w:del>
-      <w:del w:id="16" w:author="PR Preview" w:date="2026-01-01T00:00:00Z">
-        <w:r>
-          <w:delText xml:space="preserve">[6]</w:delText>
-        </w:r>
-      </w:del>
-      <w:del w:id="17" w:author="PR Preview" w:date="2026-01-01T00:00:00Z">
-        <w:r>
-          <w:delText xml:space="preserve">.</w:delText>
-        </w:r>
-      </w:del>
-    </w:p>
-    <w:p>
-      <w:pPr>
-        <w:pStyle w:val="BodyText"/>
-      </w:pPr>
-      <w:ins w:id="18" w:author="PR Preview" w:date="2026-01-01T00:00:00Z">
-        <w:r>
-          <w:rPr>
-            <w:b/>
-            <w:bCs/>
-          </w:rPr>
-          <w:t xml:space="preserve">Definition 2 (Estimand)</w:t>
-        </w:r>
-      </w:ins>
-      <w:ins w:id="19" w:author="PR Preview" w:date="2026-01-01T00:00:00Z">
-        <w:r>
-          <w:t xml:space="preserve"> </w:t>
-        </w:r>
-      </w:ins>
-      <w:ins w:id="20" w:author="PR Preview" w:date="2026-01-01T00:00:00Z">
-        <w:r>
-          <w:t xml:space="preserve">An</w:t>
-        </w:r>
-      </w:ins>
-      <w:ins w:id="21" w:author="PR Preview" w:date="2026-01-01T00:00:00Z">
-        <w:r>
-          <w:t xml:space="preserve"> </w:t>
-        </w:r>
-      </w:ins>
-      <w:ins w:id="22" w:author="PR Preview" w:date="2026-01-01T00:00:00Z">
-        <w:r>
-          <w:rPr>
-            <w:b/>
-            <w:bCs/>
-          </w:rPr>
-          <w:t xml:space="preserve">estimand</w:t>
-        </w:r>
-      </w:ins>
-      <w:ins w:id="23" w:author="PR Preview" w:date="2026-01-01T00:00:00Z">
-        <w:r>
-          <w:t xml:space="preserve"> </w:t>
-        </w:r>
-      </w:ins>
-      <w:ins w:id="24" w:author="PR Preview" w:date="2026-01-01T00:00:00Z">
-        <w:r>
-          <w:t xml:space="preserve">is an unknown quantity</w:t>
-        </w:r>
-      </w:ins>
-      <w:ins w:id="25" w:author="PR Preview" w:date="2026-01-01T00:00:00Z">
-        <w:r>
-          <w:t xml:space="preserve"> </w:t>
-        </w:r>
-      </w:ins>
-      <m:oMath>
-        <m:r>
-          <m:t>θ</m:t>
-        </m:r>
-      </m:oMath>
-      <w:ins w:id="26" w:author="PR Preview" w:date="2026-01-01T00:00:00Z">
-        <w:r>
-          <w:t xml:space="preserve"> </w:t>
-        </w:r>
-      </w:ins>
-      <w:ins w:id="27" w:author="PR Preview" w:date="2026-01-01T00:00:00Z">
-        <w:r>
-          <w:t xml:space="preserve">whose value we want to know</w:t>
-        </w:r>
-      </w:ins>
-      <w:ins w:id="28" w:author="PR Preview" w:date="2026-01-01T00:00:00Z">
-        <w:r>
-          <w:t xml:space="preserve"> </w:t>
-        </w:r>
-      </w:ins>
-      <w:ins w:id="29" w:author="PR Preview" w:date="2026-01-01T00:00:00Z">
-        <w:r>
-          <w:t xml:space="preserve">[4], [5]</w:t>
-        </w:r>
-      </w:ins>
-      <w:ins w:id="30" w:author="PR Preview" w:date="2026-01-01T00:00:00Z">
-        <w:r>
-          <w:t xml:space="preserve">.</w:t>
-        </w:r>
-      </w:ins>
+      <w:r>
+        <w:t xml:space="preserve"> </w:t>
+      </w:r>
+      <w:r>
+        <w:t xml:space="preserve">whose value we want to know</w:t>
+      </w:r>
+      <w:r>
+        <w:t xml:space="preserve"> </w:t>
+      </w:r>
+      <w:r>
+        <w:t xml:space="preserve">[4], [5]</w:t>
+      </w:r>
+      <w:r>
+        <w:t xml:space="preserve">.</w:t>
+      </w:r>
     </w:p>
     <w:p>
       <w:pPr>
@@ -3012,69 +2893,49 @@
       <w:pPr>
         <w:pStyle w:val="BodyText"/>
       </w:pPr>
-      <w:del w:id="31" w:author="PR Preview" w:date="2026-01-01T00:00:00Z">
+      <w:r>
+        <w:rPr>
+          <w:b/>
+          <w:bCs/>
+        </w:rPr>
+        <w:t xml:space="preserve">Definition 5 (Sampling distribution)</w:t>
+      </w:r>
+      <w:r>
+        <w:t xml:space="preserve"> </w:t>
+      </w:r>
+      <w:r>
+        <w:t xml:space="preserve">The</w:t>
+      </w:r>
+      <w:r>
+        <w:t xml:space="preserve"> </w:t>
+      </w:r>
+      <w:r>
+        <w:rPr>
+          <w:b/>
+          <w:bCs/>
+        </w:rPr>
+        <w:t xml:space="preserve">sampling distribution</w:t>
+      </w:r>
+      <w:r>
+        <w:t xml:space="preserve"> </w:t>
+      </w:r>
+      <w:r>
+        <w:t xml:space="preserve">of an</w:t>
+      </w:r>
+      <w:r>
+        <w:t xml:space="preserve"> </w:t>
+      </w:r>
+      <w:hyperlink w:anchor="def-estimator">
         <w:r>
           <w:rPr>
-            <w:b/>
-            <w:bCs/>
+            <w:rStyle w:val="Hyperlink"/>
           </w:rPr>
-          <w:delText xml:space="preserve">Definition 5 (Sampling distribution)</w:delText>
+          <w:t xml:space="preserve">estimator</w:t>
         </w:r>
-      </w:del>
-      <w:del w:id="32" w:author="PR Preview" w:date="2026-01-01T00:00:00Z">
-        <w:r>
-          <w:delText xml:space="preserve"> </w:delText>
-        </w:r>
-      </w:del>
-      <w:del w:id="33" w:author="PR Preview" w:date="2026-01-01T00:00:00Z">
-        <w:r>
-          <w:delText xml:space="preserve">The</w:delText>
-        </w:r>
-      </w:del>
-      <w:del w:id="34" w:author="PR Preview" w:date="2026-01-01T00:00:00Z">
-        <w:r>
-          <w:delText xml:space="preserve"> </w:delText>
-        </w:r>
-      </w:del>
-      <w:del w:id="35" w:author="PR Preview" w:date="2026-01-01T00:00:00Z">
-        <w:r>
-          <w:rPr>
-            <w:b/>
-            <w:bCs/>
-          </w:rPr>
-          <w:delText xml:space="preserve">sampling distribution</w:delText>
-        </w:r>
-      </w:del>
-      <w:del w:id="36" w:author="PR Preview" w:date="2026-01-01T00:00:00Z">
-        <w:r>
-          <w:delText xml:space="preserve"> </w:delText>
-        </w:r>
-      </w:del>
-      <w:del w:id="37" w:author="PR Preview" w:date="2026-01-01T00:00:00Z">
-        <w:r>
-          <w:delText xml:space="preserve">of an</w:delText>
-        </w:r>
-      </w:del>
-      <w:del w:id="38" w:author="PR Preview" w:date="2026-01-01T00:00:00Z">
-        <w:r>
-          <w:delText xml:space="preserve"> </w:delText>
-        </w:r>
-      </w:del>
-      <w:hyperlink w:anchor="def-estimator">
-        <w:del w:id="39" w:author="PR Preview" w:date="2026-01-01T00:00:00Z">
-          <w:r>
-            <w:rPr>
-              <w:rStyle w:val="Hyperlink"/>
-            </w:rPr>
-            <w:delText xml:space="preserve">estimator</w:delText>
-          </w:r>
-        </w:del>
       </w:hyperlink>
-      <w:del w:id="40" w:author="PR Preview" w:date="2026-01-01T00:00:00Z">
-        <w:r>
-          <w:delText xml:space="preserve"> </w:delText>
-        </w:r>
-      </w:del>
+      <w:r>
+        <w:t xml:space="preserve"> </w:t>
+      </w:r>
       <m:oMath>
         <m:acc>
           <m:accPr>
@@ -3087,21 +2948,15 @@
           </m:e>
         </m:acc>
       </m:oMath>
-      <w:del w:id="41" w:author="PR Preview" w:date="2026-01-01T00:00:00Z">
-        <w:r>
-          <w:delText xml:space="preserve"> </w:delText>
-        </w:r>
-      </w:del>
-      <w:del w:id="42" w:author="PR Preview" w:date="2026-01-01T00:00:00Z">
-        <w:r>
-          <w:delText xml:space="preserve">is the probability distribution of</w:delText>
-        </w:r>
-      </w:del>
-      <w:del w:id="43" w:author="PR Preview" w:date="2026-01-01T00:00:00Z">
-        <w:r>
-          <w:delText xml:space="preserve"> </w:delText>
-        </w:r>
-      </w:del>
+      <w:r>
+        <w:t xml:space="preserve"> </w:t>
+      </w:r>
+      <w:r>
+        <w:t xml:space="preserve">is the probability distribution of</w:t>
+      </w:r>
+      <w:r>
+        <w:t xml:space="preserve"> </w:t>
+      </w:r>
       <m:oMath>
         <m:acc>
           <m:accPr>
@@ -3168,21 +3023,15 @@
           <m:t>)</m:t>
         </m:r>
       </m:oMath>
-      <w:del w:id="44" w:author="PR Preview" w:date="2026-01-01T00:00:00Z">
-        <w:r>
-          <w:delText xml:space="preserve"> </w:delText>
-        </w:r>
-      </w:del>
-      <w:del w:id="45" w:author="PR Preview" w:date="2026-01-01T00:00:00Z">
-        <w:r>
-          <w:delText xml:space="preserve">over repeated random samples</w:delText>
-        </w:r>
-      </w:del>
-      <w:del w:id="46" w:author="PR Preview" w:date="2026-01-01T00:00:00Z">
-        <w:r>
-          <w:delText xml:space="preserve"> </w:delText>
-        </w:r>
-      </w:del>
+      <w:r>
+        <w:t xml:space="preserve"> </w:t>
+      </w:r>
+      <w:r>
+        <w:t xml:space="preserve">over repeated random samples</w:t>
+      </w:r>
+      <w:r>
+        <w:t xml:space="preserve"> </w:t>
+      </w:r>
       <m:oMath>
         <m:sSub>
           <m:e>
@@ -3227,326 +3076,41 @@
           </m:sub>
         </m:sSub>
       </m:oMath>
-      <w:del w:id="47" w:author="PR Preview" w:date="2026-01-01T00:00:00Z">
-        <w:r>
-          <w:delText xml:space="preserve"> </w:delText>
-        </w:r>
-      </w:del>
-      <w:del w:id="48" w:author="PR Preview" w:date="2026-01-01T00:00:00Z">
-        <w:r>
-          <w:delText xml:space="preserve">from the same population:</w:delText>
-        </w:r>
-      </w:del>
-      <w:del w:id="49" w:author="PR Preview" w:date="2026-01-01T00:00:00Z">
-        <w:r>
-          <w:delText xml:space="preserve"> </w:delText>
-        </w:r>
-      </w:del>
-      <w:del w:id="50" w:author="PR Preview" w:date="2026-01-01T00:00:00Z">
-        <w:r>
-          <w:delText xml:space="preserve">the distribution of the values the estimator would take</w:delText>
-        </w:r>
-      </w:del>
-      <w:del w:id="51" w:author="PR Preview" w:date="2026-01-01T00:00:00Z">
-        <w:r>
-          <w:delText xml:space="preserve"> </w:delText>
-        </w:r>
-      </w:del>
-      <w:del w:id="52" w:author="PR Preview" w:date="2026-01-01T00:00:00Z">
-        <w:r>
-          <w:delText xml:space="preserve">across all the samples we might have drawn</w:delText>
-        </w:r>
-      </w:del>
-      <w:del w:id="53" w:author="PR Preview" w:date="2026-01-01T00:00:00Z">
-        <w:r>
-          <w:delText xml:space="preserve"> </w:delText>
-        </w:r>
-      </w:del>
-      <w:del w:id="54" w:author="PR Preview" w:date="2026-01-01T00:00:00Z">
-        <w:r>
-          <w:delText xml:space="preserve">[8]</w:delText>
-        </w:r>
-      </w:del>
-      <w:del w:id="55" w:author="PR Preview" w:date="2026-01-01T00:00:00Z">
-        <w:r>
-          <w:delText xml:space="preserve">.</w:delText>
-        </w:r>
-      </w:del>
-    </w:p>
-    <w:p>
-      <w:pPr>
-        <w:pStyle w:val="BodyText"/>
-      </w:pPr>
-      <w:ins w:id="56" w:author="PR Preview" w:date="2026-01-01T00:00:00Z">
+      <w:r>
+        <w:t xml:space="preserve"> </w:t>
+      </w:r>
+      <w:r>
+        <w:t xml:space="preserve">from the same population:</w:t>
+      </w:r>
+      <w:r>
+        <w:t xml:space="preserve"> </w:t>
+      </w:r>
+      <w:r>
+        <w:t xml:space="preserve">the distribution of the values the estimator would take</w:t>
+      </w:r>
+      <w:r>
+        <w:t xml:space="preserve"> </w:t>
+      </w:r>
+      <w:r>
+        <w:t xml:space="preserve">across all the</w:t>
+      </w:r>
+      <w:r>
+        <w:t xml:space="preserve"> </w:t>
+      </w:r>
+      <w:hyperlink r:id="rId33">
         <w:r>
           <w:rPr>
-            <w:b/>
-            <w:bCs/>
+            <w:rStyle w:val="Hyperlink"/>
           </w:rPr>
-          <w:t xml:space="preserve">Definition 5 (Sampling distribution)</w:t>
+          <w:t xml:space="preserve">samples</w:t>
         </w:r>
-      </w:ins>
-      <w:ins w:id="57" w:author="PR Preview" w:date="2026-01-01T00:00:00Z">
-        <w:r>
-          <w:t xml:space="preserve"> </w:t>
-        </w:r>
-      </w:ins>
-      <w:ins w:id="58" w:author="PR Preview" w:date="2026-01-01T00:00:00Z">
-        <w:r>
-          <w:t xml:space="preserve">The</w:t>
-        </w:r>
-      </w:ins>
-      <w:ins w:id="59" w:author="PR Preview" w:date="2026-01-01T00:00:00Z">
-        <w:r>
-          <w:t xml:space="preserve"> </w:t>
-        </w:r>
-      </w:ins>
-      <w:ins w:id="60" w:author="PR Preview" w:date="2026-01-01T00:00:00Z">
-        <w:r>
-          <w:rPr>
-            <w:b/>
-            <w:bCs/>
-          </w:rPr>
-          <w:t xml:space="preserve">sampling distribution</w:t>
-        </w:r>
-      </w:ins>
-      <w:ins w:id="61" w:author="PR Preview" w:date="2026-01-01T00:00:00Z">
-        <w:r>
-          <w:t xml:space="preserve"> </w:t>
-        </w:r>
-      </w:ins>
-      <w:ins w:id="62" w:author="PR Preview" w:date="2026-01-01T00:00:00Z">
-        <w:r>
-          <w:t xml:space="preserve">of an</w:t>
-        </w:r>
-      </w:ins>
-      <w:ins w:id="63" w:author="PR Preview" w:date="2026-01-01T00:00:00Z">
-        <w:r>
-          <w:t xml:space="preserve"> </w:t>
-        </w:r>
-      </w:ins>
-      <w:hyperlink w:anchor="def-estimator">
-        <w:ins w:id="64" w:author="PR Preview" w:date="2026-01-01T00:00:00Z">
-          <w:r>
-            <w:rPr>
-              <w:rStyle w:val="Hyperlink"/>
-            </w:rPr>
-            <w:t xml:space="preserve">estimator</w:t>
-          </w:r>
-        </w:ins>
       </w:hyperlink>
-      <w:ins w:id="65" w:author="PR Preview" w:date="2026-01-01T00:00:00Z">
-        <w:r>
-          <w:t xml:space="preserve"> </w:t>
-        </w:r>
-      </w:ins>
-      <m:oMath>
-        <m:acc>
-          <m:accPr>
-            <m:chr m:val="̂"/>
-          </m:accPr>
-          <m:e>
-            <m:r>
-              <m:t>θ</m:t>
-            </m:r>
-          </m:e>
-        </m:acc>
-      </m:oMath>
-      <w:ins w:id="66" w:author="PR Preview" w:date="2026-01-01T00:00:00Z">
-        <w:r>
-          <w:t xml:space="preserve"> </w:t>
-        </w:r>
-      </w:ins>
-      <w:ins w:id="67" w:author="PR Preview" w:date="2026-01-01T00:00:00Z">
-        <w:r>
-          <w:t xml:space="preserve">is the probability distribution of</w:t>
-        </w:r>
-      </w:ins>
-      <w:ins w:id="68" w:author="PR Preview" w:date="2026-01-01T00:00:00Z">
-        <w:r>
-          <w:t xml:space="preserve"> </w:t>
-        </w:r>
-      </w:ins>
-      <m:oMath>
-        <m:acc>
-          <m:accPr>
-            <m:chr m:val="̂"/>
-          </m:accPr>
-          <m:e>
-            <m:r>
-              <m:t>θ</m:t>
-            </m:r>
-          </m:e>
-        </m:acc>
-        <m:r>
-          <m:rPr>
-            <m:sty m:val="p"/>
-          </m:rPr>
-          <m:t>(</m:t>
-        </m:r>
-        <m:sSub>
-          <m:e>
-            <m:r>
-              <m:t>X</m:t>
-            </m:r>
-          </m:e>
-          <m:sub>
-            <m:r>
-              <m:t>1</m:t>
-            </m:r>
-          </m:sub>
-        </m:sSub>
-        <m:r>
-          <m:rPr>
-            <m:sty m:val="p"/>
-          </m:rPr>
-          <m:t>,</m:t>
-        </m:r>
-        <m:r>
-          <m:rPr>
-            <m:sty m:val="p"/>
-          </m:rPr>
-          <m:t>…</m:t>
-        </m:r>
-        <m:r>
-          <m:rPr>
-            <m:sty m:val="p"/>
-          </m:rPr>
-          <m:t>,</m:t>
-        </m:r>
-        <m:sSub>
-          <m:e>
-            <m:r>
-              <m:t>X</m:t>
-            </m:r>
-          </m:e>
-          <m:sub>
-            <m:r>
-              <m:t>n</m:t>
-            </m:r>
-          </m:sub>
-        </m:sSub>
-        <m:r>
-          <m:rPr>
-            <m:sty m:val="p"/>
-          </m:rPr>
-          <m:t>)</m:t>
-        </m:r>
-      </m:oMath>
-      <w:ins w:id="69" w:author="PR Preview" w:date="2026-01-01T00:00:00Z">
-        <w:r>
-          <w:t xml:space="preserve"> </w:t>
-        </w:r>
-      </w:ins>
-      <w:ins w:id="70" w:author="PR Preview" w:date="2026-01-01T00:00:00Z">
-        <w:r>
-          <w:t xml:space="preserve">over repeated random samples</w:t>
-        </w:r>
-      </w:ins>
-      <w:ins w:id="71" w:author="PR Preview" w:date="2026-01-01T00:00:00Z">
-        <w:r>
-          <w:t xml:space="preserve"> </w:t>
-        </w:r>
-      </w:ins>
-      <m:oMath>
-        <m:sSub>
-          <m:e>
-            <m:r>
-              <m:t>X</m:t>
-            </m:r>
-          </m:e>
-          <m:sub>
-            <m:r>
-              <m:t>1</m:t>
-            </m:r>
-          </m:sub>
-        </m:sSub>
-        <m:r>
-          <m:rPr>
-            <m:sty m:val="p"/>
-          </m:rPr>
-          <m:t>,</m:t>
-        </m:r>
-        <m:r>
-          <m:rPr>
-            <m:sty m:val="p"/>
-          </m:rPr>
-          <m:t>…</m:t>
-        </m:r>
-        <m:r>
-          <m:rPr>
-            <m:sty m:val="p"/>
-          </m:rPr>
-          <m:t>,</m:t>
-        </m:r>
-        <m:sSub>
-          <m:e>
-            <m:r>
-              <m:t>X</m:t>
-            </m:r>
-          </m:e>
-          <m:sub>
-            <m:r>
-              <m:t>n</m:t>
-            </m:r>
-          </m:sub>
-        </m:sSub>
-      </m:oMath>
-      <w:ins w:id="72" w:author="PR Preview" w:date="2026-01-01T00:00:00Z">
-        <w:r>
-          <w:t xml:space="preserve"> </w:t>
-        </w:r>
-      </w:ins>
-      <w:ins w:id="73" w:author="PR Preview" w:date="2026-01-01T00:00:00Z">
-        <w:r>
-          <w:t xml:space="preserve">from the same population:</w:t>
-        </w:r>
-      </w:ins>
-      <w:ins w:id="74" w:author="PR Preview" w:date="2026-01-01T00:00:00Z">
-        <w:r>
-          <w:t xml:space="preserve"> </w:t>
-        </w:r>
-      </w:ins>
-      <w:ins w:id="75" w:author="PR Preview" w:date="2026-01-01T00:00:00Z">
-        <w:r>
-          <w:t xml:space="preserve">the distribution of the values the estimator would take</w:t>
-        </w:r>
-      </w:ins>
-      <w:ins w:id="76" w:author="PR Preview" w:date="2026-01-01T00:00:00Z">
-        <w:r>
-          <w:t xml:space="preserve"> </w:t>
-        </w:r>
-      </w:ins>
-      <w:ins w:id="77" w:author="PR Preview" w:date="2026-01-01T00:00:00Z">
-        <w:r>
-          <w:t xml:space="preserve">across all the</w:t>
-        </w:r>
-      </w:ins>
-      <w:ins w:id="78" w:author="PR Preview" w:date="2026-01-01T00:00:00Z">
-        <w:r>
-          <w:t xml:space="preserve"> </w:t>
-        </w:r>
-      </w:ins>
-      <w:hyperlink r:id="rId33">
-        <w:ins w:id="79" w:author="PR Preview" w:date="2026-01-01T00:00:00Z">
-          <w:r>
-            <w:rPr>
-              <w:rStyle w:val="Hyperlink"/>
-            </w:rPr>
-            <w:t xml:space="preserve">samples</w:t>
-          </w:r>
-        </w:ins>
-      </w:hyperlink>
-      <w:ins w:id="80" w:author="PR Preview" w:date="2026-01-01T00:00:00Z">
-        <w:r>
-          <w:t xml:space="preserve"> </w:t>
-        </w:r>
-      </w:ins>
-      <w:ins w:id="81" w:author="PR Preview" w:date="2026-01-01T00:00:00Z">
-        <w:r>
-          <w:t xml:space="preserve">we might have drawn.</w:t>
-        </w:r>
-      </w:ins>
+      <w:r>
+        <w:t xml:space="preserve"> </w:t>
+      </w:r>
+      <w:r>
+        <w:t xml:space="preserve">we might have drawn.</w:t>
+      </w:r>
     </w:p>
     <w:p>
       <w:pPr>
@@ -4983,54 +4547,38 @@
       <w:pPr>
         <w:pStyle w:val="FirstParagraph"/>
       </w:pPr>
-      <w:del w:id="82" w:author="PR Preview" w:date="2026-01-01T00:00:00Z">
-        <w:r>
-          <w:rPr>
-            <w:b/>
-            <w:bCs/>
-          </w:rPr>
-          <w:delText xml:space="preserve">Definition 7 (Bias)</w:delText>
-        </w:r>
-      </w:del>
-      <w:del w:id="83" w:author="PR Preview" w:date="2026-01-01T00:00:00Z">
-        <w:r>
-          <w:delText xml:space="preserve"> </w:delText>
-        </w:r>
-      </w:del>
-      <w:del w:id="84" w:author="PR Preview" w:date="2026-01-01T00:00:00Z">
-        <w:r>
-          <w:delText xml:space="preserve">The</w:delText>
-        </w:r>
-      </w:del>
-      <w:del w:id="85" w:author="PR Preview" w:date="2026-01-01T00:00:00Z">
-        <w:r>
-          <w:delText xml:space="preserve"> </w:delText>
-        </w:r>
-      </w:del>
-      <w:del w:id="86" w:author="PR Preview" w:date="2026-01-01T00:00:00Z">
-        <w:r>
-          <w:rPr>
-            <w:b/>
-            <w:bCs/>
-          </w:rPr>
-          <w:delText xml:space="preserve">bias</w:delText>
-        </w:r>
-      </w:del>
-      <w:del w:id="87" w:author="PR Preview" w:date="2026-01-01T00:00:00Z">
-        <w:r>
-          <w:delText xml:space="preserve"> </w:delText>
-        </w:r>
-      </w:del>
-      <w:del w:id="88" w:author="PR Preview" w:date="2026-01-01T00:00:00Z">
-        <w:r>
-          <w:delText xml:space="preserve">of an estimator</w:delText>
-        </w:r>
-      </w:del>
-      <w:del w:id="89" w:author="PR Preview" w:date="2026-01-01T00:00:00Z">
-        <w:r>
-          <w:delText xml:space="preserve"> </w:delText>
-        </w:r>
-      </w:del>
+      <w:r>
+        <w:rPr>
+          <w:b/>
+          <w:bCs/>
+        </w:rPr>
+        <w:t xml:space="preserve">Definition 7 (Bias)</w:t>
+      </w:r>
+      <w:r>
+        <w:t xml:space="preserve"> </w:t>
+      </w:r>
+      <w:r>
+        <w:t xml:space="preserve">The</w:t>
+      </w:r>
+      <w:r>
+        <w:t xml:space="preserve"> </w:t>
+      </w:r>
+      <w:r>
+        <w:rPr>
+          <w:b/>
+          <w:bCs/>
+        </w:rPr>
+        <w:t xml:space="preserve">bias</w:t>
+      </w:r>
+      <w:r>
+        <w:t xml:space="preserve"> </w:t>
+      </w:r>
+      <w:r>
+        <w:t xml:space="preserve">of an estimator</w:t>
+      </w:r>
+      <w:r>
+        <w:t xml:space="preserve"> </w:t>
+      </w:r>
       <m:oMath>
         <m:acc>
           <m:accPr>
@@ -5043,201 +4591,46 @@
           </m:e>
         </m:acc>
       </m:oMath>
-      <w:del w:id="90" w:author="PR Preview" w:date="2026-01-01T00:00:00Z">
-        <w:r>
-          <w:delText xml:space="preserve"> </w:delText>
-        </w:r>
-      </w:del>
-      <w:del w:id="91" w:author="PR Preview" w:date="2026-01-01T00:00:00Z">
-        <w:r>
-          <w:delText xml:space="preserve">for an estimand</w:delText>
-        </w:r>
-      </w:del>
-      <w:del w:id="92" w:author="PR Preview" w:date="2026-01-01T00:00:00Z">
-        <w:r>
-          <w:delText xml:space="preserve"> </w:delText>
-        </w:r>
-      </w:del>
+      <w:r>
+        <w:t xml:space="preserve"> </w:t>
+      </w:r>
+      <w:r>
+        <w:t xml:space="preserve">for an estimand</w:t>
+      </w:r>
+      <w:r>
+        <w:t xml:space="preserve"> </w:t>
+      </w:r>
       <m:oMath>
         <m:r>
           <m:t>θ</m:t>
         </m:r>
       </m:oMath>
-      <w:del w:id="93" w:author="PR Preview" w:date="2026-01-01T00:00:00Z">
-        <w:r>
-          <w:delText xml:space="preserve"> </w:delText>
-        </w:r>
-      </w:del>
-      <w:del w:id="94" w:author="PR Preview" w:date="2026-01-01T00:00:00Z">
-        <w:r>
-          <w:delText xml:space="preserve">is the</w:delText>
-        </w:r>
-      </w:del>
-      <w:del w:id="95" w:author="PR Preview" w:date="2026-01-01T00:00:00Z">
-        <w:r>
-          <w:delText xml:space="preserve"> </w:delText>
-        </w:r>
-      </w:del>
-      <w:del w:id="96" w:author="PR Preview" w:date="2026-01-01T00:00:00Z">
-        <w:r>
-          <w:delText xml:space="preserve">expected value of the</w:delText>
-        </w:r>
-      </w:del>
-      <w:del w:id="97" w:author="PR Preview" w:date="2026-01-01T00:00:00Z">
-        <w:r>
-          <w:delText xml:space="preserve"> </w:delText>
-        </w:r>
-      </w:del>
+      <w:r>
+        <w:t xml:space="preserve"> </w:t>
+      </w:r>
+      <w:r>
+        <w:t xml:space="preserve">is the</w:t>
+      </w:r>
+      <w:r>
+        <w:t xml:space="preserve"> </w:t>
+      </w:r>
+      <w:r>
+        <w:t xml:space="preserve">expected value of the</w:t>
+      </w:r>
+      <w:r>
+        <w:t xml:space="preserve"> </w:t>
+      </w:r>
       <w:hyperlink w:anchor="def-estimation-error">
-        <w:del w:id="98" w:author="PR Preview" w:date="2026-01-01T00:00:00Z">
-          <w:r>
-            <w:rPr>
-              <w:rStyle w:val="Hyperlink"/>
-            </w:rPr>
-            <w:delText xml:space="preserve">estimation error</w:delText>
-          </w:r>
-        </w:del>
-      </w:hyperlink>
-      <w:del w:id="99" w:author="PR Preview" w:date="2026-01-01T00:00:00Z">
-        <w:r>
-          <w:delText xml:space="preserve"> </w:delText>
-        </w:r>
-      </w:del>
-      <w:del w:id="100" w:author="PR Preview" w:date="2026-01-01T00:00:00Z">
-        <w:r>
-          <w:delText xml:space="preserve">[12]</w:delText>
-        </w:r>
-      </w:del>
-      <w:del w:id="101" w:author="PR Preview" w:date="2026-01-01T00:00:00Z">
-        <w:r>
-          <w:delText xml:space="preserve">:</w:delText>
-        </w:r>
-      </w:del>
-    </w:p>
-    <w:p>
-      <w:pPr>
-        <w:pStyle w:val="FirstParagraph"/>
-      </w:pPr>
-      <w:ins w:id="102" w:author="PR Preview" w:date="2026-01-01T00:00:00Z">
         <w:r>
           <w:rPr>
-            <w:b/>
-            <w:bCs/>
+            <w:rStyle w:val="Hyperlink"/>
           </w:rPr>
-          <w:t xml:space="preserve">Definition 7 (Bias)</w:t>
+          <w:t xml:space="preserve">estimation error</w:t>
         </w:r>
-      </w:ins>
-      <w:ins w:id="103" w:author="PR Preview" w:date="2026-01-01T00:00:00Z">
-        <w:r>
-          <w:t xml:space="preserve"> </w:t>
-        </w:r>
-      </w:ins>
-      <w:ins w:id="104" w:author="PR Preview" w:date="2026-01-01T00:00:00Z">
-        <w:r>
-          <w:t xml:space="preserve">The</w:t>
-        </w:r>
-      </w:ins>
-      <w:ins w:id="105" w:author="PR Preview" w:date="2026-01-01T00:00:00Z">
-        <w:r>
-          <w:t xml:space="preserve"> </w:t>
-        </w:r>
-      </w:ins>
-      <w:ins w:id="106" w:author="PR Preview" w:date="2026-01-01T00:00:00Z">
-        <w:r>
-          <w:rPr>
-            <w:b/>
-            <w:bCs/>
-          </w:rPr>
-          <w:t xml:space="preserve">bias</w:t>
-        </w:r>
-      </w:ins>
-      <w:ins w:id="107" w:author="PR Preview" w:date="2026-01-01T00:00:00Z">
-        <w:r>
-          <w:t xml:space="preserve"> </w:t>
-        </w:r>
-      </w:ins>
-      <w:ins w:id="108" w:author="PR Preview" w:date="2026-01-01T00:00:00Z">
-        <w:r>
-          <w:t xml:space="preserve">of an estimator</w:t>
-        </w:r>
-      </w:ins>
-      <w:ins w:id="109" w:author="PR Preview" w:date="2026-01-01T00:00:00Z">
-        <w:r>
-          <w:t xml:space="preserve"> </w:t>
-        </w:r>
-      </w:ins>
-      <m:oMath>
-        <m:acc>
-          <m:accPr>
-            <m:chr m:val="̂"/>
-          </m:accPr>
-          <m:e>
-            <m:r>
-              <m:t>θ</m:t>
-            </m:r>
-          </m:e>
-        </m:acc>
-      </m:oMath>
-      <w:ins w:id="110" w:author="PR Preview" w:date="2026-01-01T00:00:00Z">
-        <w:r>
-          <w:t xml:space="preserve"> </w:t>
-        </w:r>
-      </w:ins>
-      <w:ins w:id="111" w:author="PR Preview" w:date="2026-01-01T00:00:00Z">
-        <w:r>
-          <w:t xml:space="preserve">for an estimand</w:t>
-        </w:r>
-      </w:ins>
-      <w:ins w:id="112" w:author="PR Preview" w:date="2026-01-01T00:00:00Z">
-        <w:r>
-          <w:t xml:space="preserve"> </w:t>
-        </w:r>
-      </w:ins>
-      <m:oMath>
-        <m:r>
-          <m:t>θ</m:t>
-        </m:r>
-      </m:oMath>
-      <w:ins w:id="113" w:author="PR Preview" w:date="2026-01-01T00:00:00Z">
-        <w:r>
-          <w:t xml:space="preserve"> </w:t>
-        </w:r>
-      </w:ins>
-      <w:ins w:id="114" w:author="PR Preview" w:date="2026-01-01T00:00:00Z">
-        <w:r>
-          <w:t xml:space="preserve">is the</w:t>
-        </w:r>
-      </w:ins>
-      <w:ins w:id="115" w:author="PR Preview" w:date="2026-01-01T00:00:00Z">
-        <w:r>
-          <w:t xml:space="preserve"> </w:t>
-        </w:r>
-      </w:ins>
-      <w:ins w:id="116" w:author="PR Preview" w:date="2026-01-01T00:00:00Z">
-        <w:r>
-          <w:t xml:space="preserve">expected value of the</w:t>
-        </w:r>
-      </w:ins>
-      <w:ins w:id="117" w:author="PR Preview" w:date="2026-01-01T00:00:00Z">
-        <w:r>
-          <w:t xml:space="preserve"> </w:t>
-        </w:r>
-      </w:ins>
-      <w:hyperlink w:anchor="def-estimation-error">
-        <w:ins w:id="118" w:author="PR Preview" w:date="2026-01-01T00:00:00Z">
-          <w:r>
-            <w:rPr>
-              <w:rStyle w:val="Hyperlink"/>
-            </w:rPr>
-            <w:t xml:space="preserve">estimation error</w:t>
-          </w:r>
-        </w:ins>
       </w:hyperlink>
-      <w:ins w:id="119" w:author="PR Preview" w:date="2026-01-01T00:00:00Z">
-        <w:r>
-          <w:t xml:space="preserve">:</w:t>
-        </w:r>
-      </w:ins>
+      <w:r>
+        <w:t xml:space="preserve">:</w:t>
+      </w:r>
     </w:p>
     <w:p>
       <w:pPr>
@@ -7405,54 +6798,38 @@
       <w:pPr>
         <w:pStyle w:val="FirstParagraph"/>
       </w:pPr>
-      <w:del w:id="120" w:author="PR Preview" w:date="2026-01-01T00:00:00Z">
-        <w:r>
-          <w:rPr>
-            <w:b/>
-            <w:bCs/>
-          </w:rPr>
-          <w:delText xml:space="preserve">Definition 8 (Mean squared error)</w:delText>
-        </w:r>
-      </w:del>
-      <w:del w:id="121" w:author="PR Preview" w:date="2026-01-01T00:00:00Z">
-        <w:r>
-          <w:delText xml:space="preserve"> </w:delText>
-        </w:r>
-      </w:del>
-      <w:del w:id="122" w:author="PR Preview" w:date="2026-01-01T00:00:00Z">
-        <w:r>
-          <w:delText xml:space="preserve">The</w:delText>
-        </w:r>
-      </w:del>
-      <w:del w:id="123" w:author="PR Preview" w:date="2026-01-01T00:00:00Z">
-        <w:r>
-          <w:delText xml:space="preserve"> </w:delText>
-        </w:r>
-      </w:del>
-      <w:del w:id="124" w:author="PR Preview" w:date="2026-01-01T00:00:00Z">
-        <w:r>
-          <w:rPr>
-            <w:b/>
-            <w:bCs/>
-          </w:rPr>
-          <w:delText xml:space="preserve">population mean squared error (pMSE)</w:delText>
-        </w:r>
-      </w:del>
-      <w:del w:id="125" w:author="PR Preview" w:date="2026-01-01T00:00:00Z">
-        <w:r>
-          <w:delText xml:space="preserve"> </w:delText>
-        </w:r>
-      </w:del>
-      <w:del w:id="126" w:author="PR Preview" w:date="2026-01-01T00:00:00Z">
-        <w:r>
-          <w:delText xml:space="preserve">of an estimator</w:delText>
-        </w:r>
-      </w:del>
-      <w:del w:id="127" w:author="PR Preview" w:date="2026-01-01T00:00:00Z">
-        <w:r>
-          <w:delText xml:space="preserve"> </w:delText>
-        </w:r>
-      </w:del>
+      <w:r>
+        <w:rPr>
+          <w:b/>
+          <w:bCs/>
+        </w:rPr>
+        <w:t xml:space="preserve">Definition 8 (Mean squared error)</w:t>
+      </w:r>
+      <w:r>
+        <w:t xml:space="preserve"> </w:t>
+      </w:r>
+      <w:r>
+        <w:t xml:space="preserve">The</w:t>
+      </w:r>
+      <w:r>
+        <w:t xml:space="preserve"> </w:t>
+      </w:r>
+      <w:r>
+        <w:rPr>
+          <w:b/>
+          <w:bCs/>
+        </w:rPr>
+        <w:t xml:space="preserve">population mean squared error (pMSE)</w:t>
+      </w:r>
+      <w:r>
+        <w:t xml:space="preserve"> </w:t>
+      </w:r>
+      <w:r>
+        <w:t xml:space="preserve">of an estimator</w:t>
+      </w:r>
+      <w:r>
+        <w:t xml:space="preserve"> </w:t>
+      </w:r>
       <m:oMath>
         <m:acc>
           <m:accPr>
@@ -7465,69 +6842,47 @@
           </m:e>
         </m:acc>
       </m:oMath>
-      <w:del w:id="128" w:author="PR Preview" w:date="2026-01-01T00:00:00Z">
-        <w:r>
-          <w:delText xml:space="preserve">,</w:delText>
-        </w:r>
-      </w:del>
-      <w:del w:id="129" w:author="PR Preview" w:date="2026-01-01T00:00:00Z">
-        <w:r>
-          <w:delText xml:space="preserve"> </w:delText>
-        </w:r>
-      </w:del>
-      <w:del w:id="130" w:author="PR Preview" w:date="2026-01-01T00:00:00Z">
-        <w:r>
-          <w:delText xml:space="preserve">also called its</w:delText>
-        </w:r>
-      </w:del>
-      <w:del w:id="131" w:author="PR Preview" w:date="2026-01-01T00:00:00Z">
-        <w:r>
-          <w:delText xml:space="preserve"> </w:delText>
-        </w:r>
-      </w:del>
-      <w:del w:id="132" w:author="PR Preview" w:date="2026-01-01T00:00:00Z">
-        <w:r>
-          <w:rPr>
-            <w:b/>
-            <w:bCs/>
-          </w:rPr>
-          <w:delText xml:space="preserve">mean squared error</w:delText>
-        </w:r>
-      </w:del>
-      <w:del w:id="133" w:author="PR Preview" w:date="2026-01-01T00:00:00Z">
-        <w:r>
-          <w:delText xml:space="preserve"> </w:delText>
-        </w:r>
-      </w:del>
-      <w:del w:id="134" w:author="PR Preview" w:date="2026-01-01T00:00:00Z">
-        <w:r>
-          <w:delText xml:space="preserve">or its</w:delText>
-        </w:r>
-      </w:del>
-      <w:del w:id="135" w:author="PR Preview" w:date="2026-01-01T00:00:00Z">
-        <w:r>
-          <w:delText xml:space="preserve"> </w:delText>
-        </w:r>
-      </w:del>
-      <w:del w:id="136" w:author="PR Preview" w:date="2026-01-01T00:00:00Z">
-        <w:r>
-          <w:rPr>
-            <w:b/>
-            <w:bCs/>
-          </w:rPr>
-          <w:delText xml:space="preserve">expected squared estimation error (ESEE)</w:delText>
-        </w:r>
-      </w:del>
-      <w:del w:id="137" w:author="PR Preview" w:date="2026-01-01T00:00:00Z">
-        <w:r>
-          <w:delText xml:space="preserve">, denoted</w:delText>
-        </w:r>
-      </w:del>
-      <w:del w:id="138" w:author="PR Preview" w:date="2026-01-01T00:00:00Z">
-        <w:r>
-          <w:delText xml:space="preserve"> </w:delText>
-        </w:r>
-      </w:del>
+      <w:r>
+        <w:t xml:space="preserve">,</w:t>
+      </w:r>
+      <w:r>
+        <w:t xml:space="preserve"> </w:t>
+      </w:r>
+      <w:r>
+        <w:t xml:space="preserve">also called its</w:t>
+      </w:r>
+      <w:r>
+        <w:t xml:space="preserve"> </w:t>
+      </w:r>
+      <w:r>
+        <w:rPr>
+          <w:b/>
+          <w:bCs/>
+        </w:rPr>
+        <w:t xml:space="preserve">mean squared error</w:t>
+      </w:r>
+      <w:r>
+        <w:t xml:space="preserve"> </w:t>
+      </w:r>
+      <w:r>
+        <w:t xml:space="preserve">or its</w:t>
+      </w:r>
+      <w:r>
+        <w:t xml:space="preserve"> </w:t>
+      </w:r>
+      <w:r>
+        <w:rPr>
+          <w:b/>
+          <w:bCs/>
+        </w:rPr>
+        <w:t xml:space="preserve">expected squared estimation error (ESEE)</w:t>
+      </w:r>
+      <w:r>
+        <w:t xml:space="preserve">, denoted</w:t>
+      </w:r>
+      <w:r>
+        <w:t xml:space="preserve"> </w:t>
+      </w:r>
       <m:oMath>
         <m:r>
           <m:rPr>
@@ -7562,21 +6917,15 @@
           <m:t>​</m:t>
         </m:r>
       </m:oMath>
-      <w:del w:id="139" w:author="PR Preview" w:date="2026-01-01T00:00:00Z">
-        <w:r>
-          <w:delText xml:space="preserve"> </w:delText>
-        </w:r>
-      </w:del>
-      <w:del w:id="140" w:author="PR Preview" w:date="2026-01-01T00:00:00Z">
-        <w:r>
-          <w:delText xml:space="preserve">or</w:delText>
-        </w:r>
-      </w:del>
-      <w:del w:id="141" w:author="PR Preview" w:date="2026-01-01T00:00:00Z">
-        <w:r>
-          <w:delText xml:space="preserve"> </w:delText>
-        </w:r>
-      </w:del>
+      <w:r>
+        <w:t xml:space="preserve"> </w:t>
+      </w:r>
+      <w:r>
+        <w:t xml:space="preserve">or</w:t>
+      </w:r>
+      <w:r>
+        <w:t xml:space="preserve"> </w:t>
+      </w:r>
       <m:oMath>
         <m:r>
           <m:rPr>
@@ -7611,297 +6960,29 @@
           <m:t>​</m:t>
         </m:r>
       </m:oMath>
-      <w:del w:id="142" w:author="PR Preview" w:date="2026-01-01T00:00:00Z">
-        <w:r>
-          <w:delText xml:space="preserve">, is the expectation of the square</w:delText>
-        </w:r>
-      </w:del>
-      <w:del w:id="143" w:author="PR Preview" w:date="2026-01-01T00:00:00Z">
-        <w:r>
-          <w:delText xml:space="preserve"> </w:delText>
-        </w:r>
-      </w:del>
-      <w:del w:id="144" w:author="PR Preview" w:date="2026-01-01T00:00:00Z">
-        <w:r>
-          <w:delText xml:space="preserve">of the</w:delText>
-        </w:r>
-      </w:del>
-      <w:del w:id="145" w:author="PR Preview" w:date="2026-01-01T00:00:00Z">
-        <w:r>
-          <w:delText xml:space="preserve"> </w:delText>
-        </w:r>
-      </w:del>
+      <w:r>
+        <w:t xml:space="preserve">, is the expectation of the square</w:t>
+      </w:r>
+      <w:r>
+        <w:t xml:space="preserve"> </w:t>
+      </w:r>
+      <w:r>
+        <w:t xml:space="preserve">of the</w:t>
+      </w:r>
+      <w:r>
+        <w:t xml:space="preserve"> </w:t>
+      </w:r>
       <w:hyperlink w:anchor="def-estimation-error">
-        <w:del w:id="146" w:author="PR Preview" w:date="2026-01-01T00:00:00Z">
-          <w:r>
-            <w:rPr>
-              <w:rStyle w:val="Hyperlink"/>
-            </w:rPr>
-            <w:delText xml:space="preserve">estimation error</w:delText>
-          </w:r>
-        </w:del>
-      </w:hyperlink>
-      <w:del w:id="147" w:author="PR Preview" w:date="2026-01-01T00:00:00Z">
-        <w:r>
-          <w:delText xml:space="preserve"> </w:delText>
-        </w:r>
-      </w:del>
-      <w:del w:id="148" w:author="PR Preview" w:date="2026-01-01T00:00:00Z">
-        <w:r>
-          <w:delText xml:space="preserve">[13]</w:delText>
-        </w:r>
-      </w:del>
-      <w:del w:id="149" w:author="PR Preview" w:date="2026-01-01T00:00:00Z">
-        <w:r>
-          <w:delText xml:space="preserve">:</w:delText>
-        </w:r>
-      </w:del>
-    </w:p>
-    <w:p>
-      <w:pPr>
-        <w:pStyle w:val="FirstParagraph"/>
-      </w:pPr>
-      <w:ins w:id="150" w:author="PR Preview" w:date="2026-01-01T00:00:00Z">
         <w:r>
           <w:rPr>
-            <w:b/>
-            <w:bCs/>
+            <w:rStyle w:val="Hyperlink"/>
           </w:rPr>
-          <w:t xml:space="preserve">Definition 8 (Mean squared error)</w:t>
+          <w:t xml:space="preserve">estimation error</w:t>
         </w:r>
-      </w:ins>
-      <w:ins w:id="151" w:author="PR Preview" w:date="2026-01-01T00:00:00Z">
-        <w:r>
-          <w:t xml:space="preserve"> </w:t>
-        </w:r>
-      </w:ins>
-      <w:ins w:id="152" w:author="PR Preview" w:date="2026-01-01T00:00:00Z">
-        <w:r>
-          <w:t xml:space="preserve">The</w:t>
-        </w:r>
-      </w:ins>
-      <w:ins w:id="153" w:author="PR Preview" w:date="2026-01-01T00:00:00Z">
-        <w:r>
-          <w:t xml:space="preserve"> </w:t>
-        </w:r>
-      </w:ins>
-      <w:ins w:id="154" w:author="PR Preview" w:date="2026-01-01T00:00:00Z">
-        <w:r>
-          <w:rPr>
-            <w:b/>
-            <w:bCs/>
-          </w:rPr>
-          <w:t xml:space="preserve">population mean squared error (pMSE)</w:t>
-        </w:r>
-      </w:ins>
-      <w:ins w:id="155" w:author="PR Preview" w:date="2026-01-01T00:00:00Z">
-        <w:r>
-          <w:t xml:space="preserve"> </w:t>
-        </w:r>
-      </w:ins>
-      <w:ins w:id="156" w:author="PR Preview" w:date="2026-01-01T00:00:00Z">
-        <w:r>
-          <w:t xml:space="preserve">of an estimator</w:t>
-        </w:r>
-      </w:ins>
-      <w:ins w:id="157" w:author="PR Preview" w:date="2026-01-01T00:00:00Z">
-        <w:r>
-          <w:t xml:space="preserve"> </w:t>
-        </w:r>
-      </w:ins>
-      <m:oMath>
-        <m:acc>
-          <m:accPr>
-            <m:chr m:val="̂"/>
-          </m:accPr>
-          <m:e>
-            <m:r>
-              <m:t>θ</m:t>
-            </m:r>
-          </m:e>
-        </m:acc>
-      </m:oMath>
-      <w:ins w:id="158" w:author="PR Preview" w:date="2026-01-01T00:00:00Z">
-        <w:r>
-          <w:t xml:space="preserve">,</w:t>
-        </w:r>
-      </w:ins>
-      <w:ins w:id="159" w:author="PR Preview" w:date="2026-01-01T00:00:00Z">
-        <w:r>
-          <w:t xml:space="preserve"> </w:t>
-        </w:r>
-      </w:ins>
-      <w:ins w:id="160" w:author="PR Preview" w:date="2026-01-01T00:00:00Z">
-        <w:r>
-          <w:t xml:space="preserve">also called its</w:t>
-        </w:r>
-      </w:ins>
-      <w:ins w:id="161" w:author="PR Preview" w:date="2026-01-01T00:00:00Z">
-        <w:r>
-          <w:t xml:space="preserve"> </w:t>
-        </w:r>
-      </w:ins>
-      <w:ins w:id="162" w:author="PR Preview" w:date="2026-01-01T00:00:00Z">
-        <w:r>
-          <w:rPr>
-            <w:b/>
-            <w:bCs/>
-          </w:rPr>
-          <w:t xml:space="preserve">mean squared error</w:t>
-        </w:r>
-      </w:ins>
-      <w:ins w:id="163" w:author="PR Preview" w:date="2026-01-01T00:00:00Z">
-        <w:r>
-          <w:t xml:space="preserve"> </w:t>
-        </w:r>
-      </w:ins>
-      <w:ins w:id="164" w:author="PR Preview" w:date="2026-01-01T00:00:00Z">
-        <w:r>
-          <w:t xml:space="preserve">or its</w:t>
-        </w:r>
-      </w:ins>
-      <w:ins w:id="165" w:author="PR Preview" w:date="2026-01-01T00:00:00Z">
-        <w:r>
-          <w:t xml:space="preserve"> </w:t>
-        </w:r>
-      </w:ins>
-      <w:ins w:id="166" w:author="PR Preview" w:date="2026-01-01T00:00:00Z">
-        <w:r>
-          <w:rPr>
-            <w:b/>
-            <w:bCs/>
-          </w:rPr>
-          <w:t xml:space="preserve">expected squared estimation error (ESEE)</w:t>
-        </w:r>
-      </w:ins>
-      <w:ins w:id="167" w:author="PR Preview" w:date="2026-01-01T00:00:00Z">
-        <w:r>
-          <w:t xml:space="preserve">, denoted</w:t>
-        </w:r>
-      </w:ins>
-      <w:ins w:id="168" w:author="PR Preview" w:date="2026-01-01T00:00:00Z">
-        <w:r>
-          <w:t xml:space="preserve"> </w:t>
-        </w:r>
-      </w:ins>
-      <m:oMath>
-        <m:r>
-          <m:rPr>
-            <m:sty m:val="p"/>
-          </m:rPr>
-          <m:t>pMSE</m:t>
-        </m:r>
-        <m:r>
-          <m:t>​</m:t>
-        </m:r>
-        <m:d>
-          <m:dPr>
-            <m:begChr m:val="("/>
-            <m:sepChr m:val=""/>
-            <m:endChr m:val=")"/>
-            <m:grow/>
-          </m:dPr>
-          <m:e>
-            <m:acc>
-              <m:accPr>
-                <m:chr m:val="̂"/>
-              </m:accPr>
-              <m:e>
-                <m:r>
-                  <m:t>θ</m:t>
-                </m:r>
-              </m:e>
-            </m:acc>
-          </m:e>
-        </m:d>
-        <m:r>
-          <m:t>​</m:t>
-        </m:r>
-      </m:oMath>
-      <w:ins w:id="169" w:author="PR Preview" w:date="2026-01-01T00:00:00Z">
-        <w:r>
-          <w:t xml:space="preserve"> </w:t>
-        </w:r>
-      </w:ins>
-      <w:ins w:id="170" w:author="PR Preview" w:date="2026-01-01T00:00:00Z">
-        <w:r>
-          <w:t xml:space="preserve">or</w:t>
-        </w:r>
-      </w:ins>
-      <w:ins w:id="171" w:author="PR Preview" w:date="2026-01-01T00:00:00Z">
-        <w:r>
-          <w:t xml:space="preserve"> </w:t>
-        </w:r>
-      </w:ins>
-      <m:oMath>
-        <m:r>
-          <m:rPr>
-            <m:sty m:val="p"/>
-          </m:rPr>
-          <m:t>ESEE</m:t>
-        </m:r>
-        <m:r>
-          <m:t>​</m:t>
-        </m:r>
-        <m:d>
-          <m:dPr>
-            <m:begChr m:val="("/>
-            <m:sepChr m:val=""/>
-            <m:endChr m:val=")"/>
-            <m:grow/>
-          </m:dPr>
-          <m:e>
-            <m:acc>
-              <m:accPr>
-                <m:chr m:val="̂"/>
-              </m:accPr>
-              <m:e>
-                <m:r>
-                  <m:t>θ</m:t>
-                </m:r>
-              </m:e>
-            </m:acc>
-          </m:e>
-        </m:d>
-        <m:r>
-          <m:t>​</m:t>
-        </m:r>
-      </m:oMath>
-      <w:ins w:id="172" w:author="PR Preview" w:date="2026-01-01T00:00:00Z">
-        <w:r>
-          <w:t xml:space="preserve">, is the expectation of the square</w:t>
-        </w:r>
-      </w:ins>
-      <w:ins w:id="173" w:author="PR Preview" w:date="2026-01-01T00:00:00Z">
-        <w:r>
-          <w:t xml:space="preserve"> </w:t>
-        </w:r>
-      </w:ins>
-      <w:ins w:id="174" w:author="PR Preview" w:date="2026-01-01T00:00:00Z">
-        <w:r>
-          <w:t xml:space="preserve">of the</w:t>
-        </w:r>
-      </w:ins>
-      <w:ins w:id="175" w:author="PR Preview" w:date="2026-01-01T00:00:00Z">
-        <w:r>
-          <w:t xml:space="preserve"> </w:t>
-        </w:r>
-      </w:ins>
-      <w:hyperlink w:anchor="def-estimation-error">
-        <w:ins w:id="176" w:author="PR Preview" w:date="2026-01-01T00:00:00Z">
-          <w:r>
-            <w:rPr>
-              <w:rStyle w:val="Hyperlink"/>
-            </w:rPr>
-            <w:t xml:space="preserve">estimation error</w:t>
-          </w:r>
-        </w:ins>
       </w:hyperlink>
-      <w:ins w:id="177" w:author="PR Preview" w:date="2026-01-01T00:00:00Z">
-        <w:r>
-          <w:t xml:space="preserve">:</w:t>
-        </w:r>
-      </w:ins>
+      <w:r>
+        <w:t xml:space="preserve">:</w:t>
+      </w:r>
     </w:p>
     <w:p>
       <w:pPr>
@@ -9329,18 +8410,18 @@
       <w:pPr>
         <w:pStyle w:val="FirstParagraph"/>
       </w:pPr>
-      <w:del w:id="178" w:author="PR Preview" w:date="2026-01-01T00:00:00Z">
+      <w:del w:id="3" w:author="PR Preview" w:date="2026-01-01T00:00:00Z">
         <w:r>
           <w:delText xml:space="preserve">Add it to the squared bias from</w:delText>
         </w:r>
       </w:del>
-      <w:del w:id="179" w:author="PR Preview" w:date="2026-01-01T00:00:00Z">
+      <w:del w:id="4" w:author="PR Preview" w:date="2026-01-01T00:00:00Z">
         <w:r>
           <w:delText xml:space="preserve"> </w:delText>
         </w:r>
       </w:del>
       <w:hyperlink w:anchor="exr-sq-bias-expand">
-        <w:del w:id="180" w:author="PR Preview" w:date="2026-01-01T00:00:00Z">
+        <w:del w:id="5" w:author="PR Preview" w:date="2026-01-01T00:00:00Z">
           <w:r>
             <w:rPr>
               <w:rStyle w:val="Hyperlink"/>
@@ -9349,12 +8430,12 @@
           </w:r>
         </w:del>
       </w:hyperlink>
-      <w:del w:id="181" w:author="PR Preview" w:date="2026-01-01T00:00:00Z">
+      <w:del w:id="6" w:author="PR Preview" w:date="2026-01-01T00:00:00Z">
         <w:r>
           <w:delText xml:space="preserve"> </w:delText>
         </w:r>
       </w:del>
-      <w:del w:id="182" w:author="PR Preview" w:date="2026-01-01T00:00:00Z">
+      <w:del w:id="7" w:author="PR Preview" w:date="2026-01-01T00:00:00Z">
         <w:r>
           <w:delText xml:space="preserve">and simplify:</w:delText>
         </w:r>
@@ -9364,18 +8445,18 @@
       <w:pPr>
         <w:pStyle w:val="FirstParagraph"/>
       </w:pPr>
-      <w:ins w:id="183" w:author="PR Preview" w:date="2026-01-01T00:00:00Z">
+      <w:ins w:id="8" w:author="PR Preview" w:date="2026-01-01T00:00:00Z">
         <w:r>
           <w:t xml:space="preserve">Let the</w:t>
         </w:r>
       </w:ins>
-      <w:ins w:id="184" w:author="PR Preview" w:date="2026-01-01T00:00:00Z">
+      <w:ins w:id="9" w:author="PR Preview" w:date="2026-01-01T00:00:00Z">
         <w:r>
           <w:t xml:space="preserve"> </w:t>
         </w:r>
       </w:ins>
       <w:hyperlink r:id="rId59">
-        <w:ins w:id="185" w:author="PR Preview" w:date="2026-01-01T00:00:00Z">
+        <w:ins w:id="10" w:author="PR Preview" w:date="2026-01-01T00:00:00Z">
           <w:r>
             <w:rPr>
               <w:rStyle w:val="Hyperlink"/>
@@ -9384,23 +8465,23 @@
           </w:r>
         </w:ins>
       </w:hyperlink>
-      <w:ins w:id="186" w:author="PR Preview" w:date="2026-01-01T00:00:00Z">
+      <w:ins w:id="11" w:author="PR Preview" w:date="2026-01-01T00:00:00Z">
         <w:r>
           <w:t xml:space="preserve"> </w:t>
         </w:r>
       </w:ins>
-      <w:ins w:id="187" w:author="PR Preview" w:date="2026-01-01T00:00:00Z">
+      <w:ins w:id="12" w:author="PR Preview" w:date="2026-01-01T00:00:00Z">
         <w:r>
           <w:t xml:space="preserve">of the</w:t>
         </w:r>
       </w:ins>
-      <w:ins w:id="188" w:author="PR Preview" w:date="2026-01-01T00:00:00Z">
+      <w:ins w:id="13" w:author="PR Preview" w:date="2026-01-01T00:00:00Z">
         <w:r>
           <w:t xml:space="preserve"> </w:t>
         </w:r>
       </w:ins>
       <w:hyperlink w:anchor="def-estimator">
-        <w:ins w:id="189" w:author="PR Preview" w:date="2026-01-01T00:00:00Z">
+        <w:ins w:id="14" w:author="PR Preview" w:date="2026-01-01T00:00:00Z">
           <w:r>
             <w:rPr>
               <w:rStyle w:val="Hyperlink"/>
@@ -9409,7 +8490,7 @@
           </w:r>
         </w:ins>
       </w:hyperlink>
-      <w:ins w:id="190" w:author="PR Preview" w:date="2026-01-01T00:00:00Z">
+      <w:ins w:id="15" w:author="PR Preview" w:date="2026-01-01T00:00:00Z">
         <w:r>
           <w:t xml:space="preserve"> </w:t>
         </w:r>
@@ -9426,17 +8507,17 @@
           </m:e>
         </m:acc>
       </m:oMath>
-      <w:ins w:id="191" w:author="PR Preview" w:date="2026-01-01T00:00:00Z">
+      <w:ins w:id="16" w:author="PR Preview" w:date="2026-01-01T00:00:00Z">
         <w:r>
           <w:t xml:space="preserve"> </w:t>
         </w:r>
       </w:ins>
-      <w:ins w:id="192" w:author="PR Preview" w:date="2026-01-01T00:00:00Z">
+      <w:ins w:id="17" w:author="PR Preview" w:date="2026-01-01T00:00:00Z">
         <w:r>
           <w:t xml:space="preserve">be</w:t>
         </w:r>
       </w:ins>
-      <w:ins w:id="193" w:author="PR Preview" w:date="2026-01-01T00:00:00Z">
+      <w:ins w:id="18" w:author="PR Preview" w:date="2026-01-01T00:00:00Z">
         <w:r>
           <w:t xml:space="preserve"> </w:t>
         </w:r>
@@ -9500,22 +8581,22 @@
           <m:t>​</m:t>
         </m:r>
       </m:oMath>
-      <w:ins w:id="194" w:author="PR Preview" w:date="2026-01-01T00:00:00Z">
+      <w:ins w:id="19" w:author="PR Preview" w:date="2026-01-01T00:00:00Z">
         <w:r>
           <w:t xml:space="preserve">.</w:t>
         </w:r>
       </w:ins>
-      <w:ins w:id="195" w:author="PR Preview" w:date="2026-01-01T00:00:00Z">
+      <w:ins w:id="20" w:author="PR Preview" w:date="2026-01-01T00:00:00Z">
         <w:r>
           <w:t xml:space="preserve"> </w:t>
         </w:r>
       </w:ins>
-      <w:ins w:id="196" w:author="PR Preview" w:date="2026-01-01T00:00:00Z">
+      <w:ins w:id="21" w:author="PR Preview" w:date="2026-01-01T00:00:00Z">
         <w:r>
           <w:t xml:space="preserve">Then the variance of</w:t>
         </w:r>
       </w:ins>
-      <w:ins w:id="197" w:author="PR Preview" w:date="2026-01-01T00:00:00Z">
+      <w:ins w:id="22" w:author="PR Preview" w:date="2026-01-01T00:00:00Z">
         <w:r>
           <w:t xml:space="preserve"> </w:t>
         </w:r>
@@ -9532,17 +8613,17 @@
           </m:e>
         </m:acc>
       </m:oMath>
-      <w:ins w:id="198" w:author="PR Preview" w:date="2026-01-01T00:00:00Z">
+      <w:ins w:id="23" w:author="PR Preview" w:date="2026-01-01T00:00:00Z">
         <w:r>
           <w:t xml:space="preserve"> </w:t>
         </w:r>
       </w:ins>
-      <w:ins w:id="199" w:author="PR Preview" w:date="2026-01-01T00:00:00Z">
+      <w:ins w:id="24" w:author="PR Preview" w:date="2026-01-01T00:00:00Z">
         <w:r>
           <w:t xml:space="preserve">is</w:t>
         </w:r>
       </w:ins>
-      <w:ins w:id="200" w:author="PR Preview" w:date="2026-01-01T00:00:00Z">
+      <w:ins w:id="25" w:author="PR Preview" w:date="2026-01-01T00:00:00Z">
         <w:r>
           <w:t xml:space="preserve"> </w:t>
         </w:r>
@@ -9640,28 +8721,28 @@
           </m:sup>
         </m:sSup>
       </m:oMath>
-      <w:ins w:id="201" w:author="PR Preview" w:date="2026-01-01T00:00:00Z">
+      <w:ins w:id="26" w:author="PR Preview" w:date="2026-01-01T00:00:00Z">
         <w:r>
           <w:t xml:space="preserve">,</w:t>
         </w:r>
       </w:ins>
-      <w:ins w:id="202" w:author="PR Preview" w:date="2026-01-01T00:00:00Z">
+      <w:ins w:id="27" w:author="PR Preview" w:date="2026-01-01T00:00:00Z">
         <w:r>
           <w:t xml:space="preserve"> </w:t>
         </w:r>
       </w:ins>
-      <w:ins w:id="203" w:author="PR Preview" w:date="2026-01-01T00:00:00Z">
+      <w:ins w:id="28" w:author="PR Preview" w:date="2026-01-01T00:00:00Z">
         <w:r>
           <w:t xml:space="preserve">and the squared</w:t>
         </w:r>
       </w:ins>
-      <w:ins w:id="204" w:author="PR Preview" w:date="2026-01-01T00:00:00Z">
+      <w:ins w:id="29" w:author="PR Preview" w:date="2026-01-01T00:00:00Z">
         <w:r>
           <w:t xml:space="preserve"> </w:t>
         </w:r>
       </w:ins>
       <w:hyperlink w:anchor="def-bias">
-        <w:ins w:id="205" w:author="PR Preview" w:date="2026-01-01T00:00:00Z">
+        <w:ins w:id="30" w:author="PR Preview" w:date="2026-01-01T00:00:00Z">
           <w:r>
             <w:rPr>
               <w:rStyle w:val="Hyperlink"/>
@@ -9670,17 +8751,17 @@
           </w:r>
         </w:ins>
       </w:hyperlink>
-      <w:ins w:id="206" w:author="PR Preview" w:date="2026-01-01T00:00:00Z">
+      <w:ins w:id="31" w:author="PR Preview" w:date="2026-01-01T00:00:00Z">
         <w:r>
           <w:t xml:space="preserve"> </w:t>
         </w:r>
       </w:ins>
-      <w:ins w:id="207" w:author="PR Preview" w:date="2026-01-01T00:00:00Z">
+      <w:ins w:id="32" w:author="PR Preview" w:date="2026-01-01T00:00:00Z">
         <w:r>
           <w:t xml:space="preserve">of</w:t>
         </w:r>
       </w:ins>
-      <w:ins w:id="208" w:author="PR Preview" w:date="2026-01-01T00:00:00Z">
+      <w:ins w:id="33" w:author="PR Preview" w:date="2026-01-01T00:00:00Z">
         <w:r>
           <w:t xml:space="preserve"> </w:t>
         </w:r>
@@ -9697,23 +8778,23 @@
           </m:e>
         </m:acc>
       </m:oMath>
-      <w:ins w:id="209" w:author="PR Preview" w:date="2026-01-01T00:00:00Z">
+      <w:ins w:id="34" w:author="PR Preview" w:date="2026-01-01T00:00:00Z">
         <w:r>
           <w:t xml:space="preserve"> </w:t>
         </w:r>
       </w:ins>
-      <w:ins w:id="210" w:author="PR Preview" w:date="2026-01-01T00:00:00Z">
+      <w:ins w:id="35" w:author="PR Preview" w:date="2026-01-01T00:00:00Z">
         <w:r>
           <w:t xml:space="preserve">for the</w:t>
         </w:r>
       </w:ins>
-      <w:ins w:id="211" w:author="PR Preview" w:date="2026-01-01T00:00:00Z">
+      <w:ins w:id="36" w:author="PR Preview" w:date="2026-01-01T00:00:00Z">
         <w:r>
           <w:t xml:space="preserve"> </w:t>
         </w:r>
       </w:ins>
       <w:hyperlink w:anchor="def-estimand">
-        <w:ins w:id="212" w:author="PR Preview" w:date="2026-01-01T00:00:00Z">
+        <w:ins w:id="37" w:author="PR Preview" w:date="2026-01-01T00:00:00Z">
           <w:r>
             <w:rPr>
               <w:rStyle w:val="Hyperlink"/>
@@ -9722,7 +8803,7 @@
           </w:r>
         </w:ins>
       </w:hyperlink>
-      <w:ins w:id="213" w:author="PR Preview" w:date="2026-01-01T00:00:00Z">
+      <w:ins w:id="38" w:author="PR Preview" w:date="2026-01-01T00:00:00Z">
         <w:r>
           <w:t xml:space="preserve"> </w:t>
         </w:r>
@@ -9732,23 +8813,23 @@
           <m:t>θ</m:t>
         </m:r>
       </m:oMath>
-      <w:ins w:id="214" w:author="PR Preview" w:date="2026-01-01T00:00:00Z">
+      <w:ins w:id="39" w:author="PR Preview" w:date="2026-01-01T00:00:00Z">
         <w:r>
           <w:t xml:space="preserve"> </w:t>
         </w:r>
       </w:ins>
-      <w:ins w:id="215" w:author="PR Preview" w:date="2026-01-01T00:00:00Z">
+      <w:ins w:id="40" w:author="PR Preview" w:date="2026-01-01T00:00:00Z">
         <w:r>
           <w:t xml:space="preserve">from</w:t>
         </w:r>
       </w:ins>
-      <w:ins w:id="216" w:author="PR Preview" w:date="2026-01-01T00:00:00Z">
+      <w:ins w:id="41" w:author="PR Preview" w:date="2026-01-01T00:00:00Z">
         <w:r>
           <w:t xml:space="preserve"> </w:t>
         </w:r>
       </w:ins>
       <w:hyperlink w:anchor="exr-sq-bias-expand">
-        <w:ins w:id="217" w:author="PR Preview" w:date="2026-01-01T00:00:00Z">
+        <w:ins w:id="42" w:author="PR Preview" w:date="2026-01-01T00:00:00Z">
           <w:r>
             <w:rPr>
               <w:rStyle w:val="Hyperlink"/>
@@ -9757,17 +8838,17 @@
           </w:r>
         </w:ins>
       </w:hyperlink>
-      <w:ins w:id="218" w:author="PR Preview" w:date="2026-01-01T00:00:00Z">
+      <w:ins w:id="43" w:author="PR Preview" w:date="2026-01-01T00:00:00Z">
         <w:r>
           <w:t xml:space="preserve"> </w:t>
         </w:r>
       </w:ins>
-      <w:ins w:id="219" w:author="PR Preview" w:date="2026-01-01T00:00:00Z">
+      <w:ins w:id="44" w:author="PR Preview" w:date="2026-01-01T00:00:00Z">
         <w:r>
           <w:t xml:space="preserve">is</w:t>
         </w:r>
       </w:ins>
-      <w:ins w:id="220" w:author="PR Preview" w:date="2026-01-01T00:00:00Z">
+      <w:ins w:id="45" w:author="PR Preview" w:date="2026-01-01T00:00:00Z">
         <w:r>
           <w:t xml:space="preserve"> </w:t>
         </w:r>
@@ -9867,17 +8948,17 @@
           </m:sup>
         </m:sSup>
       </m:oMath>
-      <w:ins w:id="221" w:author="PR Preview" w:date="2026-01-01T00:00:00Z">
+      <w:ins w:id="46" w:author="PR Preview" w:date="2026-01-01T00:00:00Z">
         <w:r>
           <w:t xml:space="preserve">.</w:t>
         </w:r>
       </w:ins>
-      <w:ins w:id="222" w:author="PR Preview" w:date="2026-01-01T00:00:00Z">
+      <w:ins w:id="47" w:author="PR Preview" w:date="2026-01-01T00:00:00Z">
         <w:r>
           <w:t xml:space="preserve"> </w:t>
         </w:r>
       </w:ins>
-      <w:ins w:id="223" w:author="PR Preview" w:date="2026-01-01T00:00:00Z">
+      <w:ins w:id="48" w:author="PR Preview" w:date="2026-01-01T00:00:00Z">
         <w:r>
           <w:t xml:space="preserve">Add them and simplify:</w:t>
         </w:r>

--- a/pr-preview/pr-341/estimation-handout-tracked-changes.docx
+++ b/pr-preview/pr-341/estimation-handout-tracked-changes.docx
@@ -16,7 +16,7 @@
       </w:pPr>
       <w:del w:id="1" w:author="PR Preview" w:date="2026-01-01T00:00:00Z">
         <w:r>
-          <w:delText xml:space="preserve">Last modified: 2026-10-19 01:42:24 (PDT)</w:delText>
+          <w:delText xml:space="preserve">Last modified: 2026-10-19 03:33:48 (PDT)</w:delText>
         </w:r>
       </w:del>
     </w:p>
@@ -26,7 +26,7 @@
       </w:pPr>
       <w:ins w:id="2" w:author="PR Preview" w:date="2026-01-01T00:00:00Z">
         <w:r>
-          <w:t xml:space="preserve">Last modified: 2026-10-19 01:55:24 (PDT)</w:t>
+          <w:t xml:space="preserve">Last modified: 2026-10-19 03:40:46 (PDT)</w:t>
         </w:r>
       </w:ins>
     </w:p>
@@ -4800,7 +4800,7 @@
         <w:t xml:space="preserve"> </w:t>
       </w:r>
       <w:r>
-        <w:t xml:space="preserve">Write the</w:t>
+        <w:t xml:space="preserve">Derive an expression for the</w:t>
       </w:r>
       <w:r>
         <w:t xml:space="preserve"> </w:t>
@@ -4854,8 +4854,19 @@
         <w:t xml:space="preserve"> </w:t>
       </w:r>
       <w:r>
-        <w:t xml:space="preserve">of an estimator</w:t>
-      </w:r>
+        <w:t xml:space="preserve">of an</w:t>
+      </w:r>
+      <w:r>
+        <w:t xml:space="preserve"> </w:t>
+      </w:r>
+      <w:hyperlink w:anchor="def-estimator">
+        <w:r>
+          <w:rPr>
+            <w:rStyle w:val="Hyperlink"/>
+          </w:rPr>
+          <w:t xml:space="preserve">estimator</w:t>
+        </w:r>
+      </w:hyperlink>
       <w:r>
         <w:t xml:space="preserve"> </w:t>
       </w:r>
@@ -6064,36 +6075,36 @@
                     </m:rPr>
                     <m:t>E</m:t>
                   </m:r>
+                  <m:r>
+                    <m:t>​</m:t>
+                  </m:r>
+                  <m:d>
+                    <m:dPr>
+                      <m:begChr m:val="["/>
+                      <m:sepChr m:val=""/>
+                      <m:endChr m:val="]"/>
+                      <m:grow/>
+                    </m:dPr>
+                    <m:e>
+                      <m:sSub>
+                        <m:e>
+                          <m:r>
+                            <m:t>X</m:t>
+                          </m:r>
+                        </m:e>
+                        <m:sub>
+                          <m:r>
+                            <m:t>i</m:t>
+                          </m:r>
+                        </m:sub>
+                      </m:sSub>
+                    </m:e>
+                  </m:d>
+                  <m:r>
+                    <m:t>​</m:t>
+                  </m:r>
                 </m:e>
               </m:nary>
-              <m:r>
-                <m:t>​</m:t>
-              </m:r>
-              <m:d>
-                <m:dPr>
-                  <m:begChr m:val="["/>
-                  <m:sepChr m:val=""/>
-                  <m:endChr m:val="]"/>
-                  <m:grow/>
-                </m:dPr>
-                <m:e>
-                  <m:sSub>
-                    <m:e>
-                      <m:r>
-                        <m:t>X</m:t>
-                      </m:r>
-                    </m:e>
-                    <m:sub>
-                      <m:r>
-                        <m:t>i</m:t>
-                      </m:r>
-                    </m:sub>
-                  </m:sSub>
-                </m:e>
-              </m:d>
-              <m:r>
-                <m:t>​</m:t>
-              </m:r>
               <m:r>
                 <m:rPr>
                   <m:sty m:val="p"/>
@@ -10556,7 +10567,7 @@
         <w:t xml:space="preserve"> </w:t>
       </w:r>
       <w:r>
-        <w:t xml:space="preserve">Write the</w:t>
+        <w:t xml:space="preserve">Derive an expression for the</w:t>
       </w:r>
       <w:r>
         <w:t xml:space="preserve"> </w:t>
@@ -13412,36 +13423,36 @@
                     </m:rPr>
                     <m:t>Var</m:t>
                   </m:r>
+                  <m:r>
+                    <m:t>​</m:t>
+                  </m:r>
+                  <m:d>
+                    <m:dPr>
+                      <m:begChr m:val="("/>
+                      <m:sepChr m:val=""/>
+                      <m:endChr m:val=")"/>
+                      <m:grow/>
+                    </m:dPr>
+                    <m:e>
+                      <m:sSub>
+                        <m:e>
+                          <m:r>
+                            <m:t>X</m:t>
+                          </m:r>
+                        </m:e>
+                        <m:sub>
+                          <m:r>
+                            <m:t>i</m:t>
+                          </m:r>
+                        </m:sub>
+                      </m:sSub>
+                    </m:e>
+                  </m:d>
+                  <m:r>
+                    <m:t>​</m:t>
+                  </m:r>
                 </m:e>
               </m:nary>
-              <m:r>
-                <m:t>​</m:t>
-              </m:r>
-              <m:d>
-                <m:dPr>
-                  <m:begChr m:val="("/>
-                  <m:sepChr m:val=""/>
-                  <m:endChr m:val=")"/>
-                  <m:grow/>
-                </m:dPr>
-                <m:e>
-                  <m:sSub>
-                    <m:e>
-                      <m:r>
-                        <m:t>X</m:t>
-                      </m:r>
-                    </m:e>
-                    <m:sub>
-                      <m:r>
-                        <m:t>i</m:t>
-                      </m:r>
-                    </m:sub>
-                  </m:sSub>
-                </m:e>
-              </m:d>
-              <m:r>
-                <m:t>​</m:t>
-              </m:r>
               <m:r>
                 <m:t>&amp;</m:t>
               </m:r>
@@ -13842,36 +13853,36 @@
               </m:rPr>
               <m:t>Var</m:t>
             </m:r>
+            <m:r>
+              <m:t>​</m:t>
+            </m:r>
+            <m:d>
+              <m:dPr>
+                <m:begChr m:val="("/>
+                <m:sepChr m:val=""/>
+                <m:endChr m:val=")"/>
+                <m:grow/>
+              </m:dPr>
+              <m:e>
+                <m:sSub>
+                  <m:e>
+                    <m:r>
+                      <m:t>X</m:t>
+                    </m:r>
+                  </m:e>
+                  <m:sub>
+                    <m:r>
+                      <m:t>i</m:t>
+                    </m:r>
+                  </m:sub>
+                </m:sSub>
+              </m:e>
+            </m:d>
+            <m:r>
+              <m:t>​</m:t>
+            </m:r>
           </m:e>
         </m:nary>
-        <m:r>
-          <m:t>​</m:t>
-        </m:r>
-        <m:d>
-          <m:dPr>
-            <m:begChr m:val="("/>
-            <m:sepChr m:val=""/>
-            <m:endChr m:val=")"/>
-            <m:grow/>
-          </m:dPr>
-          <m:e>
-            <m:sSub>
-              <m:e>
-                <m:r>
-                  <m:t>X</m:t>
-                </m:r>
-              </m:e>
-              <m:sub>
-                <m:r>
-                  <m:t>i</m:t>
-                </m:r>
-              </m:sub>
-            </m:sSub>
-          </m:e>
-        </m:d>
-        <m:r>
-          <m:t>​</m:t>
-        </m:r>
       </m:oMath>
       <w:r>
         <w:t xml:space="preserve"> </w:t>
@@ -17728,41 +17739,41 @@
                     </m:rPr>
                     <m:t>E</m:t>
                   </m:r>
+                  <m:r>
+                    <m:t>​</m:t>
+                  </m:r>
+                  <m:d>
+                    <m:dPr>
+                      <m:begChr m:val="["/>
+                      <m:sepChr m:val=""/>
+                      <m:endChr m:val="]"/>
+                      <m:grow/>
+                    </m:dPr>
+                    <m:e>
+                      <m:sSubSup>
+                        <m:e>
+                          <m:r>
+                            <m:t>X</m:t>
+                          </m:r>
+                        </m:e>
+                        <m:sub>
+                          <m:r>
+                            <m:t>i</m:t>
+                          </m:r>
+                        </m:sub>
+                        <m:sup>
+                          <m:r>
+                            <m:t>2</m:t>
+                          </m:r>
+                        </m:sup>
+                      </m:sSubSup>
+                    </m:e>
+                  </m:d>
+                  <m:r>
+                    <m:t>​</m:t>
+                  </m:r>
                 </m:e>
               </m:nary>
-              <m:r>
-                <m:t>​</m:t>
-              </m:r>
-              <m:d>
-                <m:dPr>
-                  <m:begChr m:val="["/>
-                  <m:sepChr m:val=""/>
-                  <m:endChr m:val="]"/>
-                  <m:grow/>
-                </m:dPr>
-                <m:e>
-                  <m:sSubSup>
-                    <m:e>
-                      <m:r>
-                        <m:t>X</m:t>
-                      </m:r>
-                    </m:e>
-                    <m:sub>
-                      <m:r>
-                        <m:t>i</m:t>
-                      </m:r>
-                    </m:sub>
-                    <m:sup>
-                      <m:r>
-                        <m:t>2</m:t>
-                      </m:r>
-                    </m:sup>
-                  </m:sSubSup>
-                </m:e>
-              </m:d>
-              <m:r>
-                <m:t>​</m:t>
-              </m:r>
               <m:r>
                 <m:rPr>
                   <m:sty m:val="p"/>
@@ -17870,41 +17881,41 @@
                     </m:rPr>
                     <m:t>E</m:t>
                   </m:r>
+                  <m:r>
+                    <m:t>​</m:t>
+                  </m:r>
+                  <m:d>
+                    <m:dPr>
+                      <m:begChr m:val="["/>
+                      <m:sepChr m:val=""/>
+                      <m:endChr m:val="]"/>
+                      <m:grow/>
+                    </m:dPr>
+                    <m:e>
+                      <m:sSubSup>
+                        <m:e>
+                          <m:r>
+                            <m:t>X</m:t>
+                          </m:r>
+                        </m:e>
+                        <m:sub>
+                          <m:r>
+                            <m:t>i</m:t>
+                          </m:r>
+                        </m:sub>
+                        <m:sup>
+                          <m:r>
+                            <m:t>2</m:t>
+                          </m:r>
+                        </m:sup>
+                      </m:sSubSup>
+                    </m:e>
+                  </m:d>
+                  <m:r>
+                    <m:t>​</m:t>
+                  </m:r>
                 </m:e>
               </m:nary>
-              <m:r>
-                <m:t>​</m:t>
-              </m:r>
-              <m:d>
-                <m:dPr>
-                  <m:begChr m:val="["/>
-                  <m:sepChr m:val=""/>
-                  <m:endChr m:val="]"/>
-                  <m:grow/>
-                </m:dPr>
-                <m:e>
-                  <m:sSubSup>
-                    <m:e>
-                      <m:r>
-                        <m:t>X</m:t>
-                      </m:r>
-                    </m:e>
-                    <m:sub>
-                      <m:r>
-                        <m:t>i</m:t>
-                      </m:r>
-                    </m:sub>
-                    <m:sup>
-                      <m:r>
-                        <m:t>2</m:t>
-                      </m:r>
-                    </m:sup>
-                  </m:sSubSup>
-                </m:e>
-              </m:d>
-              <m:r>
-                <m:t>​</m:t>
-              </m:r>
               <m:r>
                 <m:rPr>
                   <m:sty m:val="p"/>
